--- a/library/_deliverables/ios-iphone-shared-device-mode/IOSSDM-Solution.docx
+++ b/library/_deliverables/ios-iphone-shared-device-mode/IOSSDM-Solution.docx
@@ -15,32 +15,6 @@
       <w:r>
         <w:rPr>
           <w:b/>
-          <w:color w:val="1F3A5F"/>
-          <w:sz w:val="52"/>
-        </w:rPr>
-        <w:t>PHOENIXTEKK</w:t>
-      </w:r>
-    </w:p>
-    <w:p>
-      <w:pPr>
-        <w:jc w:val="center"/>
-      </w:pPr>
-      <w:r>
-        <w:rPr>
-          <w:color w:val="2E86C1"/>
-          <w:sz w:val="24"/>
-        </w:rPr>
-        <w:t>Workplace Marketplace · Intune Solutions</w:t>
-      </w:r>
-    </w:p>
-    <w:p/>
-    <w:p>
-      <w:pPr>
-        <w:jc w:val="center"/>
-      </w:pPr>
-      <w:r>
-        <w:rPr>
-          <w:b/>
           <w:sz w:val="40"/>
         </w:rPr>
         <w:t>iOS iPhone Shared Device Mode (Lockdown) with WebEx Calling in Microsoft Intune</w:t>
@@ -75,8 +49,6 @@
           <w:sz w:val="20"/>
         </w:rPr>
         <w:t>Version 1.0.0    ·    2026-06-23</w:t>
-        <w:br/>
-        <w:t>Phoenixtekk · workplace.phoenixtekk.com</w:t>
       </w:r>
     </w:p>
     <w:p>
@@ -289,7 +261,7 @@
     </w:p>
     <w:p>
       <w:r>
-        <w:t xml:space="preserve">Built the standard Phoenixtekk way — </w:t>
+        <w:t xml:space="preserve">Built the standard repeatable way — </w:t>
       </w:r>
       <w:r>
         <w:rPr>
@@ -826,7 +798,7 @@
     </w:p>
     <w:p>
       <w:r>
-        <w:t xml:space="preserve">Every step follows the Phoenixtekk pattern: </w:t>
+        <w:t xml:space="preserve">Every step follows the repeatable pattern: </w:t>
       </w:r>
       <w:r>
         <w:rPr>
@@ -1853,7 +1825,7 @@
         <w:t>every</w:t>
       </w:r>
       <w:r>
-        <w:t xml:space="preserve"> Phoenixtekk solution in the </w:t>
+        <w:t xml:space="preserve"> solution in the </w:t>
       </w:r>
       <w:r>
         <w:rPr>
@@ -2159,7 +2131,7 @@
         <w:t>Why:</w:t>
       </w:r>
       <w:r>
-        <w:t xml:space="preserve"> Every Phoenixtekk solution is piloted to a small group before fleet rollout. </w:t>
+        <w:t xml:space="preserve"> Every solution is piloted to a small group before fleet rollout. </w:t>
       </w:r>
       <w:r>
         <w:rPr>
@@ -2338,7 +2310,7 @@
         <w:rPr>
           <w:b/>
         </w:rPr>
-        <w:t>The Phoenixtekk deployment model (all solutions):</w:t>
+        <w:t>The standard deployment model (all solutions):</w:t>
       </w:r>
       <w:r>
         <w:t xml:space="preserve"> </w:t>
@@ -2565,122 +2537,13 @@
       </w:r>
       <w:r>
         <w:rPr>
-          <w:b/>
-        </w:rPr>
-        <w:t>`Shared Webex – iOS Phones`</w:t>
-      </w:r>
-      <w:r>
-        <w:t>). Set a strong password and store it in your password manager.</w:t>
-      </w:r>
-    </w:p>
-    <w:p>
-      <w:pPr>
-        <w:pStyle w:val="ListNumber"/>
-      </w:pPr>
-      <w:r>
-        <w:t>Assign the licenses your Cisco Webex sign-in requires (and any Microsoft 365 license your tenant</w:t>
-      </w:r>
-    </w:p>
-    <w:p>
-      <w:r>
-        <w:t xml:space="preserve">   needs for the sign-in). *(This is the account staff use to sign into Webex on the shared phones.)*</w:t>
-      </w:r>
-    </w:p>
-    <w:p>
-      <w:pPr>
-        <w:pStyle w:val="Heading3"/>
-      </w:pPr>
-      <w:r>
-        <w:t>Step 2. Create the Device Enrollment Manager (DEM) account</w:t>
-      </w:r>
-    </w:p>
-    <w:p>
-      <w:pPr>
-        <w:pStyle w:val="ListNumber"/>
-      </w:pPr>
-      <w:r>
-        <w:t xml:space="preserve">Entra → </w:t>
-      </w:r>
-      <w:r>
-        <w:rPr>
-          <w:b/>
-        </w:rPr>
-        <w:t>Users → New user</w:t>
-      </w:r>
-      <w:r>
-        <w:t xml:space="preserve">; </w:t>
-      </w:r>
-      <w:r>
-        <w:rPr>
-          <w:b/>
-        </w:rPr>
-        <w:t>name it `dem-ios-shared`</w:t>
-      </w:r>
-      <w:r>
-        <w:t xml:space="preserve"> (display name **`DEM – iOS Shared</w:t>
-      </w:r>
-    </w:p>
-    <w:p>
-      <w:r>
-        <w:t xml:space="preserve">   Devices`**). Set a strong password.</w:t>
-      </w:r>
-    </w:p>
-    <w:p>
-      <w:pPr>
-        <w:pStyle w:val="ListNumber"/>
-      </w:pPr>
-      <w:r>
-        <w:t xml:space="preserve">In Intune, go to </w:t>
-      </w:r>
-      <w:r>
-        <w:rPr>
-          <w:b/>
-        </w:rPr>
-        <w:t>Devices → Enrollment → Device enrollment managers → Add</w:t>
-      </w:r>
-      <w:r>
-        <w:t>.</w:t>
-      </w:r>
-    </w:p>
-    <w:p>
-      <w:pPr>
-        <w:pStyle w:val="ListNumber"/>
-      </w:pPr>
-      <w:r>
-        <w:t xml:space="preserve">Enter </w:t>
-      </w:r>
-      <w:r>
-        <w:rPr>
           <w:rFonts w:ascii="Consolas" w:hAnsi="Consolas"/>
           <w:sz w:val="19"/>
         </w:rPr>
-        <w:t>dem-ios-shared@&lt;your-domain&gt;</w:t>
-      </w:r>
-      <w:r>
-        <w:t xml:space="preserve"> and </w:t>
-      </w:r>
-      <w:r>
-        <w:rPr>
-          <w:b/>
-        </w:rPr>
-        <w:t>Add</w:t>
-      </w:r>
-      <w:r>
-        <w:t>. *(This grants the account the DEM role so it can</w:t>
-      </w:r>
-    </w:p>
-    <w:p>
-      <w:r>
-        <w:t xml:space="preserve">   enroll many devices </w:t>
-      </w:r>
-      <w:r>
-        <w:rPr>
-          <w:b/>
-        </w:rPr>
-        <w:t>without user affinity</w:t>
-      </w:r>
-      <w:r>
-        <w:t>.)*</w:t>
+        <w:t>Shared Webex – iOS Phones</w:t>
+      </w:r>
+      <w:r>
+        <w:t>). Set a strong password and store it in your password manager.</w:t>
       </w:r>
     </w:p>
     <w:p>
@@ -2688,16 +2551,12 @@
         <w:pStyle w:val="ListNumber"/>
       </w:pPr>
       <w:r>
-        <w:t xml:space="preserve">Confirm the account now appears in the </w:t>
-      </w:r>
-      <w:r>
-        <w:rPr>
-          <w:b/>
-        </w:rPr>
-        <w:t>Device enrollment managers</w:t>
-      </w:r>
-      <w:r>
-        <w:t xml:space="preserve"> list.</w:t>
+        <w:t>Assign the licenses your Cisco Webex sign-in requires (and any Microsoft 365 license your tenant</w:t>
+      </w:r>
+    </w:p>
+    <w:p>
+      <w:r>
+        <w:t xml:space="preserve">   needs for the sign-in). *(This is the account staff use to sign into Webex on the shared phones.)*</w:t>
       </w:r>
     </w:p>
     <w:p>
@@ -2705,7 +2564,7 @@
         <w:pStyle w:val="Heading3"/>
       </w:pPr>
       <w:r>
-        <w:t>Step 3. Create the Apple MDM Push (APNs) certificate</w:t>
+        <w:t>Step 2. Create the Device Enrollment Manager (DEM) account</w:t>
       </w:r>
     </w:p>
     <w:p>
@@ -2713,13 +2572,44 @@
         <w:pStyle w:val="ListNumber"/>
       </w:pPr>
       <w:r>
+        <w:t xml:space="preserve">Entra → </w:t>
+      </w:r>
+      <w:r>
+        <w:rPr>
+          <w:b/>
+        </w:rPr>
+        <w:t>Users → New user</w:t>
+      </w:r>
+      <w:r>
+        <w:t xml:space="preserve">; </w:t>
+      </w:r>
+      <w:r>
+        <w:rPr>
+          <w:b/>
+        </w:rPr>
+        <w:t>name it `dem-ios-shared`</w:t>
+      </w:r>
+      <w:r>
+        <w:t xml:space="preserve"> (display name **`DEM – iOS Shared</w:t>
+      </w:r>
+    </w:p>
+    <w:p>
+      <w:r>
+        <w:t xml:space="preserve">   Devices`**). Set a strong password.</w:t>
+      </w:r>
+    </w:p>
+    <w:p>
+      <w:pPr>
+        <w:pStyle w:val="ListNumber"/>
+      </w:pPr>
+      <w:r>
         <w:t xml:space="preserve">In Intune, go to </w:t>
       </w:r>
       <w:r>
         <w:rPr>
           <w:b/>
         </w:rPr>
-        <w:t>Devices → Enrollment → Apple → Apple MDM Push certificate</w:t>
+        <w:t>Devices → Enrollment → Device enrollment managers → Add</w:t>
       </w:r>
       <w:r>
         <w:t>.</w:t>
@@ -2730,66 +2620,40 @@
         <w:pStyle w:val="ListNumber"/>
       </w:pPr>
       <w:r>
-        <w:t xml:space="preserve">Check </w:t>
-      </w:r>
-      <w:r>
-        <w:rPr>
-          <w:b/>
-        </w:rPr>
-        <w:t>I agree</w:t>
-      </w:r>
-      <w:r>
-        <w:t xml:space="preserve">, </w:t>
-      </w:r>
-      <w:r>
-        <w:rPr>
-          <w:b/>
-        </w:rPr>
-        <w:t>Download</w:t>
-      </w:r>
-      <w:r>
-        <w:t xml:space="preserve"> the CSR.</w:t>
-      </w:r>
-    </w:p>
-    <w:p>
-      <w:pPr>
-        <w:pStyle w:val="ListNumber"/>
-      </w:pPr>
-      <w:r>
-        <w:t xml:space="preserve">Click </w:t>
-      </w:r>
-      <w:r>
-        <w:rPr>
-          <w:b/>
-        </w:rPr>
-        <w:t>Create your MDM push certificate</w:t>
-      </w:r>
-      <w:r>
-        <w:t xml:space="preserve"> → </w:t>
+        <w:t xml:space="preserve">Enter </w:t>
       </w:r>
       <w:r>
         <w:rPr>
           <w:rFonts w:ascii="Consolas" w:hAnsi="Consolas"/>
           <w:sz w:val="19"/>
         </w:rPr>
-        <w:t>https://identity.apple.com</w:t>
-      </w:r>
-      <w:r>
-        <w:t>; sign in with a</w:t>
-      </w:r>
-    </w:p>
-    <w:p>
-      <w:r>
-        <w:t xml:space="preserve">   </w:t>
-      </w:r>
-      <w:r>
-        <w:rPr>
-          <w:b/>
-        </w:rPr>
-        <w:t>company Apple ID</w:t>
-      </w:r>
-      <w:r>
-        <w:t xml:space="preserve"> (record it — you must reuse it every year).</w:t>
+        <w:t>dem-ios-shared@&lt;your-domain&gt;</w:t>
+      </w:r>
+      <w:r>
+        <w:t xml:space="preserve"> and </w:t>
+      </w:r>
+      <w:r>
+        <w:rPr>
+          <w:b/>
+        </w:rPr>
+        <w:t>Add</w:t>
+      </w:r>
+      <w:r>
+        <w:t>. *(This grants the account the DEM role so it can</w:t>
+      </w:r>
+    </w:p>
+    <w:p>
+      <w:r>
+        <w:t xml:space="preserve">   enroll many devices </w:t>
+      </w:r>
+      <w:r>
+        <w:rPr>
+          <w:b/>
+        </w:rPr>
+        <w:t>without user affinity</w:t>
+      </w:r>
+      <w:r>
+        <w:t>.)*</w:t>
       </w:r>
     </w:p>
     <w:p>
@@ -2797,13 +2661,58 @@
         <w:pStyle w:val="ListNumber"/>
       </w:pPr>
       <w:r>
-        <w:rPr>
-          <w:b/>
-        </w:rPr>
-        <w:t>Create a Certificate</w:t>
-      </w:r>
-      <w:r>
-        <w:t xml:space="preserve">, upload the CSR, </w:t>
+        <w:t xml:space="preserve">Confirm the account now appears in the </w:t>
+      </w:r>
+      <w:r>
+        <w:rPr>
+          <w:b/>
+        </w:rPr>
+        <w:t>Device enrollment managers</w:t>
+      </w:r>
+      <w:r>
+        <w:t xml:space="preserve"> list.</w:t>
+      </w:r>
+    </w:p>
+    <w:p>
+      <w:pPr>
+        <w:pStyle w:val="Heading3"/>
+      </w:pPr>
+      <w:r>
+        <w:t>Step 3. Create the Apple MDM Push (APNs) certificate</w:t>
+      </w:r>
+    </w:p>
+    <w:p>
+      <w:pPr>
+        <w:pStyle w:val="ListNumber"/>
+      </w:pPr>
+      <w:r>
+        <w:t xml:space="preserve">In Intune, go to </w:t>
+      </w:r>
+      <w:r>
+        <w:rPr>
+          <w:b/>
+        </w:rPr>
+        <w:t>Devices → Enrollment → Apple → Apple MDM Push certificate</w:t>
+      </w:r>
+      <w:r>
+        <w:t>.</w:t>
+      </w:r>
+    </w:p>
+    <w:p>
+      <w:pPr>
+        <w:pStyle w:val="ListNumber"/>
+      </w:pPr>
+      <w:r>
+        <w:t xml:space="preserve">Check </w:t>
+      </w:r>
+      <w:r>
+        <w:rPr>
+          <w:b/>
+        </w:rPr>
+        <w:t>I agree</w:t>
+      </w:r>
+      <w:r>
+        <w:t xml:space="preserve">, </w:t>
       </w:r>
       <w:r>
         <w:rPr>
@@ -2812,17 +2721,34 @@
         <w:t>Download</w:t>
       </w:r>
       <w:r>
-        <w:t xml:space="preserve"> the </w:t>
+        <w:t xml:space="preserve"> the CSR.</w:t>
+      </w:r>
+    </w:p>
+    <w:p>
+      <w:pPr>
+        <w:pStyle w:val="ListNumber"/>
+      </w:pPr>
+      <w:r>
+        <w:t xml:space="preserve">Click </w:t>
+      </w:r>
+      <w:r>
+        <w:rPr>
+          <w:b/>
+        </w:rPr>
+        <w:t>Create your MDM push certificate</w:t>
+      </w:r>
+      <w:r>
+        <w:t xml:space="preserve"> → </w:t>
       </w:r>
       <w:r>
         <w:rPr>
           <w:rFonts w:ascii="Consolas" w:hAnsi="Consolas"/>
           <w:sz w:val="19"/>
         </w:rPr>
-        <w:t>.pem</w:t>
-      </w:r>
-      <w:r>
-        <w:t>, then back in Intune enter the</w:t>
+        <w:t>https://identity.apple.com</w:t>
+      </w:r>
+      <w:r>
+        <w:t>; sign in with a</w:t>
       </w:r>
     </w:p>
     <w:p>
@@ -2833,19 +2759,33 @@
         <w:rPr>
           <w:b/>
         </w:rPr>
-        <w:t>Apple ID</w:t>
-      </w:r>
-      <w:r>
-        <w:t xml:space="preserve">, </w:t>
-      </w:r>
-      <w:r>
-        <w:rPr>
-          <w:b/>
-        </w:rPr>
-        <w:t>Browse</w:t>
-      </w:r>
-      <w:r>
-        <w:t xml:space="preserve"> to the </w:t>
+        <w:t>company Apple ID</w:t>
+      </w:r>
+      <w:r>
+        <w:t xml:space="preserve"> (record it — you must reuse it every year).</w:t>
+      </w:r>
+    </w:p>
+    <w:p>
+      <w:pPr>
+        <w:pStyle w:val="ListNumber"/>
+      </w:pPr>
+      <w:r>
+        <w:rPr>
+          <w:b/>
+        </w:rPr>
+        <w:t>Create a Certificate</w:t>
+      </w:r>
+      <w:r>
+        <w:t xml:space="preserve">, upload the CSR, </w:t>
+      </w:r>
+      <w:r>
+        <w:rPr>
+          <w:b/>
+        </w:rPr>
+        <w:t>Download</w:t>
+      </w:r>
+      <w:r>
+        <w:t xml:space="preserve"> the </w:t>
       </w:r>
       <w:r>
         <w:rPr>
@@ -2855,90 +2795,30 @@
         <w:t>.pem</w:t>
       </w:r>
       <w:r>
+        <w:t>, then back in Intune enter the</w:t>
+      </w:r>
+    </w:p>
+    <w:p>
+      <w:r>
+        <w:t xml:space="preserve">   </w:t>
+      </w:r>
+      <w:r>
+        <w:rPr>
+          <w:b/>
+        </w:rPr>
+        <w:t>Apple ID</w:t>
+      </w:r>
+      <w:r>
         <w:t xml:space="preserve">, </w:t>
       </w:r>
       <w:r>
         <w:rPr>
           <w:b/>
         </w:rPr>
-        <w:t>Upload</w:t>
-      </w:r>
-      <w:r>
-        <w:t>.</w:t>
-      </w:r>
-    </w:p>
-    <w:p>
-      <w:pPr>
-        <w:pStyle w:val="ListNumber"/>
-      </w:pPr>
-      <w:r>
-        <w:t xml:space="preserve">Confirm status </w:t>
-      </w:r>
-      <w:r>
-        <w:rPr>
-          <w:b/>
-        </w:rPr>
-        <w:t>Active</w:t>
-      </w:r>
-      <w:r>
-        <w:t xml:space="preserve"> with an expiration ~1 year out.</w:t>
-      </w:r>
-    </w:p>
-    <w:p>
-      <w:pPr>
-        <w:pStyle w:val="Heading3"/>
-      </w:pPr>
-      <w:r>
-        <w:t>Step 4. Connect Apple Business Manager (ADE token)</w:t>
-      </w:r>
-    </w:p>
-    <w:p>
-      <w:pPr>
-        <w:pStyle w:val="ListNumber"/>
-      </w:pPr>
-      <w:r>
-        <w:t xml:space="preserve">In Intune, go to </w:t>
-      </w:r>
-      <w:r>
-        <w:rPr>
-          <w:b/>
-        </w:rPr>
-        <w:t>Devices → Enrollment → Apple → Enrollment program tokens → Add</w:t>
-      </w:r>
-      <w:r>
-        <w:t xml:space="preserve"> → check</w:t>
-      </w:r>
-    </w:p>
-    <w:p>
-      <w:r>
-        <w:t xml:space="preserve">   </w:t>
-      </w:r>
-      <w:r>
-        <w:rPr>
-          <w:b/>
-        </w:rPr>
-        <w:t>I agree</w:t>
-      </w:r>
-      <w:r>
-        <w:t xml:space="preserve"> → </w:t>
-      </w:r>
-      <w:r>
-        <w:rPr>
-          <w:b/>
-        </w:rPr>
-        <w:t>Download</w:t>
-      </w:r>
-      <w:r>
-        <w:t xml:space="preserve"> the Intune </w:t>
-      </w:r>
-      <w:r>
-        <w:rPr>
-          <w:b/>
-        </w:rPr>
-        <w:t>public key</w:t>
-      </w:r>
-      <w:r>
-        <w:t xml:space="preserve"> (</w:t>
+        <w:t>Browse</w:t>
+      </w:r>
+      <w:r>
+        <w:t xml:space="preserve"> to the </w:t>
       </w:r>
       <w:r>
         <w:rPr>
@@ -2948,7 +2828,16 @@
         <w:t>.pem</w:t>
       </w:r>
       <w:r>
-        <w:t>).</w:t>
+        <w:t xml:space="preserve">, </w:t>
+      </w:r>
+      <w:r>
+        <w:rPr>
+          <w:b/>
+        </w:rPr>
+        <w:t>Upload</w:t>
+      </w:r>
+      <w:r>
+        <w:t>.</w:t>
       </w:r>
     </w:p>
     <w:p>
@@ -2956,54 +2845,70 @@
         <w:pStyle w:val="ListNumber"/>
       </w:pPr>
       <w:r>
-        <w:t xml:space="preserve">In </w:t>
-      </w:r>
-      <w:r>
-        <w:rPr>
-          <w:b/>
-        </w:rPr>
-        <w:t>ABM → Preferences → MDM Servers → Add</w:t>
-      </w:r>
-      <w:r>
-        <w:t xml:space="preserve">; name it </w:t>
-      </w:r>
-      <w:r>
-        <w:rPr>
-          <w:b/>
-        </w:rPr>
-        <w:t>`Intune – iOS Shared`</w:t>
-      </w:r>
-      <w:r>
-        <w:t xml:space="preserve">; </w:t>
-      </w:r>
-      <w:r>
-        <w:rPr>
-          <w:b/>
-        </w:rPr>
-        <w:t>Upload</w:t>
-      </w:r>
-      <w:r>
-        <w:t xml:space="preserve"> the</w:t>
-      </w:r>
-    </w:p>
-    <w:p>
-      <w:r>
-        <w:t xml:space="preserve">   Intune public key; </w:t>
-      </w:r>
-      <w:r>
-        <w:rPr>
-          <w:b/>
-        </w:rPr>
-        <w:t>Save</w:t>
-      </w:r>
-      <w:r>
-        <w:t xml:space="preserve">; </w:t>
-      </w:r>
-      <w:r>
-        <w:rPr>
-          <w:b/>
-        </w:rPr>
-        <w:t>Download Token</w:t>
+        <w:t xml:space="preserve">Confirm status </w:t>
+      </w:r>
+      <w:r>
+        <w:rPr>
+          <w:b/>
+        </w:rPr>
+        <w:t>Active</w:t>
+      </w:r>
+      <w:r>
+        <w:t xml:space="preserve"> with an expiration ~1 year out.</w:t>
+      </w:r>
+    </w:p>
+    <w:p>
+      <w:pPr>
+        <w:pStyle w:val="Heading3"/>
+      </w:pPr>
+      <w:r>
+        <w:t>Step 4. Connect Apple Business Manager (ADE token)</w:t>
+      </w:r>
+    </w:p>
+    <w:p>
+      <w:pPr>
+        <w:pStyle w:val="ListNumber"/>
+      </w:pPr>
+      <w:r>
+        <w:t xml:space="preserve">In Intune, go to </w:t>
+      </w:r>
+      <w:r>
+        <w:rPr>
+          <w:b/>
+        </w:rPr>
+        <w:t>Devices → Enrollment → Apple → Enrollment program tokens → Add</w:t>
+      </w:r>
+      <w:r>
+        <w:t xml:space="preserve"> → check</w:t>
+      </w:r>
+    </w:p>
+    <w:p>
+      <w:r>
+        <w:t xml:space="preserve">   </w:t>
+      </w:r>
+      <w:r>
+        <w:rPr>
+          <w:b/>
+        </w:rPr>
+        <w:t>I agree</w:t>
+      </w:r>
+      <w:r>
+        <w:t xml:space="preserve"> → </w:t>
+      </w:r>
+      <w:r>
+        <w:rPr>
+          <w:b/>
+        </w:rPr>
+        <w:t>Download</w:t>
+      </w:r>
+      <w:r>
+        <w:t xml:space="preserve"> the Intune </w:t>
+      </w:r>
+      <w:r>
+        <w:rPr>
+          <w:b/>
+        </w:rPr>
+        <w:t>public key</w:t>
       </w:r>
       <w:r>
         <w:t xml:space="preserve"> (</w:t>
@@ -3013,7 +2918,7 @@
           <w:rFonts w:ascii="Consolas" w:hAnsi="Consolas"/>
           <w:sz w:val="19"/>
         </w:rPr>
-        <w:t>.p7m</w:t>
+        <w:t>.pem</w:t>
       </w:r>
       <w:r>
         <w:t>).</w:t>
@@ -3024,31 +2929,100 @@
         <w:pStyle w:val="ListNumber"/>
       </w:pPr>
       <w:r>
-        <w:t xml:space="preserve">Back in Intune, enter the </w:t>
-      </w:r>
-      <w:r>
-        <w:rPr>
-          <w:b/>
-        </w:rPr>
-        <w:t>Apple ID</w:t>
-      </w:r>
-      <w:r>
-        <w:t xml:space="preserve"> used for ABM, </w:t>
-      </w:r>
-      <w:r>
-        <w:rPr>
-          <w:b/>
-        </w:rPr>
-        <w:t>Browse</w:t>
-      </w:r>
-      <w:r>
-        <w:t xml:space="preserve"> to the </w:t>
+        <w:t xml:space="preserve">In </w:t>
+      </w:r>
+      <w:r>
+        <w:rPr>
+          <w:b/>
+        </w:rPr>
+        <w:t>ABM → Preferences → MDM Servers → Add</w:t>
+      </w:r>
+      <w:r>
+        <w:t xml:space="preserve">; name it </w:t>
       </w:r>
       <w:r>
         <w:rPr>
           <w:rFonts w:ascii="Consolas" w:hAnsi="Consolas"/>
           <w:sz w:val="19"/>
         </w:rPr>
+        <w:t>Intune – iOS Shared</w:t>
+      </w:r>
+      <w:r>
+        <w:t xml:space="preserve">; </w:t>
+      </w:r>
+      <w:r>
+        <w:rPr>
+          <w:b/>
+        </w:rPr>
+        <w:t>Upload</w:t>
+      </w:r>
+      <w:r>
+        <w:t xml:space="preserve"> the</w:t>
+      </w:r>
+    </w:p>
+    <w:p>
+      <w:r>
+        <w:t xml:space="preserve">   Intune public key; </w:t>
+      </w:r>
+      <w:r>
+        <w:rPr>
+          <w:b/>
+        </w:rPr>
+        <w:t>Save</w:t>
+      </w:r>
+      <w:r>
+        <w:t xml:space="preserve">; </w:t>
+      </w:r>
+      <w:r>
+        <w:rPr>
+          <w:b/>
+        </w:rPr>
+        <w:t>Download Token</w:t>
+      </w:r>
+      <w:r>
+        <w:t xml:space="preserve"> (</w:t>
+      </w:r>
+      <w:r>
+        <w:rPr>
+          <w:rFonts w:ascii="Consolas" w:hAnsi="Consolas"/>
+          <w:sz w:val="19"/>
+        </w:rPr>
+        <w:t>.p7m</w:t>
+      </w:r>
+      <w:r>
+        <w:t>).</w:t>
+      </w:r>
+    </w:p>
+    <w:p>
+      <w:pPr>
+        <w:pStyle w:val="ListNumber"/>
+      </w:pPr>
+      <w:r>
+        <w:t xml:space="preserve">Back in Intune, enter the </w:t>
+      </w:r>
+      <w:r>
+        <w:rPr>
+          <w:b/>
+        </w:rPr>
+        <w:t>Apple ID</w:t>
+      </w:r>
+      <w:r>
+        <w:t xml:space="preserve"> used for ABM, </w:t>
+      </w:r>
+      <w:r>
+        <w:rPr>
+          <w:b/>
+        </w:rPr>
+        <w:t>Browse</w:t>
+      </w:r>
+      <w:r>
+        <w:t xml:space="preserve"> to the </w:t>
+      </w:r>
+      <w:r>
+        <w:rPr>
+          <w:rFonts w:ascii="Consolas" w:hAnsi="Consolas"/>
+          <w:sz w:val="19"/>
+        </w:rPr>
         <w:t>.p7m</w:t>
       </w:r>
       <w:r>
@@ -3369,9 +3343,10 @@
       </w:r>
       <w:r>
         <w:rPr>
-          <w:b/>
-        </w:rPr>
-        <w:t>`Intune – iOS Shared`</w:t>
+          <w:rFonts w:ascii="Consolas" w:hAnsi="Consolas"/>
+          <w:sz w:val="19"/>
+        </w:rPr>
+        <w:t>Intune – iOS Shared</w:t>
       </w:r>
       <w:r>
         <w:t xml:space="preserve"> → </w:t>
@@ -3427,9 +3402,10 @@
       </w:r>
       <w:r>
         <w:rPr>
-          <w:b/>
-        </w:rPr>
-        <w:t>`iOS Shared – ADE – Pilot`</w:t>
+          <w:rFonts w:ascii="Consolas" w:hAnsi="Consolas"/>
+          <w:sz w:val="19"/>
+        </w:rPr>
+        <w:t>iOS Shared – ADE – Pilot</w:t>
       </w:r>
       <w:r>
         <w:t>.</w:t>
@@ -3499,82 +3475,10 @@
         <w:rPr>
           <w:b/>
         </w:rPr>
-        <w:t>Cisco</w:t>
-      </w:r>
-      <w:r>
-        <w:t xml:space="preserve">), </w:t>
-      </w:r>
-      <w:r>
-        <w:rPr>
-          <w:b/>
-        </w:rPr>
-        <w:t>Select</w:t>
-      </w:r>
-      <w:r>
-        <w:t>.</w:t>
-      </w:r>
-    </w:p>
-    <w:p>
-      <w:r>
-        <w:t xml:space="preserve">   *(If you license Webex through ABM/VPP, add it as a </w:t>
-      </w:r>
-      <w:r>
-        <w:rPr>
-          <w:b/>
-        </w:rPr>
-        <w:t>Volume Purchase Program</w:t>
-      </w:r>
-      <w:r>
-        <w:t xml:space="preserve"> app and assign    licenses by device.)*</w:t>
-      </w:r>
-    </w:p>
-    <w:p>
-      <w:pPr>
-        <w:pStyle w:val="ListNumber"/>
-      </w:pPr>
-      <w:r>
-        <w:rPr>
-          <w:b/>
-        </w:rPr>
-        <w:t>Assignments:</w:t>
-      </w:r>
-      <w:r>
-        <w:t xml:space="preserve"> assign </w:t>
-      </w:r>
-      <w:r>
-        <w:rPr>
-          <w:b/>
-        </w:rPr>
-        <w:t>Required</w:t>
-      </w:r>
-      <w:r>
-        <w:t xml:space="preserve"> to </w:t>
-      </w:r>
-      <w:r>
-        <w:rPr>
-          <w:b/>
-        </w:rPr>
-        <w:t>`iOS – Shared Devices`</w:t>
-      </w:r>
-      <w:r>
-        <w:t xml:space="preserve"> so it installs automatically.</w:t>
-      </w:r>
-    </w:p>
-    <w:p>
-      <w:pPr>
-        <w:pStyle w:val="ListNumber"/>
-      </w:pPr>
-      <w:r>
-        <w:t xml:space="preserve">Note the Webex </w:t>
-      </w:r>
-      <w:r>
-        <w:rPr>
-          <w:b/>
-        </w:rPr>
-        <w:t>bundle ID</w:t>
-      </w:r>
-      <w:r>
-        <w:t xml:space="preserve"> (</w:t>
+        <w:t>Cisco Systems, Inc.</w:t>
+      </w:r>
+      <w:r>
+        <w:t xml:space="preserve"> — bundle ID </w:t>
       </w:r>
       <w:r>
         <w:rPr>
@@ -3584,20 +3488,30 @@
         <w:t>com.cisco.squared</w:t>
       </w:r>
       <w:r>
-        <w:t>) — you'll select Webex by name/bundle ID in the</w:t>
-      </w:r>
-    </w:p>
-    <w:p>
-      <w:r>
-        <w:t xml:space="preserve">   kiosk profile.</w:t>
-      </w:r>
-    </w:p>
-    <w:p>
-      <w:pPr>
-        <w:pStyle w:val="Heading3"/>
-      </w:pPr>
-      <w:r>
-        <w:t>Step 10. Create the kiosk lock-down profile (single-app → Webex)</w:t>
+        <w:t xml:space="preserve">, *not* 'Webex Meetings'), </w:t>
+      </w:r>
+      <w:r>
+        <w:rPr>
+          <w:b/>
+        </w:rPr>
+        <w:t>Select</w:t>
+      </w:r>
+      <w:r>
+        <w:t>.</w:t>
+      </w:r>
+    </w:p>
+    <w:p>
+      <w:r>
+        <w:t xml:space="preserve">   *(If you license Webex through ABM/VPP, add it as a </w:t>
+      </w:r>
+      <w:r>
+        <w:rPr>
+          <w:b/>
+        </w:rPr>
+        <w:t>Volume Purchase Program</w:t>
+      </w:r>
+      <w:r>
+        <w:t xml:space="preserve"> app and assign    licenses by device.)*</w:t>
       </w:r>
     </w:p>
     <w:p>
@@ -3608,375 +3522,29 @@
         <w:rPr>
           <w:b/>
         </w:rPr>
-        <w:t>Devices → Configuration → Create → New policy → iOS/iPadOS → Templates → Device restrictions</w:t>
-      </w:r>
-      <w:r>
-        <w:t>;</w:t>
-      </w:r>
-    </w:p>
-    <w:p>
-      <w:r>
-        <w:t xml:space="preserve">   </w:t>
-      </w:r>
-      <w:r>
-        <w:rPr>
-          <w:b/>
-        </w:rPr>
-        <w:t>name it `iOS Shared – Kiosk Lockdown – Pilot`</w:t>
-      </w:r>
-      <w:r>
-        <w:t>.</w:t>
-      </w:r>
-    </w:p>
-    <w:p>
-      <w:pPr>
-        <w:pStyle w:val="ListNumber"/>
-      </w:pPr>
-      <w:r>
-        <w:t xml:space="preserve">Open the </w:t>
-      </w:r>
-      <w:r>
-        <w:rPr>
-          <w:b/>
-        </w:rPr>
-        <w:t>Kiosk</w:t>
-      </w:r>
-      <w:r>
-        <w:t xml:space="preserve"> settings → </w:t>
-      </w:r>
-      <w:r>
-        <w:rPr>
-          <w:b/>
-        </w:rPr>
-        <w:t>Kiosk mode = Single full-screen app</w:t>
-      </w:r>
-      <w:r>
-        <w:t>; for **App to run in kiosk</w:t>
-      </w:r>
-    </w:p>
-    <w:p>
-      <w:r>
-        <w:t xml:space="preserve">   mode</w:t>
-      </w:r>
-      <w:r>
-        <w:rPr>
-          <w:b/>
-        </w:rPr>
-        <w:t xml:space="preserve">, choose </w:t>
-      </w:r>
-      <w:r>
-        <w:t>Store App</w:t>
-      </w:r>
-      <w:r>
-        <w:rPr>
-          <w:b/>
-        </w:rPr>
-        <w:t xml:space="preserve"> and select </w:t>
-      </w:r>
-      <w:r>
-        <w:t>Cisco Webex</w:t>
-      </w:r>
-      <w:r>
-        <w:rPr>
-          <w:b/>
-        </w:rPr>
-        <w:t xml:space="preserve"> (bundle ID `com.cisco.squared`).    *(Use </w:t>
-      </w:r>
-      <w:r>
-        <w:t>Multi-app</w:t>
-      </w:r>
-      <w:r>
-        <w:rPr>
-          <w:b/>
-        </w:rPr>
-        <w:t xml:space="preserve"> instead if staff also need the native </w:t>
-      </w:r>
-      <w:r>
-        <w:t>Phone** app — add Webex and Phone, and    hide all other apps.)*</w:t>
-      </w:r>
-    </w:p>
-    <w:p>
-      <w:pPr>
-        <w:pStyle w:val="ListNumber"/>
-      </w:pPr>
-      <w:r>
-        <w:rPr>
-          <w:b/>
-        </w:rPr>
         <w:t>Assignments:</w:t>
       </w:r>
       <w:r>
-        <w:t xml:space="preserve"> assign to </w:t>
-      </w:r>
-      <w:r>
-        <w:rPr>
-          <w:b/>
-        </w:rPr>
-        <w:t>`iOS – Shared Devices`</w:t>
-      </w:r>
-      <w:r>
-        <w:t xml:space="preserve"> → </w:t>
-      </w:r>
-      <w:r>
-        <w:rPr>
-          <w:b/>
-        </w:rPr>
-        <w:t>Create</w:t>
-      </w:r>
-      <w:r>
-        <w:t>.</w:t>
-      </w:r>
-    </w:p>
-    <w:p>
-      <w:pPr>
-        <w:pStyle w:val="Heading3"/>
-      </w:pPr>
-      <w:r>
-        <w:t>Step 11. Create the device restrictions profile (strip the rest of iOS)</w:t>
-      </w:r>
-    </w:p>
-    <w:p>
-      <w:pPr>
-        <w:pStyle w:val="ListNumber"/>
-      </w:pPr>
-      <w:r>
-        <w:rPr>
-          <w:b/>
-        </w:rPr>
-        <w:t>Devices → Configuration → Create → New policy → iOS/iPadOS → Templates → Device restrictions</w:t>
-      </w:r>
-      <w:r>
-        <w:t>;</w:t>
-      </w:r>
-    </w:p>
-    <w:p>
-      <w:r>
-        <w:t xml:space="preserve">   </w:t>
-      </w:r>
-      <w:r>
-        <w:rPr>
-          <w:b/>
-        </w:rPr>
-        <w:t>name it `iOS Shared – Restrictions – Pilot`</w:t>
-      </w:r>
-      <w:r>
-        <w:t>.</w:t>
-      </w:r>
-    </w:p>
-    <w:p>
-      <w:pPr>
-        <w:pStyle w:val="ListNumber"/>
-      </w:pPr>
-      <w:r>
-        <w:t xml:space="preserve">Recommended supervised restrictions for an appliance phone: </w:t>
-      </w:r>
-      <w:r>
-        <w:rPr>
-          <w:b/>
-        </w:rPr>
-        <w:t>Block App Store</w:t>
-      </w:r>
-      <w:r>
-        <w:t xml:space="preserve">, </w:t>
-      </w:r>
-      <w:r>
-        <w:rPr>
-          <w:b/>
-        </w:rPr>
-        <w:t>Block Safari</w:t>
-      </w:r>
-      <w:r>
-        <w:t>,</w:t>
-      </w:r>
-    </w:p>
-    <w:p>
-      <w:r>
-        <w:t xml:space="preserve">   </w:t>
-      </w:r>
-      <w:r>
-        <w:rPr>
-          <w:b/>
-        </w:rPr>
-        <w:t>Block installing/removing apps</w:t>
-      </w:r>
-      <w:r>
-        <w:t xml:space="preserve">, </w:t>
-      </w:r>
-      <w:r>
-        <w:rPr>
-          <w:b/>
-        </w:rPr>
-        <w:t>Block Erase all content and settings</w:t>
-      </w:r>
-      <w:r>
-        <w:t xml:space="preserve">, </w:t>
-      </w:r>
-      <w:r>
-        <w:rPr>
-          <w:b/>
-        </w:rPr>
-        <w:t>Block account    modification</w:t>
-      </w:r>
-      <w:r>
-        <w:t xml:space="preserve">, </w:t>
-      </w:r>
-      <w:r>
-        <w:rPr>
-          <w:b/>
-        </w:rPr>
-        <w:t>Block AirDrop</w:t>
-      </w:r>
-      <w:r>
-        <w:t xml:space="preserve">, </w:t>
-      </w:r>
-      <w:r>
-        <w:rPr>
-          <w:b/>
-        </w:rPr>
-        <w:t>Block adding/removing eSIM/lines</w:t>
-      </w:r>
-      <w:r>
-        <w:t xml:space="preserve"> as appropriate, and disable    the </w:t>
-      </w:r>
-      <w:r>
-        <w:rPr>
-          <w:b/>
-        </w:rPr>
-        <w:t>Control Center while locked</w:t>
-      </w:r>
-      <w:r>
-        <w:t xml:space="preserve"> / </w:t>
-      </w:r>
-      <w:r>
-        <w:rPr>
-          <w:b/>
-        </w:rPr>
-        <w:t>Notifications</w:t>
-      </w:r>
-      <w:r>
-        <w:t xml:space="preserve"> noise you don't want.</w:t>
-      </w:r>
-    </w:p>
-    <w:p>
-      <w:pPr>
-        <w:pStyle w:val="ListNumber"/>
-      </w:pPr>
-      <w:r>
-        <w:t xml:space="preserve">Keep </w:t>
-      </w:r>
-      <w:r>
-        <w:rPr>
-          <w:b/>
-        </w:rPr>
-        <w:t>Wi-Fi</w:t>
-      </w:r>
-      <w:r>
-        <w:t xml:space="preserve">, </w:t>
-      </w:r>
-      <w:r>
-        <w:rPr>
-          <w:b/>
-        </w:rPr>
-        <w:t>Cellular/Calling</w:t>
-      </w:r>
-      <w:r>
-        <w:t xml:space="preserve">, and </w:t>
-      </w:r>
-      <w:r>
-        <w:rPr>
-          <w:b/>
-        </w:rPr>
-        <w:t>Microphone</w:t>
-      </w:r>
-      <w:r>
-        <w:t xml:space="preserve"> enabled (the phone must place calls).</w:t>
-      </w:r>
-    </w:p>
-    <w:p>
-      <w:pPr>
-        <w:pStyle w:val="ListNumber"/>
-      </w:pPr>
-      <w:r>
-        <w:rPr>
-          <w:b/>
-        </w:rPr>
-        <w:t>Assignments:</w:t>
-      </w:r>
-      <w:r>
-        <w:t xml:space="preserve"> assign to </w:t>
-      </w:r>
-      <w:r>
-        <w:rPr>
-          <w:b/>
-        </w:rPr>
-        <w:t>`iOS – Shared Devices`</w:t>
-      </w:r>
-      <w:r>
-        <w:t xml:space="preserve"> → </w:t>
-      </w:r>
-      <w:r>
-        <w:rPr>
-          <w:b/>
-        </w:rPr>
-        <w:t>Create</w:t>
-      </w:r>
-      <w:r>
-        <w:t>.</w:t>
-      </w:r>
-    </w:p>
-    <w:p>
-      <w:pPr>
-        <w:pStyle w:val="Heading3"/>
-      </w:pPr>
-      <w:r>
-        <w:t>Step 12. (Optional) Webex app configuration profile</w:t>
-      </w:r>
-    </w:p>
-    <w:p>
-      <w:pPr>
-        <w:pStyle w:val="ListNumber"/>
-      </w:pPr>
-      <w:r>
-        <w:t>If your Webex tenant supports managed app configuration, **Apps → App configuration policies →</w:t>
-      </w:r>
-    </w:p>
-    <w:p>
-      <w:r>
-        <w:t xml:space="preserve">   Add → Managed devices</w:t>
-      </w:r>
-      <w:r>
-        <w:rPr>
-          <w:b/>
-        </w:rPr>
-        <w:t xml:space="preserve">; </w:t>
-      </w:r>
-      <w:r>
-        <w:t xml:space="preserve">name it </w:t>
+        <w:t xml:space="preserve"> assign </w:t>
+      </w:r>
+      <w:r>
+        <w:rPr>
+          <w:b/>
+        </w:rPr>
+        <w:t>Required</w:t>
+      </w:r>
+      <w:r>
+        <w:t xml:space="preserve"> to </w:t>
       </w:r>
       <w:r>
         <w:rPr>
           <w:rFonts w:ascii="Consolas" w:hAnsi="Consolas"/>
           <w:sz w:val="19"/>
         </w:rPr>
-        <w:t>iOS Shared – Webex Config – Pilot</w:t>
-      </w:r>
-      <w:r>
-        <w:rPr>
-          <w:b/>
-        </w:rPr>
-        <w:t xml:space="preserve">, platform </w:t>
-      </w:r>
-      <w:r>
-        <w:t>iOS/iPadOS</w:t>
-      </w:r>
-      <w:r>
-        <w:rPr>
-          <w:b/>
-        </w:rPr>
-        <w:t xml:space="preserve">,    target app </w:t>
-      </w:r>
-      <w:r>
-        <w:t>Cisco Webex**.</w:t>
+        <w:t>iOS – Shared Devices</w:t>
+      </w:r>
+      <w:r>
+        <w:t xml:space="preserve"> so it installs automatically.</w:t>
       </w:r>
     </w:p>
     <w:p>
@@ -3984,699 +3552,148 @@
         <w:pStyle w:val="ListNumber"/>
       </w:pPr>
       <w:r>
-        <w:t>Add the configuration keys Cisco documents for org/email pre-fill (e.g. default email domain) so the</w:t>
-      </w:r>
-    </w:p>
-    <w:p>
-      <w:r>
-        <w:t xml:space="preserve">   shared org account is easier to sign in. </w:t>
-      </w:r>
-      <w:r>
-        <w:rPr>
-          <w:b/>
-        </w:rPr>
-        <w:t>Assign</w:t>
-      </w:r>
-      <w:r>
-        <w:t xml:space="preserve"> to </w:t>
-      </w:r>
-      <w:r>
-        <w:rPr>
-          <w:b/>
-        </w:rPr>
-        <w:t>`iOS – Shared Devices`</w:t>
-      </w:r>
-      <w:r>
-        <w:t>.</w:t>
-      </w:r>
-    </w:p>
-    <w:p>
-      <w:r>
-        <w:t>__________________________________________________</w:t>
-      </w:r>
-    </w:p>
-    <w:p>
-      <w:pPr>
-        <w:pStyle w:val="Heading2"/>
-      </w:pPr>
-      <w:r>
-        <w:t>Phase 4 — Compliance &amp; access</w:t>
-      </w:r>
-    </w:p>
-    <w:p>
-      <w:pPr>
-        <w:pStyle w:val="Heading3"/>
-      </w:pPr>
-      <w:r>
-        <w:t>Step 13. Create a compliance policy for the shared phones</w:t>
-      </w:r>
-    </w:p>
-    <w:p>
-      <w:pPr>
-        <w:pStyle w:val="ListNumber"/>
-      </w:pPr>
-      <w:r>
-        <w:rPr>
-          <w:b/>
-        </w:rPr>
-        <w:t>Devices → Compliance → Create policy → iOS/iPadOS</w:t>
-      </w:r>
-      <w:r>
-        <w:t>; **name it `iOS Shared – Compliance –</w:t>
-      </w:r>
-    </w:p>
-    <w:p>
-      <w:r>
-        <w:t xml:space="preserve">   Pilot`**.</w:t>
-      </w:r>
-    </w:p>
-    <w:p>
-      <w:pPr>
-        <w:pStyle w:val="ListNumber"/>
-      </w:pPr>
-      <w:r>
-        <w:t>Set baseline rules suitable for a shared device (min iOS version, jailbreak detection; a passcode</w:t>
-      </w:r>
-    </w:p>
-    <w:p>
-      <w:r>
-        <w:t xml:space="preserve">   rule only if the shared-use model allows one — many kiosks run passcode-free for hand-off speed).</w:t>
-      </w:r>
-    </w:p>
-    <w:p>
-      <w:pPr>
-        <w:pStyle w:val="ListNumber"/>
-      </w:pPr>
-      <w:r>
-        <w:rPr>
-          <w:b/>
-        </w:rPr>
-        <w:t>Assignments:</w:t>
-      </w:r>
-      <w:r>
-        <w:t xml:space="preserve"> assign to </w:t>
-      </w:r>
-      <w:r>
-        <w:rPr>
-          <w:b/>
-        </w:rPr>
-        <w:t>`iOS – Shared Devices`</w:t>
-      </w:r>
-      <w:r>
-        <w:t xml:space="preserve"> → </w:t>
-      </w:r>
-      <w:r>
-        <w:rPr>
-          <w:b/>
-        </w:rPr>
-        <w:t>Create</w:t>
-      </w:r>
-      <w:r>
-        <w:t>.</w:t>
-      </w:r>
-    </w:p>
-    <w:p>
-      <w:pPr>
-        <w:pStyle w:val="Heading3"/>
-      </w:pPr>
-      <w:r>
-        <w:t>Step 14. (Optional) Conditional Access for the shared Webex account</w:t>
-      </w:r>
-    </w:p>
-    <w:p>
-      <w:pPr>
-        <w:pStyle w:val="ListNumber"/>
-      </w:pPr>
-      <w:r>
-        <w:t xml:space="preserve">Entra → </w:t>
-      </w:r>
-      <w:r>
-        <w:rPr>
-          <w:b/>
-        </w:rPr>
-        <w:t>Protection → Conditional Access → Create new policy</w:t>
-      </w:r>
-      <w:r>
-        <w:t>; **name it `CA – iOS Shared</w:t>
-      </w:r>
-    </w:p>
-    <w:p>
-      <w:r>
-        <w:t xml:space="preserve">   Webex`**.</w:t>
-      </w:r>
-    </w:p>
-    <w:p>
-      <w:pPr>
-        <w:pStyle w:val="ListNumber"/>
-      </w:pPr>
-      <w:r>
-        <w:rPr>
-          <w:b/>
-        </w:rPr>
-        <w:t>Users:</w:t>
-      </w:r>
-      <w:r>
-        <w:t xml:space="preserve"> </w:t>
-      </w:r>
-      <w:r>
-        <w:rPr>
-          <w:b/>
-        </w:rPr>
-        <w:t>`Shared Webex – iOS Phones`</w:t>
-      </w:r>
-      <w:r>
-        <w:t xml:space="preserve"> (the Step 1 account). </w:t>
-      </w:r>
-      <w:r>
-        <w:rPr>
-          <w:b/>
-        </w:rPr>
-        <w:t>Target resources:</w:t>
-      </w:r>
-      <w:r>
-        <w:t xml:space="preserve"> the Webex /</w:t>
-      </w:r>
-    </w:p>
-    <w:p>
-      <w:r>
-        <w:t xml:space="preserve">   Office 365 apps. </w:t>
-      </w:r>
-      <w:r>
-        <w:rPr>
-          <w:b/>
-        </w:rPr>
-        <w:t>Grant:</w:t>
-      </w:r>
-      <w:r>
-        <w:t xml:space="preserve"> require </w:t>
-      </w:r>
-      <w:r>
-        <w:rPr>
-          <w:b/>
-        </w:rPr>
-        <w:t>compliant device</w:t>
-      </w:r>
-      <w:r>
-        <w:t xml:space="preserve"> (the shared iPhone) so the shared account    only works from a managed kiosk phone.</w:t>
-      </w:r>
-    </w:p>
-    <w:p>
-      <w:pPr>
-        <w:pStyle w:val="ListNumber"/>
-      </w:pPr>
-      <w:r>
-        <w:rPr>
-          <w:b/>
-        </w:rPr>
-        <w:t>Enable policy:</w:t>
-      </w:r>
-      <w:r>
-        <w:t xml:space="preserve"> </w:t>
-      </w:r>
-      <w:r>
-        <w:rPr>
-          <w:b/>
-        </w:rPr>
-        <w:t>Report-only</w:t>
-      </w:r>
-      <w:r>
-        <w:t xml:space="preserve"> for the pilot → </w:t>
-      </w:r>
-      <w:r>
-        <w:rPr>
-          <w:b/>
-        </w:rPr>
-        <w:t>Create</w:t>
-      </w:r>
-      <w:r>
-        <w:t>.</w:t>
-      </w:r>
-    </w:p>
-    <w:p>
-      <w:r>
-        <w:t>__________________________________________________</w:t>
-      </w:r>
-    </w:p>
-    <w:p>
-      <w:pPr>
-        <w:pStyle w:val="Heading2"/>
-      </w:pPr>
-      <w:r>
-        <w:t>Phase 5 — Pilot, validate, expand</w:t>
-      </w:r>
-    </w:p>
-    <w:p>
-      <w:pPr>
-        <w:pStyle w:val="Heading3"/>
-      </w:pPr>
-      <w:r>
-        <w:t>Step 15. Pilot-enroll a shared iPhone</w:t>
-      </w:r>
-    </w:p>
-    <w:p>
-      <w:pPr>
-        <w:pStyle w:val="ListNumber"/>
-      </w:pPr>
-      <w:r>
-        <w:rPr>
-          <w:b/>
-        </w:rPr>
-        <w:t>Erase</w:t>
-      </w:r>
-      <w:r>
-        <w:t xml:space="preserve"> the pilot iPhone (**Settings → General → Transfer or Reset → Erase All Content and</w:t>
-      </w:r>
-    </w:p>
-    <w:p>
-      <w:r>
-        <w:t xml:space="preserve">   Settings**) so it returns to Setup Assistant.</w:t>
-      </w:r>
-    </w:p>
-    <w:p>
-      <w:pPr>
-        <w:pStyle w:val="ListNumber"/>
-      </w:pPr>
-      <w:r>
-        <w:t>Power on, choose language/region, connect to network.</w:t>
-      </w:r>
-    </w:p>
-    <w:p>
-      <w:pPr>
-        <w:pStyle w:val="ListNumber"/>
-      </w:pPr>
-      <w:r>
-        <w:t xml:space="preserve">Setup Assistant shows </w:t>
-      </w:r>
-      <w:r>
-        <w:rPr>
-          <w:b/>
-        </w:rPr>
-        <w:t>Remote Management</w:t>
-      </w:r>
-      <w:r>
-        <w:t xml:space="preserve"> naming your organization → continue. The phone enrolls</w:t>
-      </w:r>
-    </w:p>
-    <w:p>
-      <w:r>
-        <w:t xml:space="preserve">   </w:t>
-      </w:r>
-      <w:r>
-        <w:rPr>
-          <w:b/>
-        </w:rPr>
-        <w:t>supervised, no user affinity</w:t>
-      </w:r>
-      <w:r>
-        <w:t xml:space="preserve">, joins </w:t>
-      </w:r>
-      <w:r>
-        <w:rPr>
-          <w:b/>
-        </w:rPr>
-        <w:t>`iOS – Shared Devices`</w:t>
-      </w:r>
-      <w:r>
-        <w:t xml:space="preserve">, installs </w:t>
-      </w:r>
-      <w:r>
-        <w:rPr>
-          <w:b/>
-        </w:rPr>
-        <w:t>Cisco Webex</w:t>
-      </w:r>
-      <w:r>
-        <w:t xml:space="preserve">, and    drops into </w:t>
-      </w:r>
-      <w:r>
-        <w:rPr>
-          <w:b/>
-        </w:rPr>
-        <w:t>kiosk mode</w:t>
-      </w:r>
-      <w:r>
-        <w:t xml:space="preserve"> showing only Webex.</w:t>
-      </w:r>
-    </w:p>
-    <w:p>
-      <w:pPr>
-        <w:pStyle w:val="ListNumber"/>
-      </w:pPr>
-      <w:r>
-        <w:t xml:space="preserve">Sign into Webex with the </w:t>
-      </w:r>
-      <w:r>
-        <w:rPr>
-          <w:b/>
-        </w:rPr>
-        <w:t>`Shared Webex – iOS Phones`</w:t>
-      </w:r>
-      <w:r>
-        <w:t xml:space="preserve"> account and place a test call.</w:t>
-      </w:r>
-    </w:p>
-    <w:p>
-      <w:pPr>
-        <w:pStyle w:val="Heading3"/>
-      </w:pPr>
-      <w:r>
-        <w:t>Step 16. Validate</w:t>
-      </w:r>
-    </w:p>
-    <w:p>
-      <w:pPr>
-        <w:pStyle w:val="ListNumber"/>
-      </w:pPr>
-      <w:r>
-        <w:t xml:space="preserve">Run </w:t>
-      </w:r>
-      <w:r>
-        <w:rPr>
-          <w:b/>
-        </w:rPr>
-        <w:t>`IOSSDM-Discovery.ps1`</w:t>
-      </w:r>
-      <w:r>
-        <w:t xml:space="preserve"> (tenant readiness: DEM account, APNs, ADE token, shared group, kiosk</w:t>
-      </w:r>
-    </w:p>
-    <w:p>
-      <w:r>
-        <w:t xml:space="preserve">   profile, restrictions, Webex app, compliance) and </w:t>
-      </w:r>
-      <w:r>
-        <w:rPr>
-          <w:b/>
-        </w:rPr>
-        <w:t>`IOSSDM-Validation.ps1`</w:t>
-      </w:r>
-      <w:r>
-        <w:t xml:space="preserve"> for the pilot device.</w:t>
-      </w:r>
-    </w:p>
-    <w:p>
-      <w:pPr>
-        <w:pStyle w:val="ListNumber"/>
-      </w:pPr>
-      <w:r>
-        <w:rPr>
-          <w:b/>
-        </w:rPr>
-        <w:t>Pass:</w:t>
-      </w:r>
-      <w:r>
-        <w:t xml:space="preserve"> the iPhone is </w:t>
-      </w:r>
-      <w:r>
-        <w:rPr>
-          <w:b/>
-        </w:rPr>
-        <w:t>enrolled by the DEM account</w:t>
-      </w:r>
-      <w:r>
-        <w:t xml:space="preserve">, </w:t>
-      </w:r>
-      <w:r>
-        <w:rPr>
-          <w:b/>
-        </w:rPr>
-        <w:t>supervised</w:t>
-      </w:r>
-      <w:r>
-        <w:t xml:space="preserve">, </w:t>
-      </w:r>
-      <w:r>
-        <w:rPr>
-          <w:b/>
-        </w:rPr>
-        <w:t>no primary user</w:t>
-      </w:r>
-      <w:r>
-        <w:t>, a</w:t>
-      </w:r>
-    </w:p>
-    <w:p>
-      <w:r>
-        <w:t xml:space="preserve">   member of </w:t>
-      </w:r>
-      <w:r>
-        <w:rPr>
-          <w:b/>
-        </w:rPr>
-        <w:t>`iOS – Shared Devices`</w:t>
-      </w:r>
-      <w:r>
-        <w:t xml:space="preserve">, has the </w:t>
-      </w:r>
-      <w:r>
-        <w:rPr>
-          <w:b/>
-        </w:rPr>
-        <w:t>kiosk</w:t>
-      </w:r>
-      <w:r>
-        <w:t xml:space="preserve"> + </w:t>
-      </w:r>
-      <w:r>
-        <w:rPr>
-          <w:b/>
-        </w:rPr>
-        <w:t>restrictions</w:t>
-      </w:r>
-      <w:r>
-        <w:t xml:space="preserve"> profiles </w:t>
-      </w:r>
-      <w:r>
-        <w:rPr>
-          <w:b/>
-        </w:rPr>
-        <w:t>applied</w:t>
-      </w:r>
-      <w:r>
-        <w:t xml:space="preserve">, and    </w:t>
-      </w:r>
-      <w:r>
-        <w:rPr>
-          <w:b/>
-        </w:rPr>
-        <w:t>Cisco Webex installed</w:t>
-      </w:r>
-      <w:r>
-        <w:t>.</w:t>
-      </w:r>
-    </w:p>
-    <w:p>
-      <w:pPr>
-        <w:pStyle w:val="ListNumber"/>
-      </w:pPr>
-      <w:r>
-        <w:t xml:space="preserve">On the device, confirm it is </w:t>
-      </w:r>
-      <w:r>
-        <w:rPr>
-          <w:b/>
-        </w:rPr>
-        <w:t>locked to Webex</w:t>
-      </w:r>
-      <w:r>
-        <w:t xml:space="preserve"> (Home button / app switcher do not leave Webex in</w:t>
-      </w:r>
-    </w:p>
-    <w:p>
-      <w:r>
-        <w:t xml:space="preserve">   single-app mode) and that a </w:t>
-      </w:r>
-      <w:r>
-        <w:rPr>
-          <w:b/>
-        </w:rPr>
-        <w:t>call connects</w:t>
-      </w:r>
-      <w:r>
-        <w:t>.</w:t>
-      </w:r>
-    </w:p>
-    <w:p>
-      <w:pPr>
-        <w:pStyle w:val="Heading3"/>
-      </w:pPr>
-      <w:r>
-        <w:t>Step 17. Expand</w:t>
-      </w:r>
-    </w:p>
-    <w:p>
-      <w:pPr>
-        <w:pStyle w:val="ListNumber"/>
-      </w:pPr>
-      <w:r>
-        <w:t>When the pilot passes, add the rest of the shared iPhone serials to the ADE token and assign the</w:t>
-      </w:r>
-    </w:p>
-    <w:p>
-      <w:r>
-        <w:t xml:space="preserve">   </w:t>
-      </w:r>
-      <w:r>
-        <w:rPr>
-          <w:b/>
-        </w:rPr>
-        <w:t>`iOS Shared – ADE – Pilot`</w:t>
-      </w:r>
-      <w:r>
-        <w:t xml:space="preserve"> profile (or make it the </w:t>
-      </w:r>
-      <w:r>
-        <w:rPr>
-          <w:b/>
-        </w:rPr>
-        <w:t>default</w:t>
-      </w:r>
-      <w:r>
-        <w:t xml:space="preserve"> profile for the token).</w:t>
-      </w:r>
-    </w:p>
-    <w:p>
-      <w:pPr>
-        <w:pStyle w:val="ListNumber"/>
-      </w:pPr>
-      <w:r>
-        <w:t xml:space="preserve">Add the devices to </w:t>
-      </w:r>
-      <w:r>
-        <w:rPr>
-          <w:b/>
-        </w:rPr>
-        <w:t>`iOS – Shared Devices`</w:t>
-      </w:r>
-      <w:r>
-        <w:t xml:space="preserve"> (automatic if you used the dynamic group).</w:t>
-      </w:r>
-    </w:p>
-    <w:p>
-      <w:pPr>
-        <w:pStyle w:val="ListNumber"/>
-      </w:pPr>
-      <w:r>
-        <w:t xml:space="preserve">Move </w:t>
-      </w:r>
-      <w:r>
-        <w:rPr>
-          <w:b/>
-        </w:rPr>
-        <w:t>`CA – iOS Shared Webex`</w:t>
-      </w:r>
-      <w:r>
-        <w:t xml:space="preserve"> from </w:t>
-      </w:r>
-      <w:r>
-        <w:rPr>
-          <w:b/>
-        </w:rPr>
-        <w:t>report-only</w:t>
-      </w:r>
-      <w:r>
-        <w:t xml:space="preserve"> to </w:t>
-      </w:r>
-      <w:r>
-        <w:rPr>
-          <w:b/>
-        </w:rPr>
-        <w:t>On</w:t>
-      </w:r>
-      <w:r>
-        <w:t xml:space="preserve"> (if used), and roll out in waves,</w:t>
-      </w:r>
-    </w:p>
-    <w:p>
-      <w:r>
-        <w:t xml:space="preserve">   validating each wave with the scripts before widening.</w:t>
-      </w:r>
-    </w:p>
-    <w:p>
-      <w:pPr>
-        <w:pStyle w:val="Heading1"/>
-      </w:pPr>
-      <w:r>
-        <w:t>5. Testing &amp; Validation — iOS iPhone Shared Device Mode (Lockdown) with WebEx Calling</w:t>
-      </w:r>
-    </w:p>
-    <w:p>
-      <w:r>
-        <w:t xml:space="preserve">Validate against a </w:t>
-      </w:r>
-      <w:r>
-        <w:rPr>
-          <w:b/>
-        </w:rPr>
-        <w:t>pilot shared iPhone</w:t>
-      </w:r>
-      <w:r>
-        <w:t xml:space="preserve"> before expanding. Each test has an explicit </w:t>
-      </w:r>
-      <w:r>
-        <w:rPr>
-          <w:b/>
-        </w:rPr>
-        <w:t>pass/fail gate</w:t>
-      </w:r>
-      <w:r>
-        <w:t>. Use the included PowerShell scripts (Microsoft Graph) for tenant-side checks and the on-device steps for the user experience.</w:t>
-      </w:r>
-    </w:p>
-    <w:p>
-      <w:pPr>
-        <w:pStyle w:val="Heading2"/>
-      </w:pPr>
-      <w:r>
-        <w:t>Test 1 — Tenant readiness</w:t>
-      </w:r>
-    </w:p>
-    <w:p>
-      <w:r>
-        <w:rPr>
-          <w:b/>
-        </w:rPr>
-        <w:t>Procedure:</w:t>
-      </w:r>
-      <w:r>
-        <w:t xml:space="preserve"> Run </w:t>
+        <w:t xml:space="preserve">Note the Webex </w:t>
+      </w:r>
+      <w:r>
+        <w:rPr>
+          <w:b/>
+        </w:rPr>
+        <w:t>bundle ID</w:t>
+      </w:r>
+      <w:r>
+        <w:t xml:space="preserve"> (</w:t>
       </w:r>
       <w:r>
         <w:rPr>
           <w:rFonts w:ascii="Consolas" w:hAnsi="Consolas"/>
           <w:sz w:val="19"/>
         </w:rPr>
-        <w:t>IOSSDM-Discovery.ps1</w:t>
-      </w:r>
-      <w:r>
-        <w:t xml:space="preserve">. </w:t>
-      </w:r>
-      <w:r>
-        <w:rPr>
-          <w:b/>
-        </w:rPr>
-        <w:t>Pass:</w:t>
-      </w:r>
-      <w:r>
-        <w:t xml:space="preserve"> The </w:t>
-      </w:r>
-      <w:r>
-        <w:rPr>
-          <w:b/>
-        </w:rPr>
-        <w:t>DEM account</w:t>
-      </w:r>
-      <w:r>
-        <w:t xml:space="preserve"> is registered, the APNs certificate is </w:t>
-      </w:r>
-      <w:r>
-        <w:rPr>
-          <w:b/>
-        </w:rPr>
-        <w:t>Active</w:t>
-      </w:r>
-      <w:r>
-        <w:t xml:space="preserve">, the ADE token is present, the </w:t>
+        <w:t>com.cisco.squared</w:t>
+      </w:r>
+      <w:r>
+        <w:t>) — you'll select Webex by name/bundle ID in the</w:t>
+      </w:r>
+    </w:p>
+    <w:p>
+      <w:r>
+        <w:t xml:space="preserve">   kiosk profile.</w:t>
+      </w:r>
+    </w:p>
+    <w:p>
+      <w:pPr>
+        <w:pStyle w:val="Heading3"/>
+      </w:pPr>
+      <w:r>
+        <w:t>Step 10. Create the kiosk lock-down profile (single-app → Webex)</w:t>
+      </w:r>
+    </w:p>
+    <w:p>
+      <w:pPr>
+        <w:pStyle w:val="ListNumber"/>
+      </w:pPr>
+      <w:r>
+        <w:rPr>
+          <w:b/>
+        </w:rPr>
+        <w:t>Devices → Configuration → Create → New policy → iOS/iPadOS → Templates → Device restrictions</w:t>
+      </w:r>
+      <w:r>
+        <w:t>;</w:t>
+      </w:r>
+    </w:p>
+    <w:p>
+      <w:r>
+        <w:t xml:space="preserve">   </w:t>
+      </w:r>
+      <w:r>
+        <w:rPr>
+          <w:b/>
+        </w:rPr>
+        <w:t>name it `iOS Shared – Kiosk Lockdown – Pilot`</w:t>
+      </w:r>
+      <w:r>
+        <w:t>.</w:t>
+      </w:r>
+    </w:p>
+    <w:p>
+      <w:pPr>
+        <w:pStyle w:val="ListNumber"/>
+      </w:pPr>
+      <w:r>
+        <w:t xml:space="preserve">Open the </w:t>
+      </w:r>
+      <w:r>
+        <w:rPr>
+          <w:b/>
+        </w:rPr>
+        <w:t>Kiosk</w:t>
+      </w:r>
+      <w:r>
+        <w:t xml:space="preserve"> settings → </w:t>
+      </w:r>
+      <w:r>
+        <w:rPr>
+          <w:b/>
+        </w:rPr>
+        <w:t>Kiosk mode = Single full-screen app</w:t>
+      </w:r>
+      <w:r>
+        <w:t>; for **App to run in kiosk</w:t>
+      </w:r>
+    </w:p>
+    <w:p>
+      <w:r>
+        <w:t xml:space="preserve">   mode</w:t>
+      </w:r>
+      <w:r>
+        <w:rPr>
+          <w:b/>
+        </w:rPr>
+        <w:t xml:space="preserve">, choose </w:t>
+      </w:r>
+      <w:r>
+        <w:t>Store App</w:t>
+      </w:r>
+      <w:r>
+        <w:rPr>
+          <w:b/>
+        </w:rPr>
+        <w:t xml:space="preserve"> and select </w:t>
+      </w:r>
+      <w:r>
+        <w:t>Cisco Webex</w:t>
+      </w:r>
+      <w:r>
+        <w:rPr>
+          <w:b/>
+        </w:rPr>
+        <w:t xml:space="preserve"> (bundle ID `com.cisco.squared`).    *(Use </w:t>
+      </w:r>
+      <w:r>
+        <w:t>Multi-app</w:t>
+      </w:r>
+      <w:r>
+        <w:rPr>
+          <w:b/>
+        </w:rPr>
+        <w:t xml:space="preserve"> instead if staff also need the native </w:t>
+      </w:r>
+      <w:r>
+        <w:t>Phone** app — add Webex and Phone, and    hide all other apps.)*</w:t>
+      </w:r>
+    </w:p>
+    <w:p>
+      <w:pPr>
+        <w:pStyle w:val="ListNumber"/>
+      </w:pPr>
+      <w:r>
+        <w:rPr>
+          <w:b/>
+        </w:rPr>
+        <w:t>Assignments:</w:t>
+      </w:r>
+      <w:r>
+        <w:t xml:space="preserve"> assign to </w:t>
       </w:r>
       <w:r>
         <w:rPr>
@@ -4686,267 +3703,510 @@
         <w:t>iOS – Shared Devices</w:t>
       </w:r>
       <w:r>
-        <w:t xml:space="preserve"> group exists, the </w:t>
+        <w:t xml:space="preserve"> → </w:t>
+      </w:r>
+      <w:r>
+        <w:rPr>
+          <w:b/>
+        </w:rPr>
+        <w:t>Create</w:t>
+      </w:r>
+      <w:r>
+        <w:t>.</w:t>
+      </w:r>
+    </w:p>
+    <w:p>
+      <w:pPr>
+        <w:pStyle w:val="Heading3"/>
+      </w:pPr>
+      <w:r>
+        <w:t>Step 11. Create the device restrictions profile (strip the rest of iOS)</w:t>
+      </w:r>
+    </w:p>
+    <w:p>
+      <w:pPr>
+        <w:pStyle w:val="ListNumber"/>
+      </w:pPr>
+      <w:r>
+        <w:rPr>
+          <w:b/>
+        </w:rPr>
+        <w:t>Devices → Configuration → Create → New policy → iOS/iPadOS → Templates → Device restrictions</w:t>
+      </w:r>
+      <w:r>
+        <w:t>;</w:t>
+      </w:r>
+    </w:p>
+    <w:p>
+      <w:r>
+        <w:t xml:space="preserve">   </w:t>
+      </w:r>
+      <w:r>
+        <w:rPr>
+          <w:b/>
+        </w:rPr>
+        <w:t>name it `iOS Shared – Restrictions – Pilot`</w:t>
+      </w:r>
+      <w:r>
+        <w:t>.</w:t>
+      </w:r>
+    </w:p>
+    <w:p>
+      <w:pPr>
+        <w:pStyle w:val="ListNumber"/>
+      </w:pPr>
+      <w:r>
+        <w:t xml:space="preserve">Recommended supervised restrictions for an appliance phone: </w:t>
+      </w:r>
+      <w:r>
+        <w:rPr>
+          <w:b/>
+        </w:rPr>
+        <w:t>Block App Store</w:t>
+      </w:r>
+      <w:r>
+        <w:t xml:space="preserve">, </w:t>
+      </w:r>
+      <w:r>
+        <w:rPr>
+          <w:b/>
+        </w:rPr>
+        <w:t>Block Safari</w:t>
+      </w:r>
+      <w:r>
+        <w:t>,</w:t>
+      </w:r>
+    </w:p>
+    <w:p>
+      <w:r>
+        <w:t xml:space="preserve">   </w:t>
+      </w:r>
+      <w:r>
+        <w:rPr>
+          <w:b/>
+        </w:rPr>
+        <w:t>Block installing/removing apps</w:t>
+      </w:r>
+      <w:r>
+        <w:t xml:space="preserve">, </w:t>
+      </w:r>
+      <w:r>
+        <w:rPr>
+          <w:b/>
+        </w:rPr>
+        <w:t>Block Erase all content and settings</w:t>
+      </w:r>
+      <w:r>
+        <w:t xml:space="preserve">, </w:t>
+      </w:r>
+      <w:r>
+        <w:rPr>
+          <w:b/>
+        </w:rPr>
+        <w:t>Block account    modification</w:t>
+      </w:r>
+      <w:r>
+        <w:t xml:space="preserve">, </w:t>
+      </w:r>
+      <w:r>
+        <w:rPr>
+          <w:b/>
+        </w:rPr>
+        <w:t>Block AirDrop</w:t>
+      </w:r>
+      <w:r>
+        <w:t xml:space="preserve">, </w:t>
+      </w:r>
+      <w:r>
+        <w:rPr>
+          <w:b/>
+        </w:rPr>
+        <w:t>Block adding/removing eSIM/lines</w:t>
+      </w:r>
+      <w:r>
+        <w:t xml:space="preserve"> as appropriate, and disable    the </w:t>
+      </w:r>
+      <w:r>
+        <w:rPr>
+          <w:b/>
+        </w:rPr>
+        <w:t>Control Center while locked</w:t>
+      </w:r>
+      <w:r>
+        <w:t xml:space="preserve"> / </w:t>
+      </w:r>
+      <w:r>
+        <w:rPr>
+          <w:b/>
+        </w:rPr>
+        <w:t>Notifications</w:t>
+      </w:r>
+      <w:r>
+        <w:t xml:space="preserve"> noise you don't want.</w:t>
+      </w:r>
+    </w:p>
+    <w:p>
+      <w:pPr>
+        <w:pStyle w:val="ListNumber"/>
+      </w:pPr>
+      <w:r>
+        <w:t xml:space="preserve">Keep </w:t>
+      </w:r>
+      <w:r>
+        <w:rPr>
+          <w:b/>
+        </w:rPr>
+        <w:t>Wi-Fi</w:t>
+      </w:r>
+      <w:r>
+        <w:t xml:space="preserve">, </w:t>
+      </w:r>
+      <w:r>
+        <w:rPr>
+          <w:b/>
+        </w:rPr>
+        <w:t>Cellular/Calling</w:t>
+      </w:r>
+      <w:r>
+        <w:t xml:space="preserve">, and </w:t>
+      </w:r>
+      <w:r>
+        <w:rPr>
+          <w:b/>
+        </w:rPr>
+        <w:t>Microphone</w:t>
+      </w:r>
+      <w:r>
+        <w:t xml:space="preserve"> enabled (the phone must place calls).</w:t>
+      </w:r>
+    </w:p>
+    <w:p>
+      <w:pPr>
+        <w:pStyle w:val="ListNumber"/>
+      </w:pPr>
+      <w:r>
+        <w:rPr>
+          <w:b/>
+        </w:rPr>
+        <w:t>Assignments:</w:t>
+      </w:r>
+      <w:r>
+        <w:t xml:space="preserve"> assign to </w:t>
       </w:r>
       <w:r>
         <w:rPr>
           <w:rFonts w:ascii="Consolas" w:hAnsi="Consolas"/>
           <w:sz w:val="19"/>
         </w:rPr>
-        <w:t>iOS Shared – Kiosk Lockdown – Pilot</w:t>
-      </w:r>
-      <w:r>
-        <w:t xml:space="preserve"> and </w:t>
+        <w:t>iOS – Shared Devices</w:t>
+      </w:r>
+      <w:r>
+        <w:t xml:space="preserve"> → </w:t>
+      </w:r>
+      <w:r>
+        <w:rPr>
+          <w:b/>
+        </w:rPr>
+        <w:t>Create</w:t>
+      </w:r>
+      <w:r>
+        <w:t>.</w:t>
+      </w:r>
+    </w:p>
+    <w:p>
+      <w:pPr>
+        <w:pStyle w:val="Heading3"/>
+      </w:pPr>
+      <w:r>
+        <w:t>Step 12. (Optional) Webex app configuration profile</w:t>
+      </w:r>
+    </w:p>
+    <w:p>
+      <w:pPr>
+        <w:pStyle w:val="ListNumber"/>
+      </w:pPr>
+      <w:r>
+        <w:t>If your Webex tenant supports managed app configuration, **Apps → App configuration policies →</w:t>
+      </w:r>
+    </w:p>
+    <w:p>
+      <w:r>
+        <w:t xml:space="preserve">   Add → Managed devices</w:t>
+      </w:r>
+      <w:r>
+        <w:rPr>
+          <w:b/>
+        </w:rPr>
+        <w:t xml:space="preserve">; </w:t>
+      </w:r>
+      <w:r>
+        <w:t xml:space="preserve">name it </w:t>
       </w:r>
       <w:r>
         <w:rPr>
           <w:rFonts w:ascii="Consolas" w:hAnsi="Consolas"/>
           <w:sz w:val="19"/>
         </w:rPr>
-        <w:t>iOS Shared – Restrictions – Pilot</w:t>
-      </w:r>
-      <w:r>
-        <w:t xml:space="preserve"> profiles exist, </w:t>
-      </w:r>
-      <w:r>
-        <w:rPr>
-          <w:b/>
-        </w:rPr>
-        <w:t>Cisco Webex</w:t>
-      </w:r>
-      <w:r>
-        <w:t xml:space="preserve"> is added (Required), and a compliance policy exists. </w:t>
-      </w:r>
-      <w:r>
-        <w:rPr>
-          <w:b/>
-        </w:rPr>
-        <w:t>Fail:</w:t>
-      </w:r>
-      <w:r>
-        <w:t xml:space="preserve"> Any missing → resolve before piloting.</w:t>
-      </w:r>
-    </w:p>
-    <w:p>
-      <w:pPr>
-        <w:pStyle w:val="Heading2"/>
-      </w:pPr>
-      <w:r>
-        <w:t>Test 2 — Enrolled by DEM, no user affinity</w:t>
-      </w:r>
-    </w:p>
-    <w:p>
-      <w:r>
-        <w:rPr>
-          <w:b/>
-        </w:rPr>
-        <w:t>Procedure:</w:t>
-      </w:r>
-      <w:r>
-        <w:t xml:space="preserve"> Inspect the pilot iPhone in Intune → </w:t>
-      </w:r>
-      <w:r>
-        <w:rPr>
-          <w:b/>
-        </w:rPr>
-        <w:t>Devices → (device) → Properties</w:t>
-      </w:r>
-      <w:r>
-        <w:t xml:space="preserve">; run </w:t>
+        <w:t>iOS Shared – Webex Config – Pilot</w:t>
+      </w:r>
+      <w:r>
+        <w:rPr>
+          <w:b/>
+        </w:rPr>
+        <w:t xml:space="preserve">, platform </w:t>
+      </w:r>
+      <w:r>
+        <w:t>iOS/iPadOS</w:t>
+      </w:r>
+      <w:r>
+        <w:rPr>
+          <w:b/>
+        </w:rPr>
+        <w:t xml:space="preserve">,    target app </w:t>
+      </w:r>
+      <w:r>
+        <w:t>Cisco Webex**.</w:t>
+      </w:r>
+    </w:p>
+    <w:p>
+      <w:pPr>
+        <w:pStyle w:val="ListNumber"/>
+      </w:pPr>
+      <w:r>
+        <w:t>Add the configuration keys Cisco documents for org/email pre-fill (e.g. default email domain) so the</w:t>
+      </w:r>
+    </w:p>
+    <w:p>
+      <w:r>
+        <w:t xml:space="preserve">   shared org account is easier to sign in. </w:t>
+      </w:r>
+      <w:r>
+        <w:rPr>
+          <w:b/>
+        </w:rPr>
+        <w:t>Assign</w:t>
+      </w:r>
+      <w:r>
+        <w:t xml:space="preserve"> to </w:t>
       </w:r>
       <w:r>
         <w:rPr>
           <w:rFonts w:ascii="Consolas" w:hAnsi="Consolas"/>
           <w:sz w:val="19"/>
         </w:rPr>
-        <w:t>IOSSDM-Validation.ps1</w:t>
-      </w:r>
-      <w:r>
-        <w:t xml:space="preserve">. </w:t>
-      </w:r>
-      <w:r>
-        <w:rPr>
-          <w:b/>
-        </w:rPr>
-        <w:t>Pass:</w:t>
-      </w:r>
-      <w:r>
-        <w:t xml:space="preserve"> </w:t>
-      </w:r>
-      <w:r>
-        <w:rPr>
-          <w:b/>
-        </w:rPr>
-        <w:t>Enrolled by</w:t>
-      </w:r>
-      <w:r>
-        <w:t xml:space="preserve"> = the </w:t>
+        <w:t>iOS – Shared Devices</w:t>
+      </w:r>
+      <w:r>
+        <w:t>.</w:t>
+      </w:r>
+    </w:p>
+    <w:p>
+      <w:r>
+        <w:t>__________________________________________________</w:t>
+      </w:r>
+    </w:p>
+    <w:p>
+      <w:pPr>
+        <w:pStyle w:val="Heading2"/>
+      </w:pPr>
+      <w:r>
+        <w:t>Phase 4 — Compliance &amp; access</w:t>
+      </w:r>
+    </w:p>
+    <w:p>
+      <w:pPr>
+        <w:pStyle w:val="Heading3"/>
+      </w:pPr>
+      <w:r>
+        <w:t>Step 13. Create a compliance policy for the shared phones</w:t>
+      </w:r>
+    </w:p>
+    <w:p>
+      <w:pPr>
+        <w:pStyle w:val="ListNumber"/>
+      </w:pPr>
+      <w:r>
+        <w:rPr>
+          <w:b/>
+        </w:rPr>
+        <w:t>Devices → Compliance → Create policy → iOS/iPadOS</w:t>
+      </w:r>
+      <w:r>
+        <w:t>; **name it `iOS Shared – Compliance –</w:t>
+      </w:r>
+    </w:p>
+    <w:p>
+      <w:r>
+        <w:t xml:space="preserve">   Pilot`**.</w:t>
+      </w:r>
+    </w:p>
+    <w:p>
+      <w:pPr>
+        <w:pStyle w:val="ListNumber"/>
+      </w:pPr>
+      <w:r>
+        <w:t>Set baseline rules suitable for a shared device (min iOS version, jailbreak detection; a passcode</w:t>
+      </w:r>
+    </w:p>
+    <w:p>
+      <w:r>
+        <w:t xml:space="preserve">   rule only if the shared-use model allows one — many kiosks run passcode-free for hand-off speed).</w:t>
+      </w:r>
+    </w:p>
+    <w:p>
+      <w:pPr>
+        <w:pStyle w:val="ListNumber"/>
+      </w:pPr>
+      <w:r>
+        <w:rPr>
+          <w:b/>
+        </w:rPr>
+        <w:t>Assignments:</w:t>
+      </w:r>
+      <w:r>
+        <w:t xml:space="preserve"> assign to </w:t>
       </w:r>
       <w:r>
         <w:rPr>
           <w:rFonts w:ascii="Consolas" w:hAnsi="Consolas"/>
           <w:sz w:val="19"/>
         </w:rPr>
-        <w:t>dem-ios-shared</w:t>
-      </w:r>
-      <w:r>
-        <w:t xml:space="preserve"> account; </w:t>
-      </w:r>
-      <w:r>
-        <w:rPr>
-          <w:b/>
-        </w:rPr>
-        <w:t>Primary user</w:t>
-      </w:r>
-      <w:r>
-        <w:t xml:space="preserve"> is </w:t>
-      </w:r>
-      <w:r>
-        <w:rPr>
-          <w:b/>
-        </w:rPr>
-        <w:t>none/empty</w:t>
-      </w:r>
-      <w:r>
-        <w:t xml:space="preserve">; </w:t>
-      </w:r>
-      <w:r>
-        <w:rPr>
-          <w:b/>
-        </w:rPr>
-        <w:t>Supervised = Yes</w:t>
-      </w:r>
-      <w:r>
-        <w:t xml:space="preserve">. </w:t>
-      </w:r>
-      <w:r>
-        <w:rPr>
-          <w:b/>
-        </w:rPr>
-        <w:t>Fail:</w:t>
-      </w:r>
-      <w:r>
-        <w:t xml:space="preserve"> A primary user is set → re-enroll without user affinity via ADE (Implementation §7) or via the DEM account.</w:t>
-      </w:r>
-    </w:p>
-    <w:p>
-      <w:pPr>
-        <w:pStyle w:val="Heading2"/>
-      </w:pPr>
-      <w:r>
-        <w:t>Test 3 — Device is in the shared group and gets policy</w:t>
-      </w:r>
-    </w:p>
-    <w:p>
-      <w:r>
-        <w:rPr>
-          <w:b/>
-        </w:rPr>
-        <w:t>Procedure:</w:t>
-      </w:r>
-      <w:r>
-        <w:t xml:space="preserve"> Confirm group membership and policy application. </w:t>
-      </w:r>
-      <w:r>
-        <w:rPr>
-          <w:b/>
-        </w:rPr>
-        <w:t>Pass:</w:t>
-      </w:r>
-      <w:r>
-        <w:t xml:space="preserve"> The iPhone is a member of </w:t>
-      </w:r>
-      <w:r>
-        <w:rPr>
-          <w:b/>
-        </w:rPr>
-        <w:t>`iOS – Shared Devices`</w:t>
-      </w:r>
-      <w:r>
-        <w:t xml:space="preserve"> and the kiosk, restrictions, and compliance policies show </w:t>
-      </w:r>
-      <w:r>
-        <w:rPr>
-          <w:b/>
-        </w:rPr>
-        <w:t>applied/succeeded</w:t>
-      </w:r>
-      <w:r>
-        <w:t xml:space="preserve">. </w:t>
-      </w:r>
-      <w:r>
-        <w:rPr>
-          <w:b/>
-        </w:rPr>
-        <w:t>Fail:</w:t>
-      </w:r>
-      <w:r>
-        <w:t xml:space="preserve"> Not a member → add it (or fix the dynamic rule), then re-sync.</w:t>
-      </w:r>
-    </w:p>
-    <w:p>
-      <w:pPr>
-        <w:pStyle w:val="Heading2"/>
-      </w:pPr>
-      <w:r>
-        <w:t>Test 4 — Cisco Webex installed</w:t>
-      </w:r>
-    </w:p>
-    <w:p>
-      <w:r>
-        <w:rPr>
-          <w:b/>
-        </w:rPr>
-        <w:t>Procedure:</w:t>
-      </w:r>
-      <w:r>
-        <w:t xml:space="preserve"> Inspect the device's managed apps (Intune) and the Home screen. </w:t>
-      </w:r>
-      <w:r>
-        <w:rPr>
-          <w:b/>
-        </w:rPr>
-        <w:t>Pass:</w:t>
+        <w:t>iOS – Shared Devices</w:t>
+      </w:r>
+      <w:r>
+        <w:t xml:space="preserve"> → </w:t>
+      </w:r>
+      <w:r>
+        <w:rPr>
+          <w:b/>
+        </w:rPr>
+        <w:t>Create</w:t>
+      </w:r>
+      <w:r>
+        <w:t>.</w:t>
+      </w:r>
+    </w:p>
+    <w:p>
+      <w:pPr>
+        <w:pStyle w:val="Heading3"/>
+      </w:pPr>
+      <w:r>
+        <w:t>Step 14. (Optional) Conditional Access for the shared Webex account</w:t>
+      </w:r>
+    </w:p>
+    <w:p>
+      <w:pPr>
+        <w:pStyle w:val="ListNumber"/>
+      </w:pPr>
+      <w:r>
+        <w:t xml:space="preserve">Entra → </w:t>
+      </w:r>
+      <w:r>
+        <w:rPr>
+          <w:b/>
+        </w:rPr>
+        <w:t>Protection → Conditional Access → Create new policy</w:t>
+      </w:r>
+      <w:r>
+        <w:t>; **name it `CA – iOS Shared</w:t>
+      </w:r>
+    </w:p>
+    <w:p>
+      <w:r>
+        <w:t xml:space="preserve">   Webex`**.</w:t>
+      </w:r>
+    </w:p>
+    <w:p>
+      <w:pPr>
+        <w:pStyle w:val="ListNumber"/>
+      </w:pPr>
+      <w:r>
+        <w:rPr>
+          <w:b/>
+        </w:rPr>
+        <w:t>Users:</w:t>
       </w:r>
       <w:r>
         <w:t xml:space="preserve"> </w:t>
-      </w:r>
-      <w:r>
-        <w:rPr>
-          <w:b/>
-        </w:rPr>
-        <w:t>Cisco Webex</w:t>
-      </w:r>
-      <w:r>
-        <w:t xml:space="preserve"> shows </w:t>
-      </w:r>
-      <w:r>
-        <w:rPr>
-          <w:b/>
-        </w:rPr>
-        <w:t>Installed</w:t>
-      </w:r>
-      <w:r>
-        <w:t xml:space="preserve"> and is present on the device. </w:t>
-      </w:r>
-      <w:r>
-        <w:rPr>
-          <w:b/>
-        </w:rPr>
-        <w:t>Fail:</w:t>
-      </w:r>
-      <w:r>
-        <w:t xml:space="preserve"> Not installed → confirm the Required assignment to </w:t>
       </w:r>
       <w:r>
         <w:rPr>
           <w:rFonts w:ascii="Consolas" w:hAnsi="Consolas"/>
           <w:sz w:val="19"/>
         </w:rPr>
-        <w:t>iOS – Shared Devices</w:t>
-      </w:r>
-      <w:r>
-        <w:t xml:space="preserve"> and force a sync.</w:t>
+        <w:t>Shared Webex – iOS Phones</w:t>
+      </w:r>
+      <w:r>
+        <w:t xml:space="preserve"> (the Step 1 account). </w:t>
+      </w:r>
+      <w:r>
+        <w:rPr>
+          <w:b/>
+        </w:rPr>
+        <w:t>Target resources:</w:t>
+      </w:r>
+      <w:r>
+        <w:t xml:space="preserve"> the Webex /</w:t>
+      </w:r>
+    </w:p>
+    <w:p>
+      <w:r>
+        <w:t xml:space="preserve">   Office 365 apps. </w:t>
+      </w:r>
+      <w:r>
+        <w:rPr>
+          <w:b/>
+        </w:rPr>
+        <w:t>Grant:</w:t>
+      </w:r>
+      <w:r>
+        <w:t xml:space="preserve"> require </w:t>
+      </w:r>
+      <w:r>
+        <w:rPr>
+          <w:b/>
+        </w:rPr>
+        <w:t>compliant device</w:t>
+      </w:r>
+      <w:r>
+        <w:t xml:space="preserve"> (the shared iPhone) so the shared account    only works from a managed kiosk phone.</w:t>
+      </w:r>
+    </w:p>
+    <w:p>
+      <w:pPr>
+        <w:pStyle w:val="ListNumber"/>
+      </w:pPr>
+      <w:r>
+        <w:rPr>
+          <w:b/>
+        </w:rPr>
+        <w:t>Enable policy:</w:t>
+      </w:r>
+      <w:r>
+        <w:t xml:space="preserve"> </w:t>
+      </w:r>
+      <w:r>
+        <w:rPr>
+          <w:b/>
+        </w:rPr>
+        <w:t>Report-only</w:t>
+      </w:r>
+      <w:r>
+        <w:t xml:space="preserve"> for the pilot → </w:t>
+      </w:r>
+      <w:r>
+        <w:rPr>
+          <w:b/>
+        </w:rPr>
+        <w:t>Create</w:t>
+      </w:r>
+      <w:r>
+        <w:t>.</w:t>
+      </w:r>
+    </w:p>
+    <w:p>
+      <w:r>
+        <w:t>__________________________________________________</w:t>
       </w:r>
     </w:p>
     <w:p>
@@ -4954,537 +4214,249 @@
         <w:pStyle w:val="Heading2"/>
       </w:pPr>
       <w:r>
-        <w:t>Test 5 — Kiosk lock-down holds</w:t>
-      </w:r>
-    </w:p>
-    <w:p>
-      <w:r>
-        <w:rPr>
-          <w:b/>
-        </w:rPr>
-        <w:t>Procedure:</w:t>
-      </w:r>
-      <w:r>
-        <w:t xml:space="preserve"> On the pilot iPhone, attempt to leave Webex / reach Settings, App Store, or Safari. </w:t>
-      </w:r>
-      <w:r>
-        <w:rPr>
-          <w:b/>
-        </w:rPr>
-        <w:t>Pass:</w:t>
-      </w:r>
-      <w:r>
-        <w:t xml:space="preserve"> In </w:t>
-      </w:r>
-      <w:r>
-        <w:rPr>
-          <w:b/>
-        </w:rPr>
-        <w:t>single-app</w:t>
-      </w:r>
-      <w:r>
-        <w:t xml:space="preserve"> mode the device stays in </w:t>
-      </w:r>
-      <w:r>
-        <w:rPr>
-          <w:b/>
-        </w:rPr>
-        <w:t>Cisco Webex</w:t>
-      </w:r>
-      <w:r>
-        <w:t xml:space="preserve"> and cannot be exited; in </w:t>
-      </w:r>
-      <w:r>
-        <w:rPr>
-          <w:b/>
-        </w:rPr>
-        <w:t>multi-app</w:t>
-      </w:r>
-      <w:r>
-        <w:t xml:space="preserve"> mode only the allowed apps appear and everything else is hidden. App Store/Safari are unavailable. </w:t>
-      </w:r>
-      <w:r>
-        <w:rPr>
-          <w:b/>
-        </w:rPr>
-        <w:t>Fail:</w:t>
-      </w:r>
-      <w:r>
-        <w:t xml:space="preserve"> Other apps/Settings reachable → confirm the device is </w:t>
-      </w:r>
-      <w:r>
-        <w:rPr>
-          <w:b/>
-        </w:rPr>
-        <w:t>Supervised</w:t>
-      </w:r>
-      <w:r>
-        <w:t xml:space="preserve"> (Test 2) and the </w:t>
+        <w:t>Phase 5 — Pilot, validate, expand</w:t>
+      </w:r>
+    </w:p>
+    <w:p>
+      <w:pPr>
+        <w:pStyle w:val="Heading3"/>
+      </w:pPr>
+      <w:r>
+        <w:t>Step 15. Pilot-enroll a shared iPhone</w:t>
+      </w:r>
+    </w:p>
+    <w:p>
+      <w:pPr>
+        <w:pStyle w:val="ListNumber"/>
+      </w:pPr>
+      <w:r>
+        <w:rPr>
+          <w:b/>
+        </w:rPr>
+        <w:t>Erase</w:t>
+      </w:r>
+      <w:r>
+        <w:t xml:space="preserve"> the pilot iPhone (**Settings → General → Transfer or Reset → Erase All Content and</w:t>
+      </w:r>
+    </w:p>
+    <w:p>
+      <w:r>
+        <w:t xml:space="preserve">   Settings**) so it returns to Setup Assistant.</w:t>
+      </w:r>
+    </w:p>
+    <w:p>
+      <w:pPr>
+        <w:pStyle w:val="ListNumber"/>
+      </w:pPr>
+      <w:r>
+        <w:t>Power on, choose language/region, connect to network.</w:t>
+      </w:r>
+    </w:p>
+    <w:p>
+      <w:pPr>
+        <w:pStyle w:val="ListNumber"/>
+      </w:pPr>
+      <w:r>
+        <w:t xml:space="preserve">Setup Assistant shows </w:t>
+      </w:r>
+      <w:r>
+        <w:rPr>
+          <w:b/>
+        </w:rPr>
+        <w:t>Remote Management</w:t>
+      </w:r>
+      <w:r>
+        <w:t xml:space="preserve"> naming your organization → continue. The phone enrolls</w:t>
+      </w:r>
+    </w:p>
+    <w:p>
+      <w:r>
+        <w:t xml:space="preserve">   </w:t>
+      </w:r>
+      <w:r>
+        <w:rPr>
+          <w:b/>
+        </w:rPr>
+        <w:t>supervised, no user affinity</w:t>
+      </w:r>
+      <w:r>
+        <w:t xml:space="preserve">, joins </w:t>
       </w:r>
       <w:r>
         <w:rPr>
           <w:rFonts w:ascii="Consolas" w:hAnsi="Consolas"/>
           <w:sz w:val="19"/>
         </w:rPr>
-        <w:t>iOS Shared – Kiosk Lockdown – Pilot</w:t>
-      </w:r>
-      <w:r>
-        <w:t xml:space="preserve"> profile applied.</w:t>
-      </w:r>
-    </w:p>
-    <w:p>
-      <w:pPr>
-        <w:pStyle w:val="Heading2"/>
-      </w:pPr>
-      <w:r>
-        <w:t>Test 6 — Shared org account signs in and calls</w:t>
-      </w:r>
-    </w:p>
-    <w:p>
-      <w:r>
-        <w:rPr>
-          <w:b/>
-        </w:rPr>
-        <w:t>Procedure:</w:t>
-      </w:r>
-      <w:r>
-        <w:t xml:space="preserve"> In Webex, sign in with the </w:t>
-      </w:r>
-      <w:r>
-        <w:rPr>
-          <w:b/>
-        </w:rPr>
-        <w:t>`Shared Webex – iOS Phones`</w:t>
-      </w:r>
-      <w:r>
-        <w:t xml:space="preserve"> account and place a test call. </w:t>
-      </w:r>
-      <w:r>
-        <w:rPr>
-          <w:b/>
-        </w:rPr>
-        <w:t>Pass:</w:t>
-      </w:r>
-      <w:r>
-        <w:t xml:space="preserve"> Sign-in succeeds with the shared account and a call connects (audio both ways). </w:t>
-      </w:r>
-      <w:r>
-        <w:rPr>
-          <w:b/>
-        </w:rPr>
-        <w:t>Fail:</w:t>
-      </w:r>
-      <w:r>
-        <w:t xml:space="preserve"> Sign-in fails → check the account's Webex licensing (R8) and any Conditional Access (Test 8); call fails → check network/calling endpoints (R10) and Webex calling licensing.</w:t>
-      </w:r>
-    </w:p>
-    <w:p>
-      <w:pPr>
-        <w:pStyle w:val="Heading2"/>
-      </w:pPr>
-      <w:r>
-        <w:t>Test 7 — Restrictions enforced</w:t>
-      </w:r>
-    </w:p>
-    <w:p>
-      <w:r>
-        <w:rPr>
-          <w:b/>
-        </w:rPr>
-        <w:t>Procedure:</w:t>
-      </w:r>
-      <w:r>
-        <w:t xml:space="preserve"> Verify the </w:t>
+        <w:t>iOS – Shared Devices</w:t>
+      </w:r>
+      <w:r>
+        <w:t xml:space="preserve">, installs </w:t>
+      </w:r>
+      <w:r>
+        <w:rPr>
+          <w:b/>
+        </w:rPr>
+        <w:t>Cisco Webex</w:t>
+      </w:r>
+      <w:r>
+        <w:t xml:space="preserve">, and    drops into </w:t>
+      </w:r>
+      <w:r>
+        <w:rPr>
+          <w:b/>
+        </w:rPr>
+        <w:t>kiosk mode</w:t>
+      </w:r>
+      <w:r>
+        <w:t xml:space="preserve"> showing only Webex.</w:t>
+      </w:r>
+    </w:p>
+    <w:p>
+      <w:pPr>
+        <w:pStyle w:val="ListNumber"/>
+      </w:pPr>
+      <w:r>
+        <w:t xml:space="preserve">Sign into Webex with the </w:t>
       </w:r>
       <w:r>
         <w:rPr>
           <w:rFonts w:ascii="Consolas" w:hAnsi="Consolas"/>
           <w:sz w:val="19"/>
         </w:rPr>
-        <w:t>iOS Shared – Restrictions – Pilot</w:t>
-      </w:r>
-      <w:r>
-        <w:t xml:space="preserve"> controls (e.g. App Store blocked, account modification blocked, erase blocked). </w:t>
-      </w:r>
-      <w:r>
-        <w:rPr>
-          <w:b/>
-        </w:rPr>
-        <w:t>Pass:</w:t>
-      </w:r>
-      <w:r>
-        <w:t xml:space="preserve"> The blocked actions are unavailable; calling-related functions (cellular/Wi-Fi, microphone) still work. </w:t>
-      </w:r>
-      <w:r>
-        <w:rPr>
-          <w:b/>
-        </w:rPr>
-        <w:t>Fail:</w:t>
-      </w:r>
-      <w:r>
-        <w:t xml:space="preserve"> A restriction not applied → re-check the profile assignment and device sync.</w:t>
-      </w:r>
-    </w:p>
-    <w:p>
-      <w:pPr>
-        <w:pStyle w:val="Heading2"/>
-      </w:pPr>
-      <w:r>
-        <w:t>Test 8 — (If used) Conditional Access for the shared account</w:t>
-      </w:r>
-    </w:p>
-    <w:p>
-      <w:r>
-        <w:rPr>
-          <w:b/>
-        </w:rPr>
-        <w:t>Procedure:</w:t>
-      </w:r>
-      <w:r>
-        <w:t xml:space="preserve"> With </w:t>
+        <w:t>Shared Webex – iOS Phones</w:t>
+      </w:r>
+      <w:r>
+        <w:t xml:space="preserve"> account and place a test call.</w:t>
+      </w:r>
+    </w:p>
+    <w:p>
+      <w:pPr>
+        <w:pStyle w:val="Heading3"/>
+      </w:pPr>
+      <w:r>
+        <w:t>Step 16. Validate</w:t>
+      </w:r>
+    </w:p>
+    <w:p>
+      <w:pPr>
+        <w:pStyle w:val="ListNumber"/>
+      </w:pPr>
+      <w:r>
+        <w:t xml:space="preserve">Run </w:t>
       </w:r>
       <w:r>
         <w:rPr>
           <w:rFonts w:ascii="Consolas" w:hAnsi="Consolas"/>
           <w:sz w:val="19"/>
         </w:rPr>
-        <w:t>CA – iOS Shared Webex</w:t>
-      </w:r>
-      <w:r>
-        <w:t xml:space="preserve"> in report-only, sign into Webex from the kiosk phone and review Entra → </w:t>
-      </w:r>
-      <w:r>
-        <w:rPr>
-          <w:b/>
-        </w:rPr>
-        <w:t>Sign-in logs → Conditional Access</w:t>
-      </w:r>
-      <w:r>
-        <w:t xml:space="preserve">. </w:t>
-      </w:r>
-      <w:r>
-        <w:rPr>
-          <w:b/>
-        </w:rPr>
-        <w:t>Pass:</w:t>
-      </w:r>
-      <w:r>
-        <w:t xml:space="preserve"> The shared account satisfies </w:t>
-      </w:r>
-      <w:r>
-        <w:rPr>
-          <w:b/>
-        </w:rPr>
-        <w:t>compliant device</w:t>
-      </w:r>
-      <w:r>
-        <w:t xml:space="preserve"> from the kiosk iPhone. </w:t>
-      </w:r>
-      <w:r>
-        <w:rPr>
-          <w:b/>
-        </w:rPr>
-        <w:t>Fail:</w:t>
-      </w:r>
-      <w:r>
-        <w:t xml:space="preserve"> Blocked → confirm the device is compliant (Test 3) and the CA grant is correct.</w:t>
-      </w:r>
-    </w:p>
-    <w:p>
-      <w:pPr>
-        <w:pStyle w:val="Heading2"/>
-      </w:pPr>
-      <w:r>
-        <w:t>Acceptance gate</w:t>
-      </w:r>
-    </w:p>
-    <w:p>
-      <w:r>
-        <w:t xml:space="preserve">Proceed to </w:t>
-      </w:r>
-      <w:r>
-        <w:rPr>
-          <w:b/>
-        </w:rPr>
-        <w:t>Expand</w:t>
-      </w:r>
-      <w:r>
-        <w:t xml:space="preserve"> only when Tests 1–7 pass (and Test 8 if CA is used): the pilot iPhone is </w:t>
-      </w:r>
-      <w:r>
-        <w:rPr>
-          <w:b/>
-        </w:rPr>
-        <w:t>DEM-enrolled with no primary user</w:t>
-      </w:r>
-      <w:r>
-        <w:t xml:space="preserve">, </w:t>
-      </w:r>
-      <w:r>
-        <w:rPr>
-          <w:b/>
-        </w:rPr>
-        <w:t>supervised</w:t>
-      </w:r>
-      <w:r>
-        <w:t xml:space="preserve">, </w:t>
-      </w:r>
-      <w:r>
-        <w:rPr>
-          <w:b/>
-        </w:rPr>
-        <w:t>locked to Cisco Webex</w:t>
-      </w:r>
-      <w:r>
-        <w:t xml:space="preserve">, signed in with the </w:t>
-      </w:r>
-      <w:r>
-        <w:rPr>
-          <w:b/>
-        </w:rPr>
-        <w:t>shared organization account</w:t>
-      </w:r>
-      <w:r>
-        <w:t xml:space="preserve">, and a </w:t>
-      </w:r>
-      <w:r>
-        <w:rPr>
-          <w:b/>
-        </w:rPr>
-        <w:t>call connects</w:t>
-      </w:r>
-      <w:r>
-        <w:t>.</w:t>
-      </w:r>
-    </w:p>
-    <w:p>
-      <w:pPr>
-        <w:pStyle w:val="Heading1"/>
-      </w:pPr>
-      <w:r>
-        <w:t>6. Troubleshooting — iOS iPhone Shared Device Mode (Lockdown) with WebEx Calling</w:t>
-      </w:r>
-    </w:p>
-    <w:p>
-      <w:r>
-        <w:t xml:space="preserve">Work top-down: confirm </w:t>
-      </w:r>
-      <w:r>
-        <w:rPr>
-          <w:b/>
-        </w:rPr>
-        <w:t>enrollment</w:t>
-      </w:r>
-      <w:r>
-        <w:t xml:space="preserve"> (DEM, no user affinity), then </w:t>
-      </w:r>
-      <w:r>
-        <w:rPr>
-          <w:b/>
-        </w:rPr>
-        <w:t>supervision</w:t>
-      </w:r>
-      <w:r>
-        <w:t xml:space="preserve">, then </w:t>
-      </w:r>
-      <w:r>
-        <w:rPr>
-          <w:b/>
-        </w:rPr>
-        <w:t>grouping</w:t>
-      </w:r>
-      <w:r>
-        <w:t xml:space="preserve">, then </w:t>
-      </w:r>
-      <w:r>
-        <w:rPr>
-          <w:b/>
-        </w:rPr>
-        <w:t>kiosk lock-down</w:t>
-      </w:r>
-      <w:r>
-        <w:t xml:space="preserve">, then the </w:t>
-      </w:r>
-      <w:r>
-        <w:rPr>
-          <w:b/>
-        </w:rPr>
-        <w:t>Webex app</w:t>
-      </w:r>
-      <w:r>
-        <w:t xml:space="preserve">, then </w:t>
-      </w:r>
-      <w:r>
-        <w:rPr>
-          <w:b/>
-        </w:rPr>
-        <w:t>calling</w:t>
-      </w:r>
-      <w:r>
-        <w:t>. Most issues are a device that enrolled with a primary user, a device that isn't supervised, or the kiosk applied before Webex installed.</w:t>
-      </w:r>
-    </w:p>
-    <w:p>
-      <w:pPr>
-        <w:pStyle w:val="Heading2"/>
-      </w:pPr>
-      <w:r>
-        <w:t>The iPhone enrolled with a primary user (not shared)</w:t>
-      </w:r>
-    </w:p>
-    <w:p>
-      <w:pPr>
-        <w:pStyle w:val="ListBullet"/>
-      </w:pPr>
-      <w:r>
-        <w:rPr>
-          <w:b/>
-        </w:rPr>
-        <w:t>Wrong enrollment path.</w:t>
-      </w:r>
-      <w:r>
-        <w:t xml:space="preserve"> It was enrolled with user affinity. Re-enroll via ADE with **Enroll</w:t>
-      </w:r>
-    </w:p>
-    <w:p>
-      <w:r>
-        <w:t xml:space="preserve">  without user affinity</w:t>
-      </w:r>
-      <w:r>
-        <w:rPr>
-          <w:b/>
-        </w:rPr>
-        <w:t xml:space="preserve"> (Implementation §7), or enroll signed in as the </w:t>
+        <w:t>IOSSDM-Discovery.ps1</w:t>
+      </w:r>
+      <w:r>
+        <w:t xml:space="preserve"> (tenant readiness: DEM account, APNs, ADE token, shared group, kiosk</w:t>
+      </w:r>
+    </w:p>
+    <w:p>
+      <w:r>
+        <w:t xml:space="preserve">   profile, restrictions, Webex app, compliance) and </w:t>
       </w:r>
       <w:r>
         <w:rPr>
           <w:rFonts w:ascii="Consolas" w:hAnsi="Consolas"/>
           <w:sz w:val="19"/>
         </w:rPr>
-        <w:t>dem-ios-shared</w:t>
-      </w:r>
-      <w:r>
-        <w:t>** account.</w:t>
-      </w:r>
-    </w:p>
-    <w:p>
-      <w:pPr>
-        <w:pStyle w:val="ListBullet"/>
-      </w:pPr>
-      <w:r>
-        <w:t xml:space="preserve">Confirm in </w:t>
-      </w:r>
-      <w:r>
-        <w:rPr>
-          <w:b/>
-        </w:rPr>
-        <w:t>Devices → (device) → Properties</w:t>
-      </w:r>
-      <w:r>
-        <w:t xml:space="preserve">: </w:t>
-      </w:r>
-      <w:r>
-        <w:rPr>
-          <w:b/>
-        </w:rPr>
-        <w:t>Primary user</w:t>
-      </w:r>
-      <w:r>
-        <w:t xml:space="preserve"> must be empty, </w:t>
-      </w:r>
-      <w:r>
-        <w:rPr>
-          <w:b/>
-        </w:rPr>
-        <w:t>Enrolled by</w:t>
-      </w:r>
-      <w:r>
-        <w:t xml:space="preserve"> =</w:t>
-      </w:r>
-    </w:p>
-    <w:p>
-      <w:r>
-        <w:t xml:space="preserve">  the DEM account.</w:t>
-      </w:r>
-    </w:p>
-    <w:p>
-      <w:pPr>
-        <w:pStyle w:val="Heading2"/>
-      </w:pPr>
-      <w:r>
-        <w:t>Kiosk lock-down isn't holding (other apps reachable)</w:t>
-      </w:r>
-    </w:p>
-    <w:p>
-      <w:pPr>
-        <w:pStyle w:val="ListBullet"/>
-      </w:pPr>
-      <w:r>
-        <w:rPr>
-          <w:b/>
-        </w:rPr>
-        <w:t>Device not supervised.</w:t>
-      </w:r>
-      <w:r>
-        <w:t xml:space="preserve"> Single/multi-app kiosk requires </w:t>
-      </w:r>
-      <w:r>
-        <w:rPr>
-          <w:b/>
-        </w:rPr>
-        <w:t>Supervised = Yes</w:t>
-      </w:r>
-      <w:r>
-        <w:t xml:space="preserve"> (Properties). If it's</w:t>
-      </w:r>
-    </w:p>
-    <w:p>
-      <w:r>
-        <w:t xml:space="preserve">  unsupervised, re-enroll via ADE with Supervised enabled (Implementation §7).</w:t>
-      </w:r>
-    </w:p>
-    <w:p>
-      <w:pPr>
-        <w:pStyle w:val="ListBullet"/>
-      </w:pPr>
-      <w:r>
-        <w:rPr>
-          <w:b/>
-        </w:rPr>
-        <w:t>Kiosk profile not applied.</w:t>
-      </w:r>
-      <w:r>
-        <w:t xml:space="preserve"> Check </w:t>
+        <w:t>IOSSDM-Validation.ps1</w:t>
+      </w:r>
+      <w:r>
+        <w:t xml:space="preserve"> for the pilot device.</w:t>
+      </w:r>
+    </w:p>
+    <w:p>
+      <w:pPr>
+        <w:pStyle w:val="ListNumber"/>
+      </w:pPr>
+      <w:r>
+        <w:rPr>
+          <w:b/>
+        </w:rPr>
+        <w:t>Pass:</w:t>
+      </w:r>
+      <w:r>
+        <w:t xml:space="preserve"> the iPhone is </w:t>
+      </w:r>
+      <w:r>
+        <w:rPr>
+          <w:b/>
+        </w:rPr>
+        <w:t>enrolled by the DEM account</w:t>
+      </w:r>
+      <w:r>
+        <w:t xml:space="preserve">, </w:t>
+      </w:r>
+      <w:r>
+        <w:rPr>
+          <w:b/>
+        </w:rPr>
+        <w:t>supervised</w:t>
+      </w:r>
+      <w:r>
+        <w:t xml:space="preserve">, </w:t>
+      </w:r>
+      <w:r>
+        <w:rPr>
+          <w:b/>
+        </w:rPr>
+        <w:t>no primary user</w:t>
+      </w:r>
+      <w:r>
+        <w:t>, a</w:t>
+      </w:r>
+    </w:p>
+    <w:p>
+      <w:r>
+        <w:t xml:space="preserve">   member of </w:t>
       </w:r>
       <w:r>
         <w:rPr>
           <w:rFonts w:ascii="Consolas" w:hAnsi="Consolas"/>
           <w:sz w:val="19"/>
         </w:rPr>
-        <w:t>iOS Shared – Kiosk Lockdown – Pilot</w:t>
-      </w:r>
-      <w:r>
-        <w:t xml:space="preserve"> shows </w:t>
-      </w:r>
-      <w:r>
-        <w:rPr>
-          <w:b/>
-        </w:rPr>
-        <w:t>Succeeded</w:t>
-      </w:r>
-      <w:r>
-        <w:t xml:space="preserve"> on the</w:t>
-      </w:r>
-    </w:p>
-    <w:p>
-      <w:r>
-        <w:t xml:space="preserve">  device and is assigned to </w:t>
-      </w:r>
-      <w:r>
-        <w:rPr>
-          <w:b/>
-        </w:rPr>
-        <w:t>`iOS – Shared Devices`</w:t>
+        <w:t>iOS – Shared Devices</w:t>
+      </w:r>
+      <w:r>
+        <w:t xml:space="preserve">, has the </w:t>
+      </w:r>
+      <w:r>
+        <w:rPr>
+          <w:b/>
+        </w:rPr>
+        <w:t>kiosk</w:t>
+      </w:r>
+      <w:r>
+        <w:t xml:space="preserve"> + </w:t>
+      </w:r>
+      <w:r>
+        <w:rPr>
+          <w:b/>
+        </w:rPr>
+        <w:t>restrictions</w:t>
+      </w:r>
+      <w:r>
+        <w:t xml:space="preserve"> profiles </w:t>
+      </w:r>
+      <w:r>
+        <w:rPr>
+          <w:b/>
+        </w:rPr>
+        <w:t>applied</w:t>
+      </w:r>
+      <w:r>
+        <w:t xml:space="preserve">, and    </w:t>
+      </w:r>
+      <w:r>
+        <w:rPr>
+          <w:b/>
+        </w:rPr>
+        <w:t>Cisco Webex installed</w:t>
       </w:r>
       <w:r>
         <w:t>.</w:t>
@@ -5492,236 +4464,163 @@
     </w:p>
     <w:p>
       <w:pPr>
-        <w:pStyle w:val="ListBullet"/>
-      </w:pPr>
-      <w:r>
-        <w:rPr>
-          <w:b/>
-        </w:rPr>
-        <w:t>App not installed yet.</w:t>
-      </w:r>
-      <w:r>
-        <w:t xml:space="preserve"> The kiosk needs Webex installed to lock to — confirm Test 4 first.</w:t>
-      </w:r>
-    </w:p>
-    <w:p>
-      <w:pPr>
-        <w:pStyle w:val="Heading2"/>
-      </w:pPr>
-      <w:r>
-        <w:t>Cisco Webex didn't install</w:t>
-      </w:r>
-    </w:p>
-    <w:p>
-      <w:pPr>
-        <w:pStyle w:val="ListBullet"/>
-      </w:pPr>
-      <w:r>
-        <w:rPr>
-          <w:b/>
-        </w:rPr>
-        <w:t>Assignment.</w:t>
-      </w:r>
-      <w:r>
-        <w:t xml:space="preserve"> Webex must be </w:t>
-      </w:r>
-      <w:r>
-        <w:rPr>
-          <w:b/>
-        </w:rPr>
-        <w:t>Required</w:t>
-      </w:r>
-      <w:r>
-        <w:t xml:space="preserve"> to </w:t>
-      </w:r>
-      <w:r>
-        <w:rPr>
-          <w:b/>
-        </w:rPr>
-        <w:t>`iOS – Shared Devices`</w:t>
-      </w:r>
-      <w:r>
-        <w:t xml:space="preserve"> (Implementation §9); confirm</w:t>
-      </w:r>
-    </w:p>
-    <w:p>
-      <w:r>
-        <w:t xml:space="preserve">  the device is a group member.</w:t>
-      </w:r>
-    </w:p>
-    <w:p>
-      <w:pPr>
-        <w:pStyle w:val="ListBullet"/>
-      </w:pPr>
-      <w:r>
-        <w:rPr>
-          <w:b/>
-        </w:rPr>
-        <w:t>VPP licensing.</w:t>
-      </w:r>
-      <w:r>
-        <w:t xml:space="preserve"> If you deployed Webex via VPP, confirm device-based licenses are available and</w:t>
-      </w:r>
-    </w:p>
-    <w:p>
-      <w:r>
-        <w:t xml:space="preserve">  assigned. Force a device sync and re-check.</w:t>
-      </w:r>
-    </w:p>
-    <w:p>
-      <w:pPr>
-        <w:pStyle w:val="Heading2"/>
-      </w:pPr>
-      <w:r>
-        <w:t>The device isn't in the shared group</w:t>
-      </w:r>
-    </w:p>
-    <w:p>
-      <w:pPr>
-        <w:pStyle w:val="ListBullet"/>
-      </w:pPr>
-      <w:r>
-        <w:rPr>
-          <w:b/>
-        </w:rPr>
-        <w:t>Static group:</w:t>
-      </w:r>
-      <w:r>
-        <w:t xml:space="preserve"> add the device manually. </w:t>
-      </w:r>
-      <w:r>
-        <w:rPr>
-          <w:b/>
-        </w:rPr>
-        <w:t>Dynamic group:</w:t>
-      </w:r>
-      <w:r>
-        <w:t xml:space="preserve"> confirm the membership rule matches the</w:t>
-      </w:r>
-    </w:p>
-    <w:p>
-      <w:r>
-        <w:t xml:space="preserve">  ADE </w:t>
-      </w:r>
-      <w:r>
-        <w:rPr>
-          <w:b/>
-        </w:rPr>
-        <w:t>enrollment profile name</w:t>
-      </w:r>
-      <w:r>
-        <w:t xml:space="preserve"> used in Step 7, and allow time for dynamic evaluation.</w:t>
-      </w:r>
-    </w:p>
-    <w:p>
-      <w:pPr>
-        <w:pStyle w:val="ListBullet"/>
-      </w:pPr>
-      <w:r>
-        <w:t xml:space="preserve">Re-run </w:t>
+        <w:pStyle w:val="ListNumber"/>
+      </w:pPr>
+      <w:r>
+        <w:t xml:space="preserve">On the device, confirm it is </w:t>
+      </w:r>
+      <w:r>
+        <w:rPr>
+          <w:b/>
+        </w:rPr>
+        <w:t>locked to Webex</w:t>
+      </w:r>
+      <w:r>
+        <w:t xml:space="preserve"> (Home button / app switcher do not leave Webex in</w:t>
+      </w:r>
+    </w:p>
+    <w:p>
+      <w:r>
+        <w:t xml:space="preserve">   single-app mode) and that a </w:t>
+      </w:r>
+      <w:r>
+        <w:rPr>
+          <w:b/>
+        </w:rPr>
+        <w:t>call connects</w:t>
+      </w:r>
+      <w:r>
+        <w:t>.</w:t>
+      </w:r>
+    </w:p>
+    <w:p>
+      <w:pPr>
+        <w:pStyle w:val="Heading3"/>
+      </w:pPr>
+      <w:r>
+        <w:t>Step 17. Expand</w:t>
+      </w:r>
+    </w:p>
+    <w:p>
+      <w:pPr>
+        <w:pStyle w:val="ListNumber"/>
+      </w:pPr>
+      <w:r>
+        <w:t>When the pilot passes, add the rest of the shared iPhone serials to the ADE token and assign the</w:t>
+      </w:r>
+    </w:p>
+    <w:p>
+      <w:r>
+        <w:t xml:space="preserve">   </w:t>
       </w:r>
       <w:r>
         <w:rPr>
           <w:rFonts w:ascii="Consolas" w:hAnsi="Consolas"/>
           <w:sz w:val="19"/>
         </w:rPr>
-        <w:t>IOSSDM-Validation.ps1</w:t>
-      </w:r>
-      <w:r>
-        <w:t xml:space="preserve"> after the device appears in the group.</w:t>
-      </w:r>
-    </w:p>
-    <w:p>
-      <w:pPr>
-        <w:pStyle w:val="Heading2"/>
-      </w:pPr>
-      <w:r>
-        <w:t>Shared account can't sign into Webex</w:t>
-      </w:r>
-    </w:p>
-    <w:p>
-      <w:pPr>
-        <w:pStyle w:val="ListBullet"/>
-      </w:pPr>
-      <w:r>
-        <w:rPr>
-          <w:b/>
-        </w:rPr>
-        <w:t>Webex licensing.</w:t>
-      </w:r>
-      <w:r>
-        <w:t xml:space="preserve"> The shared account needs a Webex calling license in Cisco Webex Control Hub (R8).</w:t>
-      </w:r>
-    </w:p>
-    <w:p>
-      <w:pPr>
-        <w:pStyle w:val="ListBullet"/>
-      </w:pPr>
-      <w:r>
-        <w:rPr>
-          <w:b/>
-        </w:rPr>
-        <w:t>Conditional Access.</w:t>
-      </w:r>
-      <w:r>
-        <w:t xml:space="preserve"> If </w:t>
+        <w:t>iOS Shared – ADE – Pilot</w:t>
+      </w:r>
+      <w:r>
+        <w:t xml:space="preserve"> profile (or make it the </w:t>
+      </w:r>
+      <w:r>
+        <w:rPr>
+          <w:b/>
+        </w:rPr>
+        <w:t>default</w:t>
+      </w:r>
+      <w:r>
+        <w:t xml:space="preserve"> profile for the token).</w:t>
+      </w:r>
+    </w:p>
+    <w:p>
+      <w:pPr>
+        <w:pStyle w:val="ListNumber"/>
+      </w:pPr>
+      <w:r>
+        <w:t xml:space="preserve">Add the devices to </w:t>
       </w:r>
       <w:r>
         <w:rPr>
           <w:rFonts w:ascii="Consolas" w:hAnsi="Consolas"/>
           <w:sz w:val="19"/>
         </w:rPr>
-        <w:t>CA – iOS Shared Webex</w:t>
-      </w:r>
-      <w:r>
-        <w:t xml:space="preserve"> requires a compliant device, confirm the iPhone is</w:t>
-      </w:r>
-    </w:p>
-    <w:p>
-      <w:r>
-        <w:t xml:space="preserve">  </w:t>
-      </w:r>
-      <w:r>
-        <w:rPr>
-          <w:b/>
-        </w:rPr>
-        <w:t>Compliant</w:t>
-      </w:r>
-      <w:r>
-        <w:t xml:space="preserve"> (Test 3) — otherwise the shared account is correctly blocked. Read Entra → </w:t>
-      </w:r>
-      <w:r>
-        <w:rPr>
-          <w:b/>
-        </w:rPr>
-        <w:t>Sign-in   logs → Conditional Access</w:t>
-      </w:r>
-      <w:r>
-        <w:t>.</w:t>
-      </w:r>
-    </w:p>
-    <w:p>
-      <w:pPr>
-        <w:pStyle w:val="ListBullet"/>
-      </w:pPr>
-      <w:r>
-        <w:rPr>
-          <w:b/>
-        </w:rPr>
-        <w:t>Wrong credentials.</w:t>
-      </w:r>
-      <w:r>
-        <w:t xml:space="preserve"> Confirm the </w:t>
+        <w:t>iOS – Shared Devices</w:t>
+      </w:r>
+      <w:r>
+        <w:t xml:space="preserve"> (automatic if you used the dynamic group).</w:t>
+      </w:r>
+    </w:p>
+    <w:p>
+      <w:pPr>
+        <w:pStyle w:val="ListNumber"/>
+      </w:pPr>
+      <w:r>
+        <w:t xml:space="preserve">Move </w:t>
       </w:r>
       <w:r>
         <w:rPr>
           <w:rFonts w:ascii="Consolas" w:hAnsi="Consolas"/>
           <w:sz w:val="19"/>
         </w:rPr>
-        <w:t>Shared Webex – iOS Phones</w:t>
-      </w:r>
-      <w:r>
-        <w:t xml:space="preserve"> account password (rotate if unsure).</w:t>
+        <w:t>CA – iOS Shared Webex</w:t>
+      </w:r>
+      <w:r>
+        <w:t xml:space="preserve"> from </w:t>
+      </w:r>
+      <w:r>
+        <w:rPr>
+          <w:b/>
+        </w:rPr>
+        <w:t>report-only</w:t>
+      </w:r>
+      <w:r>
+        <w:t xml:space="preserve"> to </w:t>
+      </w:r>
+      <w:r>
+        <w:rPr>
+          <w:b/>
+        </w:rPr>
+        <w:t>On</w:t>
+      </w:r>
+      <w:r>
+        <w:t xml:space="preserve"> (if used), and roll out in waves,</w:t>
+      </w:r>
+    </w:p>
+    <w:p>
+      <w:r>
+        <w:t xml:space="preserve">   validating each wave with the scripts before widening.</w:t>
+      </w:r>
+    </w:p>
+    <w:p>
+      <w:pPr>
+        <w:pStyle w:val="Heading1"/>
+      </w:pPr>
+      <w:r>
+        <w:t>5. Testing &amp; Validation — iOS iPhone Shared Device Mode (Lockdown) with WebEx Calling</w:t>
+      </w:r>
+    </w:p>
+    <w:p>
+      <w:r>
+        <w:t xml:space="preserve">Validate against a </w:t>
+      </w:r>
+      <w:r>
+        <w:rPr>
+          <w:b/>
+        </w:rPr>
+        <w:t>pilot shared iPhone</w:t>
+      </w:r>
+      <w:r>
+        <w:t xml:space="preserve"> before expanding. Each test has an explicit </w:t>
+      </w:r>
+      <w:r>
+        <w:rPr>
+          <w:b/>
+        </w:rPr>
+        <w:t>pass/fail gate</w:t>
+      </w:r>
+      <w:r>
+        <w:t>. Use the included PowerShell scripts (Microsoft Graph) for tenant-side checks and the on-device steps for the user experience.</w:t>
       </w:r>
     </w:p>
     <w:p>
@@ -5729,273 +4628,103 @@
         <w:pStyle w:val="Heading2"/>
       </w:pPr>
       <w:r>
-        <w:t>Calls won't connect (sign-in works)</w:t>
-      </w:r>
-    </w:p>
-    <w:p>
-      <w:pPr>
-        <w:pStyle w:val="ListBullet"/>
-      </w:pPr>
-      <w:r>
-        <w:rPr>
-          <w:b/>
-        </w:rPr>
-        <w:t>Network/endpoints.</w:t>
-      </w:r>
-      <w:r>
-        <w:t xml:space="preserve"> The Webex media/calling endpoints must be reachable (R10) — verify proxy/</w:t>
-      </w:r>
-    </w:p>
-    <w:p>
-      <w:r>
-        <w:t xml:space="preserve">  firewall allows Cisco Webex's published ranges.</w:t>
-      </w:r>
-    </w:p>
-    <w:p>
-      <w:pPr>
-        <w:pStyle w:val="ListBullet"/>
-      </w:pPr>
-      <w:r>
-        <w:rPr>
-          <w:b/>
-        </w:rPr>
-        <w:t>Restrictions too tight.</w:t>
-      </w:r>
-      <w:r>
-        <w:t xml:space="preserve"> Confirm </w:t>
+        <w:t>Test 1 — Tenant readiness</w:t>
+      </w:r>
+    </w:p>
+    <w:p>
+      <w:r>
+        <w:rPr>
+          <w:b/>
+        </w:rPr>
+        <w:t>Procedure:</w:t>
+      </w:r>
+      <w:r>
+        <w:t xml:space="preserve"> Run </w:t>
       </w:r>
       <w:r>
         <w:rPr>
           <w:rFonts w:ascii="Consolas" w:hAnsi="Consolas"/>
           <w:sz w:val="19"/>
         </w:rPr>
-        <w:t>iOS Shared – Restrictions – Pilot</w:t>
-      </w:r>
-      <w:r>
-        <w:t xml:space="preserve"> did not disable cellular/Wi-Fi</w:t>
-      </w:r>
-    </w:p>
-    <w:p>
-      <w:r>
-        <w:t xml:space="preserve">  or the microphone.</w:t>
-      </w:r>
-    </w:p>
-    <w:p>
-      <w:pPr>
-        <w:pStyle w:val="ListBullet"/>
-      </w:pPr>
-      <w:r>
-        <w:rPr>
-          <w:b/>
-        </w:rPr>
-        <w:t>Webex calling service.</w:t>
-      </w:r>
-      <w:r>
-        <w:t xml:space="preserve"> Confirm the calling plan/licensing is active in Webex Control Hub.</w:t>
-      </w:r>
-    </w:p>
-    <w:p>
-      <w:pPr>
-        <w:pStyle w:val="Heading2"/>
-      </w:pPr>
-      <w:r>
-        <w:t>Enrollment fails at Setup Assistant</w:t>
-      </w:r>
-    </w:p>
-    <w:p>
-      <w:pPr>
-        <w:pStyle w:val="ListBullet"/>
-      </w:pPr>
-      <w:r>
-        <w:rPr>
-          <w:b/>
-        </w:rPr>
-        <w:t>APNs/ADE token lapsed.</w:t>
-      </w:r>
-      <w:r>
-        <w:t xml:space="preserve"> Renew the </w:t>
-      </w:r>
-      <w:r>
-        <w:rPr>
-          <w:b/>
-        </w:rPr>
-        <w:t>Apple MDM Push certificate</w:t>
-      </w:r>
-      <w:r>
-        <w:t xml:space="preserve"> (R3) and the </w:t>
-      </w:r>
-      <w:r>
-        <w:rPr>
-          <w:b/>
-        </w:rPr>
-        <w:t>ADE token</w:t>
-      </w:r>
-      <w:r>
-        <w:t xml:space="preserve"> (R4) —</w:t>
-      </w:r>
-    </w:p>
-    <w:p>
-      <w:r>
-        <w:t xml:space="preserve">  an expired token blocks all iOS enrollment.</w:t>
-      </w:r>
-    </w:p>
-    <w:p>
-      <w:pPr>
-        <w:pStyle w:val="ListBullet"/>
-      </w:pPr>
-      <w:r>
-        <w:rPr>
-          <w:b/>
-        </w:rPr>
-        <w:t>Serial not assigned.</w:t>
-      </w:r>
-      <w:r>
-        <w:t xml:space="preserve"> Confirm the serial is in ABM and assigned to the </w:t>
+        <w:t>IOSSDM-Discovery.ps1</w:t>
+      </w:r>
+      <w:r>
+        <w:t xml:space="preserve">. </w:t>
+      </w:r>
+      <w:r>
+        <w:rPr>
+          <w:b/>
+        </w:rPr>
+        <w:t>Pass:</w:t>
+      </w:r>
+      <w:r>
+        <w:t xml:space="preserve"> The </w:t>
+      </w:r>
+      <w:r>
+        <w:rPr>
+          <w:b/>
+        </w:rPr>
+        <w:t>DEM account</w:t>
+      </w:r>
+      <w:r>
+        <w:t xml:space="preserve"> is registered, the APNs certificate is </w:t>
+      </w:r>
+      <w:r>
+        <w:rPr>
+          <w:b/>
+        </w:rPr>
+        <w:t>Active</w:t>
+      </w:r>
+      <w:r>
+        <w:t xml:space="preserve">, the ADE token is present, the </w:t>
       </w:r>
       <w:r>
         <w:rPr>
           <w:rFonts w:ascii="Consolas" w:hAnsi="Consolas"/>
           <w:sz w:val="19"/>
         </w:rPr>
-        <w:t>Intune – iOS Shared</w:t>
-      </w:r>
-      <w:r>
-        <w:t xml:space="preserve"> MDM</w:t>
-      </w:r>
-    </w:p>
-    <w:p>
-      <w:r>
-        <w:t xml:space="preserve">  server, and the </w:t>
+        <w:t>iOS – Shared Devices</w:t>
+      </w:r>
+      <w:r>
+        <w:t xml:space="preserve"> group exists, the </w:t>
       </w:r>
       <w:r>
         <w:rPr>
           <w:rFonts w:ascii="Consolas" w:hAnsi="Consolas"/>
           <w:sz w:val="19"/>
         </w:rPr>
-        <w:t>iOS Shared – ADE – Pilot</w:t>
-      </w:r>
-      <w:r>
-        <w:t xml:space="preserve"> profile is assigned (Implementation §8).</w:t>
-      </w:r>
-    </w:p>
-    <w:p>
-      <w:pPr>
-        <w:pStyle w:val="Heading2"/>
-      </w:pPr>
-      <w:r>
-        <w:t>Useful checkpoints</w:t>
-      </w:r>
-    </w:p>
-    <w:p>
-      <w:pPr>
-        <w:pStyle w:val="ListBullet"/>
-      </w:pPr>
-      <w:r>
-        <w:rPr>
-          <w:b/>
-        </w:rPr>
-        <w:t>Intune:</w:t>
-      </w:r>
-      <w:r>
-        <w:t xml:space="preserve"> Devices → (device) → </w:t>
-      </w:r>
-      <w:r>
-        <w:rPr>
-          <w:b/>
-        </w:rPr>
-        <w:t>Properties</w:t>
-      </w:r>
-      <w:r>
-        <w:t xml:space="preserve"> (primary user, supervised), </w:t>
-      </w:r>
-      <w:r>
-        <w:rPr>
-          <w:b/>
-        </w:rPr>
-        <w:t>Device configuration</w:t>
-      </w:r>
-    </w:p>
-    <w:p>
-      <w:r>
-        <w:t xml:space="preserve">  (kiosk/restrictions status), </w:t>
-      </w:r>
-      <w:r>
-        <w:rPr>
-          <w:b/>
-        </w:rPr>
-        <w:t>Managed apps</w:t>
-      </w:r>
-      <w:r>
-        <w:t xml:space="preserve"> (Webex install); Devices → Enrollment → Apple for   APNs/ADE token status; Devices → Enrollment → </w:t>
-      </w:r>
-      <w:r>
-        <w:rPr>
-          <w:b/>
-        </w:rPr>
-        <w:t>Device enrollment managers</w:t>
-      </w:r>
-      <w:r>
-        <w:t xml:space="preserve"> for the DEM account.</w:t>
-      </w:r>
-    </w:p>
-    <w:p>
-      <w:pPr>
-        <w:pStyle w:val="ListBullet"/>
-      </w:pPr>
-      <w:r>
-        <w:rPr>
-          <w:b/>
-        </w:rPr>
-        <w:t>Entra:</w:t>
-      </w:r>
-      <w:r>
-        <w:t xml:space="preserve"> </w:t>
-      </w:r>
-      <w:r>
-        <w:rPr>
-          <w:b/>
-        </w:rPr>
-        <w:t>Sign-in logs → Conditional Access</w:t>
-      </w:r>
-      <w:r>
-        <w:t xml:space="preserve"> for the shared account.</w:t>
-      </w:r>
-    </w:p>
-    <w:p>
-      <w:pPr>
-        <w:pStyle w:val="ListBullet"/>
-      </w:pPr>
-      <w:r>
-        <w:rPr>
-          <w:b/>
-        </w:rPr>
-        <w:t>Scripts:</w:t>
-      </w:r>
-      <w:r>
-        <w:t xml:space="preserve"> re-run </w:t>
+        <w:t>iOS Shared – Kiosk Lockdown – Pilot</w:t>
+      </w:r>
+      <w:r>
+        <w:t xml:space="preserve"> and </w:t>
       </w:r>
       <w:r>
         <w:rPr>
           <w:rFonts w:ascii="Consolas" w:hAnsi="Consolas"/>
           <w:sz w:val="19"/>
         </w:rPr>
-        <w:t>IOSSDM-Validation.ps1</w:t>
-      </w:r>
-      <w:r>
-        <w:t xml:space="preserve"> after each change to confirm the gate.</w:t>
-      </w:r>
-    </w:p>
-    <w:p>
-      <w:pPr>
-        <w:pStyle w:val="Heading1"/>
-      </w:pPr>
-      <w:r>
-        <w:t>7. Best Practices — iOS iPhone Shared Device Mode (Lockdown) with WebEx Calling</w:t>
-      </w:r>
-    </w:p>
-    <w:p>
-      <w:r>
-        <w:t>Field-proven guidance for running a fleet of locked-down, shared iPhones.</w:t>
+        <w:t>iOS Shared – Restrictions – Pilot</w:t>
+      </w:r>
+      <w:r>
+        <w:t xml:space="preserve"> profiles exist, </w:t>
+      </w:r>
+      <w:r>
+        <w:rPr>
+          <w:b/>
+        </w:rPr>
+        <w:t>Cisco Webex</w:t>
+      </w:r>
+      <w:r>
+        <w:t xml:space="preserve"> is added (Required), and a compliance policy exists. </w:t>
+      </w:r>
+      <w:r>
+        <w:rPr>
+          <w:b/>
+        </w:rPr>
+        <w:t>Fail:</w:t>
+      </w:r>
+      <w:r>
+        <w:t xml:space="preserve"> Any missing → resolve before piloting.</w:t>
       </w:r>
     </w:p>
     <w:p>
@@ -6003,131 +4732,157 @@
         <w:pStyle w:val="Heading2"/>
       </w:pPr>
       <w:r>
-        <w:t>Enrollment &amp; ownership model</w:t>
-      </w:r>
-    </w:p>
-    <w:p>
-      <w:pPr>
-        <w:pStyle w:val="ListBullet"/>
-      </w:pPr>
-      <w:r>
-        <w:rPr>
-          <w:b/>
-        </w:rPr>
-        <w:t>Always enroll without user affinity.</w:t>
-      </w:r>
-      <w:r>
-        <w:t xml:space="preserve"> Shared devices must have </w:t>
-      </w:r>
-      <w:r>
-        <w:rPr>
-          <w:b/>
-        </w:rPr>
-        <w:t>no primary user</w:t>
-      </w:r>
-      <w:r>
-        <w:t xml:space="preserve"> — use the ADE</w:t>
-      </w:r>
-    </w:p>
-    <w:p>
-      <w:r>
-        <w:t xml:space="preserve">  profile's </w:t>
-      </w:r>
-      <w:r>
-        <w:rPr>
-          <w:b/>
-        </w:rPr>
-        <w:t>Enroll without user affinity</w:t>
-      </w:r>
-      <w:r>
-        <w:t xml:space="preserve"> option, or enroll via the DEM account. A primary user on   a shared phone breaks the model.</w:t>
-      </w:r>
-    </w:p>
-    <w:p>
-      <w:pPr>
-        <w:pStyle w:val="ListBullet"/>
-      </w:pPr>
-      <w:r>
-        <w:rPr>
-          <w:b/>
-        </w:rPr>
-        <w:t>Prefer ADE over manual DEM enrollment.</w:t>
-      </w:r>
-      <w:r>
-        <w:t xml:space="preserve"> ABM + ADE gives zero-touch, supervised, locked enrollment;</w:t>
-      </w:r>
-    </w:p>
-    <w:p>
-      <w:r>
-        <w:t xml:space="preserve">  keep the DEM account as the path for any device you must enroll by hand (Apple Configurator).</w:t>
-      </w:r>
-    </w:p>
-    <w:p>
-      <w:pPr>
-        <w:pStyle w:val="ListBullet"/>
-      </w:pPr>
-      <w:r>
-        <w:rPr>
-          <w:b/>
-        </w:rPr>
-        <w:t>Watch the DEM cap.</w:t>
-      </w:r>
-      <w:r>
-        <w:t xml:space="preserve"> A single DEM account enrolls a large but finite number of devices; for big</w:t>
-      </w:r>
-    </w:p>
-    <w:p>
-      <w:r>
-        <w:t xml:space="preserve">  fleets, split across multiple DEM accounts and document which account owns which batch.</w:t>
-      </w:r>
-    </w:p>
-    <w:p>
-      <w:pPr>
-        <w:pStyle w:val="ListBullet"/>
-      </w:pPr>
-      <w:r>
-        <w:rPr>
-          <w:b/>
-        </w:rPr>
-        <w:t>Name everything by intent</w:t>
-      </w:r>
-      <w:r>
-        <w:t xml:space="preserve"> — </w:t>
+        <w:t>Test 2 — Enrolled by DEM, no user affinity</w:t>
+      </w:r>
+    </w:p>
+    <w:p>
+      <w:r>
+        <w:rPr>
+          <w:b/>
+        </w:rPr>
+        <w:t>Procedure:</w:t>
+      </w:r>
+      <w:r>
+        <w:t xml:space="preserve"> Inspect the pilot iPhone in Intune → </w:t>
+      </w:r>
+      <w:r>
+        <w:rPr>
+          <w:b/>
+        </w:rPr>
+        <w:t>Devices → (device) → Properties</w:t>
+      </w:r>
+      <w:r>
+        <w:t xml:space="preserve">; run </w:t>
       </w:r>
       <w:r>
         <w:rPr>
           <w:rFonts w:ascii="Consolas" w:hAnsi="Consolas"/>
           <w:sz w:val="19"/>
         </w:rPr>
-        <w:t>DEM – iOS Shared Devices</w:t>
-      </w:r>
-      <w:r>
-        <w:t xml:space="preserve">, </w:t>
+        <w:t>IOSSDM-Validation.ps1</w:t>
+      </w:r>
+      <w:r>
+        <w:t xml:space="preserve">. </w:t>
+      </w:r>
+      <w:r>
+        <w:rPr>
+          <w:b/>
+        </w:rPr>
+        <w:t>Pass:</w:t>
+      </w:r>
+      <w:r>
+        <w:t xml:space="preserve"> </w:t>
+      </w:r>
+      <w:r>
+        <w:rPr>
+          <w:b/>
+        </w:rPr>
+        <w:t>Enrolled by</w:t>
+      </w:r>
+      <w:r>
+        <w:t xml:space="preserve"> = the </w:t>
       </w:r>
       <w:r>
         <w:rPr>
           <w:rFonts w:ascii="Consolas" w:hAnsi="Consolas"/>
           <w:sz w:val="19"/>
         </w:rPr>
-        <w:t>iOS – Shared Devices</w:t>
-      </w:r>
-      <w:r>
-        <w:t>,</w:t>
-      </w:r>
-    </w:p>
-    <w:p>
-      <w:r>
-        <w:t xml:space="preserve">  </w:t>
+        <w:t>dem-ios-shared</w:t>
+      </w:r>
+      <w:r>
+        <w:t xml:space="preserve"> account; </w:t>
+      </w:r>
+      <w:r>
+        <w:rPr>
+          <w:b/>
+        </w:rPr>
+        <w:t>Primary user</w:t>
+      </w:r>
+      <w:r>
+        <w:t xml:space="preserve"> is </w:t>
+      </w:r>
+      <w:r>
+        <w:rPr>
+          <w:b/>
+        </w:rPr>
+        <w:t>none/empty</w:t>
+      </w:r>
+      <w:r>
+        <w:t xml:space="preserve">; </w:t>
+      </w:r>
+      <w:r>
+        <w:rPr>
+          <w:b/>
+        </w:rPr>
+        <w:t>Supervised = Yes</w:t>
+      </w:r>
+      <w:r>
+        <w:t xml:space="preserve">. </w:t>
+      </w:r>
+      <w:r>
+        <w:rPr>
+          <w:b/>
+        </w:rPr>
+        <w:t>Fail:</w:t>
+      </w:r>
+      <w:r>
+        <w:t xml:space="preserve"> A primary user is set → re-enroll without user affinity via ADE (Implementation §7) or via the DEM account.</w:t>
+      </w:r>
+    </w:p>
+    <w:p>
+      <w:pPr>
+        <w:pStyle w:val="Heading2"/>
+      </w:pPr>
+      <w:r>
+        <w:t>Test 3 — Device is in the shared group and gets policy</w:t>
+      </w:r>
+    </w:p>
+    <w:p>
+      <w:r>
+        <w:rPr>
+          <w:b/>
+        </w:rPr>
+        <w:t>Procedure:</w:t>
+      </w:r>
+      <w:r>
+        <w:t xml:space="preserve"> Confirm group membership and policy application. </w:t>
+      </w:r>
+      <w:r>
+        <w:rPr>
+          <w:b/>
+        </w:rPr>
+        <w:t>Pass:</w:t>
+      </w:r>
+      <w:r>
+        <w:t xml:space="preserve"> The iPhone is a member of </w:t>
       </w:r>
       <w:r>
         <w:rPr>
           <w:rFonts w:ascii="Consolas" w:hAnsi="Consolas"/>
           <w:sz w:val="19"/>
         </w:rPr>
-        <w:t>iOS Shared – Kiosk Lockdown – Pilot</w:t>
-      </w:r>
-      <w:r>
-        <w:t xml:space="preserve"> — so the configuration is self-documenting and auditable.</w:t>
+        <w:t>iOS – Shared Devices</w:t>
+      </w:r>
+      <w:r>
+        <w:t xml:space="preserve"> and the kiosk, restrictions, and compliance policies show </w:t>
+      </w:r>
+      <w:r>
+        <w:rPr>
+          <w:b/>
+        </w:rPr>
+        <w:t>applied/succeeded</w:t>
+      </w:r>
+      <w:r>
+        <w:t xml:space="preserve">. </w:t>
+      </w:r>
+      <w:r>
+        <w:rPr>
+          <w:b/>
+        </w:rPr>
+        <w:t>Fail:</w:t>
+      </w:r>
+      <w:r>
+        <w:t xml:space="preserve"> Not a member → add it (or fix the dynamic rule), then re-sync.</w:t>
       </w:r>
     </w:p>
     <w:p>
@@ -6135,236 +4890,64 @@
         <w:pStyle w:val="Heading2"/>
       </w:pPr>
       <w:r>
-        <w:t>Lock-down (kiosk)</w:t>
-      </w:r>
-    </w:p>
-    <w:p>
-      <w:pPr>
-        <w:pStyle w:val="ListBullet"/>
-      </w:pPr>
-      <w:r>
-        <w:rPr>
-          <w:b/>
-        </w:rPr>
-        <w:t>Supervise first, then lock.</w:t>
-      </w:r>
-      <w:r>
-        <w:t xml:space="preserve"> Kiosk single/multi-app mode only works on supervised devices — confirm</w:t>
-      </w:r>
-    </w:p>
-    <w:p>
-      <w:r>
-        <w:t xml:space="preserve">  </w:t>
-      </w:r>
-      <w:r>
-        <w:rPr>
-          <w:b/>
-        </w:rPr>
-        <w:t>Supervised = Yes</w:t>
-      </w:r>
-      <w:r>
-        <w:t xml:space="preserve"> before expecting the lock-down to hold.</w:t>
-      </w:r>
-    </w:p>
-    <w:p>
-      <w:pPr>
-        <w:pStyle w:val="ListBullet"/>
-      </w:pPr>
-      <w:r>
-        <w:rPr>
-          <w:b/>
-        </w:rPr>
-        <w:t>Single-app for pure calling; multi-app if you need the native Phone app.</w:t>
-      </w:r>
-      <w:r>
-        <w:t xml:space="preserve"> Single full-screen app</w:t>
-      </w:r>
-    </w:p>
-    <w:p>
-      <w:r>
-        <w:t xml:space="preserve">  is the tightest lock; switch to multi-app only when staff genuinely need a second app, and hide   everything else.</w:t>
-      </w:r>
-    </w:p>
-    <w:p>
-      <w:pPr>
-        <w:pStyle w:val="ListBullet"/>
-      </w:pPr>
-      <w:r>
-        <w:rPr>
-          <w:b/>
-        </w:rPr>
-        <w:t>Don't over-restrict the call path.</w:t>
-      </w:r>
-      <w:r>
-        <w:t xml:space="preserve"> Keep cellular/Wi-Fi, microphone, and Webex's networking</w:t>
-      </w:r>
-    </w:p>
-    <w:p>
-      <w:r>
-        <w:t xml:space="preserve">  enabled — a restriction that blocks the call defeats the purpose.</w:t>
-      </w:r>
-    </w:p>
-    <w:p>
-      <w:pPr>
-        <w:pStyle w:val="ListBullet"/>
-      </w:pPr>
-      <w:r>
-        <w:rPr>
-          <w:b/>
-        </w:rPr>
-        <w:t>Stage restrictions in report/pilot first.</w:t>
-      </w:r>
-      <w:r>
-        <w:t xml:space="preserve"> Apply the restrictions profile to one device and</w:t>
-      </w:r>
-    </w:p>
-    <w:p>
-      <w:r>
-        <w:t xml:space="preserve">  confirm calling still works before fleet-wide rollout.</w:t>
-      </w:r>
-    </w:p>
-    <w:p>
-      <w:pPr>
-        <w:pStyle w:val="Heading2"/>
-      </w:pPr>
-      <w:r>
-        <w:t>Shared account hygiene</w:t>
-      </w:r>
-    </w:p>
-    <w:p>
-      <w:pPr>
-        <w:pStyle w:val="ListBullet"/>
-      </w:pPr>
-      <w:r>
-        <w:rPr>
-          <w:b/>
-        </w:rPr>
-        <w:t>Treat the shared Webex account as privileged.</w:t>
-      </w:r>
-      <w:r>
-        <w:t xml:space="preserve"> Rotate its password on a schedule, store it in a</w:t>
-      </w:r>
-    </w:p>
-    <w:p>
-      <w:r>
-        <w:t xml:space="preserve">  password manager, and gate it with </w:t>
-      </w:r>
-      <w:r>
-        <w:rPr>
-          <w:b/>
-        </w:rPr>
-        <w:t>Conditional Access</w:t>
-      </w:r>
-      <w:r>
-        <w:t xml:space="preserve"> (compliant device) so it only works from a   managed kiosk phone.</w:t>
-      </w:r>
-    </w:p>
-    <w:p>
-      <w:pPr>
-        <w:pStyle w:val="ListBullet"/>
-      </w:pPr>
-      <w:r>
-        <w:rPr>
-          <w:b/>
-        </w:rPr>
-        <w:t>Decide your sign-out policy.</w:t>
-      </w:r>
-      <w:r>
-        <w:t xml:space="preserve"> For truly shared use, decide whether Webex stays signed in between</w:t>
-      </w:r>
-    </w:p>
-    <w:p>
-      <w:r>
-        <w:t xml:space="preserve">  shifts or staff sign in/out — document it and configure accordingly.</w:t>
-      </w:r>
-    </w:p>
-    <w:p>
-      <w:pPr>
-        <w:pStyle w:val="ListBullet"/>
-      </w:pPr>
-      <w:r>
-        <w:rPr>
-          <w:b/>
-        </w:rPr>
-        <w:t>Avoid per-user data on a shared device</w:t>
-      </w:r>
-      <w:r>
-        <w:t xml:space="preserve"> — the device is a pool resource; keep personal data off it.</w:t>
-      </w:r>
-    </w:p>
-    <w:p>
-      <w:pPr>
-        <w:pStyle w:val="Heading2"/>
-      </w:pPr>
-      <w:r>
-        <w:t>App deployment</w:t>
-      </w:r>
-    </w:p>
-    <w:p>
-      <w:pPr>
-        <w:pStyle w:val="ListBullet"/>
-      </w:pPr>
-      <w:r>
-        <w:rPr>
-          <w:b/>
-        </w:rPr>
-        <w:t>Deploy Webex Required before applying the kiosk.</w:t>
-      </w:r>
-      <w:r>
-        <w:t xml:space="preserve"> The kiosk needs an installed app to lock to;</w:t>
-      </w:r>
-    </w:p>
-    <w:p>
-      <w:r>
-        <w:t xml:space="preserve">  push Webex first, confirm it installs, then enforce the kiosk.</w:t>
-      </w:r>
-    </w:p>
-    <w:p>
-      <w:pPr>
-        <w:pStyle w:val="ListBullet"/>
-      </w:pPr>
-      <w:r>
-        <w:rPr>
-          <w:b/>
-        </w:rPr>
-        <w:t>Use VPP/ABM licensing for Webex where possible</w:t>
-      </w:r>
-      <w:r>
-        <w:t xml:space="preserve"> — device-based VPP licensing fits shared,</w:t>
-      </w:r>
-    </w:p>
-    <w:p>
-      <w:r>
-        <w:t xml:space="preserve">  no-user-affinity devices better than per-user store installs.</w:t>
-      </w:r>
-    </w:p>
-    <w:p>
-      <w:pPr>
-        <w:pStyle w:val="ListBullet"/>
-      </w:pPr>
-      <w:r>
-        <w:rPr>
-          <w:b/>
-        </w:rPr>
-        <w:t>Pin the bundle ID.</w:t>
-      </w:r>
-      <w:r>
-        <w:t xml:space="preserve"> Lock to Cisco Webex by bundle ID (</w:t>
+        <w:t>Test 4 — Cisco Webex installed</w:t>
+      </w:r>
+    </w:p>
+    <w:p>
+      <w:r>
+        <w:rPr>
+          <w:b/>
+        </w:rPr>
+        <w:t>Procedure:</w:t>
+      </w:r>
+      <w:r>
+        <w:t xml:space="preserve"> Inspect the device's managed apps (Intune) and the Home screen. </w:t>
+      </w:r>
+      <w:r>
+        <w:rPr>
+          <w:b/>
+        </w:rPr>
+        <w:t>Pass:</w:t>
+      </w:r>
+      <w:r>
+        <w:t xml:space="preserve"> </w:t>
+      </w:r>
+      <w:r>
+        <w:rPr>
+          <w:b/>
+        </w:rPr>
+        <w:t>Cisco Webex</w:t>
+      </w:r>
+      <w:r>
+        <w:t xml:space="preserve"> shows </w:t>
+      </w:r>
+      <w:r>
+        <w:rPr>
+          <w:b/>
+        </w:rPr>
+        <w:t>Installed</w:t>
+      </w:r>
+      <w:r>
+        <w:t xml:space="preserve"> and is present on the device. </w:t>
+      </w:r>
+      <w:r>
+        <w:rPr>
+          <w:b/>
+        </w:rPr>
+        <w:t>Fail:</w:t>
+      </w:r>
+      <w:r>
+        <w:t xml:space="preserve"> Not installed → confirm the Required assignment to </w:t>
       </w:r>
       <w:r>
         <w:rPr>
           <w:rFonts w:ascii="Consolas" w:hAnsi="Consolas"/>
           <w:sz w:val="19"/>
         </w:rPr>
-        <w:t>com.cisco.squared</w:t>
-      </w:r>
-      <w:r>
-        <w:t>) so the kiosk targets</w:t>
-      </w:r>
-    </w:p>
-    <w:p>
-      <w:r>
-        <w:t xml:space="preserve">  the right app unambiguously.</w:t>
+        <w:t>iOS – Shared Devices</w:t>
+      </w:r>
+      <w:r>
+        <w:t xml:space="preserve"> and force a sync.</w:t>
       </w:r>
     </w:p>
     <w:p>
@@ -6372,65 +4955,1480 @@
         <w:pStyle w:val="Heading2"/>
       </w:pPr>
       <w:r>
-        <w:t>Rollout &amp; operations</w:t>
-      </w:r>
-    </w:p>
-    <w:p>
-      <w:pPr>
-        <w:pStyle w:val="ListBullet"/>
-      </w:pPr>
-      <w:r>
-        <w:rPr>
-          <w:b/>
-        </w:rPr>
-        <w:t>Pilot one phone end to end</w:t>
-      </w:r>
-      <w:r>
-        <w:t xml:space="preserve"> — enroll, lock, sign in, place a call — before expanding.</w:t>
-      </w:r>
-    </w:p>
-    <w:p>
-      <w:pPr>
-        <w:pStyle w:val="ListBullet"/>
-      </w:pPr>
-      <w:r>
-        <w:rPr>
-          <w:b/>
-        </w:rPr>
-        <w:t>Expand in waves</w:t>
-      </w:r>
-      <w:r>
-        <w:t xml:space="preserve">, validating each with </w:t>
+        <w:t>Test 5 — Kiosk lock-down holds</w:t>
+      </w:r>
+    </w:p>
+    <w:p>
+      <w:r>
+        <w:rPr>
+          <w:b/>
+        </w:rPr>
+        <w:t>Procedure:</w:t>
+      </w:r>
+      <w:r>
+        <w:t xml:space="preserve"> On the pilot iPhone, attempt to leave Webex / reach Settings, App Store, or Safari. </w:t>
+      </w:r>
+      <w:r>
+        <w:rPr>
+          <w:b/>
+        </w:rPr>
+        <w:t>Pass:</w:t>
+      </w:r>
+      <w:r>
+        <w:t xml:space="preserve"> In </w:t>
+      </w:r>
+      <w:r>
+        <w:rPr>
+          <w:b/>
+        </w:rPr>
+        <w:t>single-app</w:t>
+      </w:r>
+      <w:r>
+        <w:t xml:space="preserve"> mode the device stays in </w:t>
+      </w:r>
+      <w:r>
+        <w:rPr>
+          <w:b/>
+        </w:rPr>
+        <w:t>Cisco Webex</w:t>
+      </w:r>
+      <w:r>
+        <w:t xml:space="preserve"> and cannot be exited; in </w:t>
+      </w:r>
+      <w:r>
+        <w:rPr>
+          <w:b/>
+        </w:rPr>
+        <w:t>multi-app</w:t>
+      </w:r>
+      <w:r>
+        <w:t xml:space="preserve"> mode only the allowed apps appear and everything else is hidden. App Store/Safari are unavailable. </w:t>
+      </w:r>
+      <w:r>
+        <w:rPr>
+          <w:b/>
+        </w:rPr>
+        <w:t>Fail:</w:t>
+      </w:r>
+      <w:r>
+        <w:t xml:space="preserve"> Other apps/Settings reachable → confirm the device is </w:t>
+      </w:r>
+      <w:r>
+        <w:rPr>
+          <w:b/>
+        </w:rPr>
+        <w:t>Supervised</w:t>
+      </w:r>
+      <w:r>
+        <w:t xml:space="preserve"> (Test 2) and the </w:t>
       </w:r>
       <w:r>
         <w:rPr>
           <w:rFonts w:ascii="Consolas" w:hAnsi="Consolas"/>
           <w:sz w:val="19"/>
         </w:rPr>
-        <w:t>IOSSDM-Validation.ps1</w:t>
-      </w:r>
-      <w:r>
-        <w:t xml:space="preserve"> before widening.</w:t>
-      </w:r>
-    </w:p>
-    <w:p>
-      <w:pPr>
-        <w:pStyle w:val="ListBullet"/>
-      </w:pPr>
-      <w:r>
-        <w:rPr>
-          <w:b/>
-        </w:rPr>
-        <w:t>Report regularly</w:t>
-      </w:r>
-      <w:r>
-        <w:t xml:space="preserve"> with </w:t>
+        <w:t>iOS Shared – Kiosk Lockdown – Pilot</w:t>
+      </w:r>
+      <w:r>
+        <w:t xml:space="preserve"> profile applied.</w:t>
+      </w:r>
+    </w:p>
+    <w:p>
+      <w:pPr>
+        <w:pStyle w:val="Heading2"/>
+      </w:pPr>
+      <w:r>
+        <w:t>Test 6 — Shared org account signs in and calls</w:t>
+      </w:r>
+    </w:p>
+    <w:p>
+      <w:r>
+        <w:rPr>
+          <w:b/>
+        </w:rPr>
+        <w:t>Procedure:</w:t>
+      </w:r>
+      <w:r>
+        <w:t xml:space="preserve"> In Webex, sign in with the </w:t>
       </w:r>
       <w:r>
         <w:rPr>
           <w:rFonts w:ascii="Consolas" w:hAnsi="Consolas"/>
           <w:sz w:val="19"/>
         </w:rPr>
+        <w:t>Shared Webex – iOS Phones</w:t>
+      </w:r>
+      <w:r>
+        <w:t xml:space="preserve"> account and place a test call. </w:t>
+      </w:r>
+      <w:r>
+        <w:rPr>
+          <w:b/>
+        </w:rPr>
+        <w:t>Pass:</w:t>
+      </w:r>
+      <w:r>
+        <w:t xml:space="preserve"> Sign-in succeeds with the shared account and a call connects (audio both ways). </w:t>
+      </w:r>
+      <w:r>
+        <w:rPr>
+          <w:b/>
+        </w:rPr>
+        <w:t>Fail:</w:t>
+      </w:r>
+      <w:r>
+        <w:t xml:space="preserve"> Sign-in fails → check the account's Webex licensing (R8) and any Conditional Access (Test 8); call fails → check network/calling endpoints (R10) and Webex calling licensing.</w:t>
+      </w:r>
+    </w:p>
+    <w:p>
+      <w:pPr>
+        <w:pStyle w:val="Heading2"/>
+      </w:pPr>
+      <w:r>
+        <w:t>Test 7 — Restrictions enforced</w:t>
+      </w:r>
+    </w:p>
+    <w:p>
+      <w:r>
+        <w:rPr>
+          <w:b/>
+        </w:rPr>
+        <w:t>Procedure:</w:t>
+      </w:r>
+      <w:r>
+        <w:t xml:space="preserve"> Verify the </w:t>
+      </w:r>
+      <w:r>
+        <w:rPr>
+          <w:rFonts w:ascii="Consolas" w:hAnsi="Consolas"/>
+          <w:sz w:val="19"/>
+        </w:rPr>
+        <w:t>iOS Shared – Restrictions – Pilot</w:t>
+      </w:r>
+      <w:r>
+        <w:t xml:space="preserve"> controls (e.g. App Store blocked, account modification blocked, erase blocked). </w:t>
+      </w:r>
+      <w:r>
+        <w:rPr>
+          <w:b/>
+        </w:rPr>
+        <w:t>Pass:</w:t>
+      </w:r>
+      <w:r>
+        <w:t xml:space="preserve"> The blocked actions are unavailable; calling-related functions (cellular/Wi-Fi, microphone) still work. </w:t>
+      </w:r>
+      <w:r>
+        <w:rPr>
+          <w:b/>
+        </w:rPr>
+        <w:t>Fail:</w:t>
+      </w:r>
+      <w:r>
+        <w:t xml:space="preserve"> A restriction not applied → re-check the profile assignment and device sync.</w:t>
+      </w:r>
+    </w:p>
+    <w:p>
+      <w:pPr>
+        <w:pStyle w:val="Heading2"/>
+      </w:pPr>
+      <w:r>
+        <w:t>Test 8 — (If used) Conditional Access for the shared account</w:t>
+      </w:r>
+    </w:p>
+    <w:p>
+      <w:r>
+        <w:rPr>
+          <w:b/>
+        </w:rPr>
+        <w:t>Procedure:</w:t>
+      </w:r>
+      <w:r>
+        <w:t xml:space="preserve"> With </w:t>
+      </w:r>
+      <w:r>
+        <w:rPr>
+          <w:rFonts w:ascii="Consolas" w:hAnsi="Consolas"/>
+          <w:sz w:val="19"/>
+        </w:rPr>
+        <w:t>CA – iOS Shared Webex</w:t>
+      </w:r>
+      <w:r>
+        <w:t xml:space="preserve"> in report-only, sign into Webex from the kiosk phone and review Entra → </w:t>
+      </w:r>
+      <w:r>
+        <w:rPr>
+          <w:b/>
+        </w:rPr>
+        <w:t>Sign-in logs → Conditional Access</w:t>
+      </w:r>
+      <w:r>
+        <w:t xml:space="preserve">. </w:t>
+      </w:r>
+      <w:r>
+        <w:rPr>
+          <w:b/>
+        </w:rPr>
+        <w:t>Pass:</w:t>
+      </w:r>
+      <w:r>
+        <w:t xml:space="preserve"> The shared account satisfies </w:t>
+      </w:r>
+      <w:r>
+        <w:rPr>
+          <w:b/>
+        </w:rPr>
+        <w:t>compliant device</w:t>
+      </w:r>
+      <w:r>
+        <w:t xml:space="preserve"> from the kiosk iPhone. </w:t>
+      </w:r>
+      <w:r>
+        <w:rPr>
+          <w:b/>
+        </w:rPr>
+        <w:t>Fail:</w:t>
+      </w:r>
+      <w:r>
+        <w:t xml:space="preserve"> Blocked → confirm the device is compliant (Test 3) and the CA grant is correct.</w:t>
+      </w:r>
+    </w:p>
+    <w:p>
+      <w:pPr>
+        <w:pStyle w:val="Heading2"/>
+      </w:pPr>
+      <w:r>
+        <w:t>Acceptance gate</w:t>
+      </w:r>
+    </w:p>
+    <w:p>
+      <w:r>
+        <w:t xml:space="preserve">Proceed to </w:t>
+      </w:r>
+      <w:r>
+        <w:rPr>
+          <w:b/>
+        </w:rPr>
+        <w:t>Expand</w:t>
+      </w:r>
+      <w:r>
+        <w:t xml:space="preserve"> only when Tests 1–7 pass (and Test 8 if CA is used): the pilot iPhone is </w:t>
+      </w:r>
+      <w:r>
+        <w:rPr>
+          <w:b/>
+        </w:rPr>
+        <w:t>DEM-enrolled with no primary user</w:t>
+      </w:r>
+      <w:r>
+        <w:t xml:space="preserve">, </w:t>
+      </w:r>
+      <w:r>
+        <w:rPr>
+          <w:b/>
+        </w:rPr>
+        <w:t>supervised</w:t>
+      </w:r>
+      <w:r>
+        <w:t xml:space="preserve">, </w:t>
+      </w:r>
+      <w:r>
+        <w:rPr>
+          <w:b/>
+        </w:rPr>
+        <w:t>locked to Cisco Webex</w:t>
+      </w:r>
+      <w:r>
+        <w:t xml:space="preserve">, signed in with the </w:t>
+      </w:r>
+      <w:r>
+        <w:rPr>
+          <w:b/>
+        </w:rPr>
+        <w:t>shared organization account</w:t>
+      </w:r>
+      <w:r>
+        <w:t xml:space="preserve">, and a </w:t>
+      </w:r>
+      <w:r>
+        <w:rPr>
+          <w:b/>
+        </w:rPr>
+        <w:t>call connects</w:t>
+      </w:r>
+      <w:r>
+        <w:t>.</w:t>
+      </w:r>
+    </w:p>
+    <w:p>
+      <w:pPr>
+        <w:pStyle w:val="Heading1"/>
+      </w:pPr>
+      <w:r>
+        <w:t>6. Troubleshooting — iOS iPhone Shared Device Mode (Lockdown) with WebEx Calling</w:t>
+      </w:r>
+    </w:p>
+    <w:p>
+      <w:r>
+        <w:t xml:space="preserve">Work top-down: confirm </w:t>
+      </w:r>
+      <w:r>
+        <w:rPr>
+          <w:b/>
+        </w:rPr>
+        <w:t>enrollment</w:t>
+      </w:r>
+      <w:r>
+        <w:t xml:space="preserve"> (DEM, no user affinity), then </w:t>
+      </w:r>
+      <w:r>
+        <w:rPr>
+          <w:b/>
+        </w:rPr>
+        <w:t>supervision</w:t>
+      </w:r>
+      <w:r>
+        <w:t xml:space="preserve">, then </w:t>
+      </w:r>
+      <w:r>
+        <w:rPr>
+          <w:b/>
+        </w:rPr>
+        <w:t>grouping</w:t>
+      </w:r>
+      <w:r>
+        <w:t xml:space="preserve">, then </w:t>
+      </w:r>
+      <w:r>
+        <w:rPr>
+          <w:b/>
+        </w:rPr>
+        <w:t>kiosk lock-down</w:t>
+      </w:r>
+      <w:r>
+        <w:t xml:space="preserve">, then the </w:t>
+      </w:r>
+      <w:r>
+        <w:rPr>
+          <w:b/>
+        </w:rPr>
+        <w:t>Webex app</w:t>
+      </w:r>
+      <w:r>
+        <w:t xml:space="preserve">, then </w:t>
+      </w:r>
+      <w:r>
+        <w:rPr>
+          <w:b/>
+        </w:rPr>
+        <w:t>calling</w:t>
+      </w:r>
+      <w:r>
+        <w:t>. Most issues are a device that enrolled with a primary user, a device that isn't supervised, or the kiosk applied before Webex installed.</w:t>
+      </w:r>
+    </w:p>
+    <w:p>
+      <w:pPr>
+        <w:pStyle w:val="Heading2"/>
+      </w:pPr>
+      <w:r>
+        <w:t>The iPhone enrolled with a primary user (not shared)</w:t>
+      </w:r>
+    </w:p>
+    <w:p>
+      <w:pPr>
+        <w:pStyle w:val="ListBullet"/>
+      </w:pPr>
+      <w:r>
+        <w:rPr>
+          <w:b/>
+        </w:rPr>
+        <w:t>Wrong enrollment path.</w:t>
+      </w:r>
+      <w:r>
+        <w:t xml:space="preserve"> It was enrolled with user affinity. Re-enroll via ADE with **Enroll</w:t>
+      </w:r>
+    </w:p>
+    <w:p>
+      <w:r>
+        <w:t xml:space="preserve">  without user affinity** (Implementation §7), or enroll signed in as the </w:t>
+      </w:r>
+      <w:r>
+        <w:rPr>
+          <w:rFonts w:ascii="Consolas" w:hAnsi="Consolas"/>
+          <w:sz w:val="19"/>
+        </w:rPr>
+        <w:t>dem-ios-shared</w:t>
+      </w:r>
+      <w:r>
+        <w:t xml:space="preserve"> account.</w:t>
+      </w:r>
+    </w:p>
+    <w:p>
+      <w:pPr>
+        <w:pStyle w:val="ListBullet"/>
+      </w:pPr>
+      <w:r>
+        <w:t xml:space="preserve">Confirm in </w:t>
+      </w:r>
+      <w:r>
+        <w:rPr>
+          <w:b/>
+        </w:rPr>
+        <w:t>Devices → (device) → Properties</w:t>
+      </w:r>
+      <w:r>
+        <w:t xml:space="preserve">: </w:t>
+      </w:r>
+      <w:r>
+        <w:rPr>
+          <w:b/>
+        </w:rPr>
+        <w:t>Primary user</w:t>
+      </w:r>
+      <w:r>
+        <w:t xml:space="preserve"> must be empty, </w:t>
+      </w:r>
+      <w:r>
+        <w:rPr>
+          <w:b/>
+        </w:rPr>
+        <w:t>Enrolled by</w:t>
+      </w:r>
+      <w:r>
+        <w:t xml:space="preserve"> =</w:t>
+      </w:r>
+    </w:p>
+    <w:p>
+      <w:r>
+        <w:t xml:space="preserve">  the DEM account.</w:t>
+      </w:r>
+    </w:p>
+    <w:p>
+      <w:pPr>
+        <w:pStyle w:val="Heading2"/>
+      </w:pPr>
+      <w:r>
+        <w:t>Kiosk lock-down isn't holding (other apps reachable)</w:t>
+      </w:r>
+    </w:p>
+    <w:p>
+      <w:pPr>
+        <w:pStyle w:val="ListBullet"/>
+      </w:pPr>
+      <w:r>
+        <w:rPr>
+          <w:b/>
+        </w:rPr>
+        <w:t>Device not supervised.</w:t>
+      </w:r>
+      <w:r>
+        <w:t xml:space="preserve"> Single/multi-app kiosk requires </w:t>
+      </w:r>
+      <w:r>
+        <w:rPr>
+          <w:b/>
+        </w:rPr>
+        <w:t>Supervised = Yes</w:t>
+      </w:r>
+      <w:r>
+        <w:t xml:space="preserve"> (Properties). If it's</w:t>
+      </w:r>
+    </w:p>
+    <w:p>
+      <w:r>
+        <w:t xml:space="preserve">  unsupervised, re-enroll via ADE with Supervised enabled (Implementation §7).</w:t>
+      </w:r>
+    </w:p>
+    <w:p>
+      <w:pPr>
+        <w:pStyle w:val="ListBullet"/>
+      </w:pPr>
+      <w:r>
+        <w:rPr>
+          <w:b/>
+        </w:rPr>
+        <w:t>Kiosk profile not applied.</w:t>
+      </w:r>
+      <w:r>
+        <w:t xml:space="preserve"> Check </w:t>
+      </w:r>
+      <w:r>
+        <w:rPr>
+          <w:rFonts w:ascii="Consolas" w:hAnsi="Consolas"/>
+          <w:sz w:val="19"/>
+        </w:rPr>
+        <w:t>iOS Shared – Kiosk Lockdown – Pilot</w:t>
+      </w:r>
+      <w:r>
+        <w:t xml:space="preserve"> shows </w:t>
+      </w:r>
+      <w:r>
+        <w:rPr>
+          <w:b/>
+        </w:rPr>
+        <w:t>Succeeded</w:t>
+      </w:r>
+      <w:r>
+        <w:t xml:space="preserve"> on the</w:t>
+      </w:r>
+    </w:p>
+    <w:p>
+      <w:r>
+        <w:t xml:space="preserve">  device and is assigned to </w:t>
+      </w:r>
+      <w:r>
+        <w:rPr>
+          <w:rFonts w:ascii="Consolas" w:hAnsi="Consolas"/>
+          <w:sz w:val="19"/>
+        </w:rPr>
+        <w:t>iOS – Shared Devices</w:t>
+      </w:r>
+      <w:r>
+        <w:t>.</w:t>
+      </w:r>
+    </w:p>
+    <w:p>
+      <w:pPr>
+        <w:pStyle w:val="ListBullet"/>
+      </w:pPr>
+      <w:r>
+        <w:rPr>
+          <w:b/>
+        </w:rPr>
+        <w:t>App not installed yet.</w:t>
+      </w:r>
+      <w:r>
+        <w:t xml:space="preserve"> The kiosk needs Webex installed to lock to — confirm Test 4 first.</w:t>
+      </w:r>
+    </w:p>
+    <w:p>
+      <w:pPr>
+        <w:pStyle w:val="Heading2"/>
+      </w:pPr>
+      <w:r>
+        <w:t>Cisco Webex didn't install</w:t>
+      </w:r>
+    </w:p>
+    <w:p>
+      <w:pPr>
+        <w:pStyle w:val="ListBullet"/>
+      </w:pPr>
+      <w:r>
+        <w:rPr>
+          <w:b/>
+        </w:rPr>
+        <w:t>Assignment.</w:t>
+      </w:r>
+      <w:r>
+        <w:t xml:space="preserve"> Webex must be </w:t>
+      </w:r>
+      <w:r>
+        <w:rPr>
+          <w:b/>
+        </w:rPr>
+        <w:t>Required</w:t>
+      </w:r>
+      <w:r>
+        <w:t xml:space="preserve"> to </w:t>
+      </w:r>
+      <w:r>
+        <w:rPr>
+          <w:rFonts w:ascii="Consolas" w:hAnsi="Consolas"/>
+          <w:sz w:val="19"/>
+        </w:rPr>
+        <w:t>iOS – Shared Devices</w:t>
+      </w:r>
+      <w:r>
+        <w:t xml:space="preserve"> (Implementation §9); confirm</w:t>
+      </w:r>
+    </w:p>
+    <w:p>
+      <w:r>
+        <w:t xml:space="preserve">  the device is a group member.</w:t>
+      </w:r>
+    </w:p>
+    <w:p>
+      <w:pPr>
+        <w:pStyle w:val="ListBullet"/>
+      </w:pPr>
+      <w:r>
+        <w:rPr>
+          <w:b/>
+        </w:rPr>
+        <w:t>VPP licensing.</w:t>
+      </w:r>
+      <w:r>
+        <w:t xml:space="preserve"> If you deployed Webex via VPP, confirm device-based licenses are available and</w:t>
+      </w:r>
+    </w:p>
+    <w:p>
+      <w:r>
+        <w:t xml:space="preserve">  assigned. Force a device sync and re-check.</w:t>
+      </w:r>
+    </w:p>
+    <w:p>
+      <w:pPr>
+        <w:pStyle w:val="Heading2"/>
+      </w:pPr>
+      <w:r>
+        <w:t>The device isn't in the shared group</w:t>
+      </w:r>
+    </w:p>
+    <w:p>
+      <w:pPr>
+        <w:pStyle w:val="ListBullet"/>
+      </w:pPr>
+      <w:r>
+        <w:rPr>
+          <w:b/>
+        </w:rPr>
+        <w:t>Static group:</w:t>
+      </w:r>
+      <w:r>
+        <w:t xml:space="preserve"> add the device manually. </w:t>
+      </w:r>
+      <w:r>
+        <w:rPr>
+          <w:b/>
+        </w:rPr>
+        <w:t>Dynamic group:</w:t>
+      </w:r>
+      <w:r>
+        <w:t xml:space="preserve"> confirm the membership rule matches the</w:t>
+      </w:r>
+    </w:p>
+    <w:p>
+      <w:r>
+        <w:t xml:space="preserve">  ADE </w:t>
+      </w:r>
+      <w:r>
+        <w:rPr>
+          <w:b/>
+        </w:rPr>
+        <w:t>enrollment profile name</w:t>
+      </w:r>
+      <w:r>
+        <w:t xml:space="preserve"> used in Step 7, and allow time for dynamic evaluation.</w:t>
+      </w:r>
+    </w:p>
+    <w:p>
+      <w:pPr>
+        <w:pStyle w:val="ListBullet"/>
+      </w:pPr>
+      <w:r>
+        <w:t xml:space="preserve">Re-run </w:t>
+      </w:r>
+      <w:r>
+        <w:rPr>
+          <w:rFonts w:ascii="Consolas" w:hAnsi="Consolas"/>
+          <w:sz w:val="19"/>
+        </w:rPr>
+        <w:t>IOSSDM-Validation.ps1</w:t>
+      </w:r>
+      <w:r>
+        <w:t xml:space="preserve"> after the device appears in the group.</w:t>
+      </w:r>
+    </w:p>
+    <w:p>
+      <w:pPr>
+        <w:pStyle w:val="Heading2"/>
+      </w:pPr>
+      <w:r>
+        <w:t>Shared account can't sign into Webex</w:t>
+      </w:r>
+    </w:p>
+    <w:p>
+      <w:pPr>
+        <w:pStyle w:val="ListBullet"/>
+      </w:pPr>
+      <w:r>
+        <w:rPr>
+          <w:b/>
+        </w:rPr>
+        <w:t>Webex licensing.</w:t>
+      </w:r>
+      <w:r>
+        <w:t xml:space="preserve"> The shared account needs a Webex calling license in Cisco Webex Control Hub (R8).</w:t>
+      </w:r>
+    </w:p>
+    <w:p>
+      <w:pPr>
+        <w:pStyle w:val="ListBullet"/>
+      </w:pPr>
+      <w:r>
+        <w:rPr>
+          <w:b/>
+        </w:rPr>
+        <w:t>Conditional Access.</w:t>
+      </w:r>
+      <w:r>
+        <w:t xml:space="preserve"> If </w:t>
+      </w:r>
+      <w:r>
+        <w:rPr>
+          <w:rFonts w:ascii="Consolas" w:hAnsi="Consolas"/>
+          <w:sz w:val="19"/>
+        </w:rPr>
+        <w:t>CA – iOS Shared Webex</w:t>
+      </w:r>
+      <w:r>
+        <w:t xml:space="preserve"> requires a compliant device, confirm the iPhone is</w:t>
+      </w:r>
+    </w:p>
+    <w:p>
+      <w:r>
+        <w:t xml:space="preserve">  </w:t>
+      </w:r>
+      <w:r>
+        <w:rPr>
+          <w:b/>
+        </w:rPr>
+        <w:t>Compliant</w:t>
+      </w:r>
+      <w:r>
+        <w:t xml:space="preserve"> (Test 3) — otherwise the shared account is correctly blocked. Read Entra → </w:t>
+      </w:r>
+      <w:r>
+        <w:rPr>
+          <w:b/>
+        </w:rPr>
+        <w:t>Sign-in   logs → Conditional Access</w:t>
+      </w:r>
+      <w:r>
+        <w:t>.</w:t>
+      </w:r>
+    </w:p>
+    <w:p>
+      <w:pPr>
+        <w:pStyle w:val="ListBullet"/>
+      </w:pPr>
+      <w:r>
+        <w:rPr>
+          <w:b/>
+        </w:rPr>
+        <w:t>Wrong credentials.</w:t>
+      </w:r>
+      <w:r>
+        <w:t xml:space="preserve"> Confirm the </w:t>
+      </w:r>
+      <w:r>
+        <w:rPr>
+          <w:rFonts w:ascii="Consolas" w:hAnsi="Consolas"/>
+          <w:sz w:val="19"/>
+        </w:rPr>
+        <w:t>Shared Webex – iOS Phones</w:t>
+      </w:r>
+      <w:r>
+        <w:t xml:space="preserve"> account password (rotate if unsure).</w:t>
+      </w:r>
+    </w:p>
+    <w:p>
+      <w:pPr>
+        <w:pStyle w:val="Heading2"/>
+      </w:pPr>
+      <w:r>
+        <w:t>Calls won't connect (sign-in works)</w:t>
+      </w:r>
+    </w:p>
+    <w:p>
+      <w:pPr>
+        <w:pStyle w:val="ListBullet"/>
+      </w:pPr>
+      <w:r>
+        <w:rPr>
+          <w:b/>
+        </w:rPr>
+        <w:t>Network/endpoints.</w:t>
+      </w:r>
+      <w:r>
+        <w:t xml:space="preserve"> The Webex media/calling endpoints must be reachable (R10) — verify proxy/</w:t>
+      </w:r>
+    </w:p>
+    <w:p>
+      <w:r>
+        <w:t xml:space="preserve">  firewall allows Cisco Webex's published ranges.</w:t>
+      </w:r>
+    </w:p>
+    <w:p>
+      <w:pPr>
+        <w:pStyle w:val="ListBullet"/>
+      </w:pPr>
+      <w:r>
+        <w:rPr>
+          <w:b/>
+        </w:rPr>
+        <w:t>Restrictions too tight.</w:t>
+      </w:r>
+      <w:r>
+        <w:t xml:space="preserve"> Confirm </w:t>
+      </w:r>
+      <w:r>
+        <w:rPr>
+          <w:rFonts w:ascii="Consolas" w:hAnsi="Consolas"/>
+          <w:sz w:val="19"/>
+        </w:rPr>
+        <w:t>iOS Shared – Restrictions – Pilot</w:t>
+      </w:r>
+      <w:r>
+        <w:t xml:space="preserve"> did not disable cellular/Wi-Fi</w:t>
+      </w:r>
+    </w:p>
+    <w:p>
+      <w:r>
+        <w:t xml:space="preserve">  or the microphone.</w:t>
+      </w:r>
+    </w:p>
+    <w:p>
+      <w:pPr>
+        <w:pStyle w:val="ListBullet"/>
+      </w:pPr>
+      <w:r>
+        <w:rPr>
+          <w:b/>
+        </w:rPr>
+        <w:t>Webex calling service.</w:t>
+      </w:r>
+      <w:r>
+        <w:t xml:space="preserve"> Confirm the calling plan/licensing is active in Webex Control Hub.</w:t>
+      </w:r>
+    </w:p>
+    <w:p>
+      <w:pPr>
+        <w:pStyle w:val="Heading2"/>
+      </w:pPr>
+      <w:r>
+        <w:t>Enrollment fails at Setup Assistant</w:t>
+      </w:r>
+    </w:p>
+    <w:p>
+      <w:pPr>
+        <w:pStyle w:val="ListBullet"/>
+      </w:pPr>
+      <w:r>
+        <w:rPr>
+          <w:b/>
+        </w:rPr>
+        <w:t>APNs/ADE token lapsed.</w:t>
+      </w:r>
+      <w:r>
+        <w:t xml:space="preserve"> Renew the </w:t>
+      </w:r>
+      <w:r>
+        <w:rPr>
+          <w:b/>
+        </w:rPr>
+        <w:t>Apple MDM Push certificate</w:t>
+      </w:r>
+      <w:r>
+        <w:t xml:space="preserve"> (R3) and the </w:t>
+      </w:r>
+      <w:r>
+        <w:rPr>
+          <w:b/>
+        </w:rPr>
+        <w:t>ADE token</w:t>
+      </w:r>
+      <w:r>
+        <w:t xml:space="preserve"> (R4) —</w:t>
+      </w:r>
+    </w:p>
+    <w:p>
+      <w:r>
+        <w:t xml:space="preserve">  an expired token blocks all iOS enrollment.</w:t>
+      </w:r>
+    </w:p>
+    <w:p>
+      <w:pPr>
+        <w:pStyle w:val="ListBullet"/>
+      </w:pPr>
+      <w:r>
+        <w:rPr>
+          <w:b/>
+        </w:rPr>
+        <w:t>Serial not assigned.</w:t>
+      </w:r>
+      <w:r>
+        <w:t xml:space="preserve"> Confirm the serial is in ABM and assigned to the </w:t>
+      </w:r>
+      <w:r>
+        <w:rPr>
+          <w:rFonts w:ascii="Consolas" w:hAnsi="Consolas"/>
+          <w:sz w:val="19"/>
+        </w:rPr>
+        <w:t>Intune – iOS Shared</w:t>
+      </w:r>
+      <w:r>
+        <w:t xml:space="preserve"> MDM</w:t>
+      </w:r>
+    </w:p>
+    <w:p>
+      <w:r>
+        <w:t xml:space="preserve">  server, and the </w:t>
+      </w:r>
+      <w:r>
+        <w:rPr>
+          <w:rFonts w:ascii="Consolas" w:hAnsi="Consolas"/>
+          <w:sz w:val="19"/>
+        </w:rPr>
+        <w:t>iOS Shared – ADE – Pilot</w:t>
+      </w:r>
+      <w:r>
+        <w:t xml:space="preserve"> profile is assigned (Implementation §8).</w:t>
+      </w:r>
+    </w:p>
+    <w:p>
+      <w:pPr>
+        <w:pStyle w:val="Heading2"/>
+      </w:pPr>
+      <w:r>
+        <w:t>Useful checkpoints</w:t>
+      </w:r>
+    </w:p>
+    <w:p>
+      <w:pPr>
+        <w:pStyle w:val="ListBullet"/>
+      </w:pPr>
+      <w:r>
+        <w:rPr>
+          <w:b/>
+        </w:rPr>
+        <w:t>Intune:</w:t>
+      </w:r>
+      <w:r>
+        <w:t xml:space="preserve"> Devices → (device) → </w:t>
+      </w:r>
+      <w:r>
+        <w:rPr>
+          <w:b/>
+        </w:rPr>
+        <w:t>Properties</w:t>
+      </w:r>
+      <w:r>
+        <w:t xml:space="preserve"> (primary user, supervised), </w:t>
+      </w:r>
+      <w:r>
+        <w:rPr>
+          <w:b/>
+        </w:rPr>
+        <w:t>Device configuration</w:t>
+      </w:r>
+    </w:p>
+    <w:p>
+      <w:r>
+        <w:t xml:space="preserve">  (kiosk/restrictions status), </w:t>
+      </w:r>
+      <w:r>
+        <w:rPr>
+          <w:b/>
+        </w:rPr>
+        <w:t>Managed apps</w:t>
+      </w:r>
+      <w:r>
+        <w:t xml:space="preserve"> (Webex install); Devices → Enrollment → Apple for   APNs/ADE token status; Devices → Enrollment → </w:t>
+      </w:r>
+      <w:r>
+        <w:rPr>
+          <w:b/>
+        </w:rPr>
+        <w:t>Device enrollment managers</w:t>
+      </w:r>
+      <w:r>
+        <w:t xml:space="preserve"> for the DEM account.</w:t>
+      </w:r>
+    </w:p>
+    <w:p>
+      <w:pPr>
+        <w:pStyle w:val="ListBullet"/>
+      </w:pPr>
+      <w:r>
+        <w:rPr>
+          <w:b/>
+        </w:rPr>
+        <w:t>Entra:</w:t>
+      </w:r>
+      <w:r>
+        <w:t xml:space="preserve"> </w:t>
+      </w:r>
+      <w:r>
+        <w:rPr>
+          <w:b/>
+        </w:rPr>
+        <w:t>Sign-in logs → Conditional Access</w:t>
+      </w:r>
+      <w:r>
+        <w:t xml:space="preserve"> for the shared account.</w:t>
+      </w:r>
+    </w:p>
+    <w:p>
+      <w:pPr>
+        <w:pStyle w:val="ListBullet"/>
+      </w:pPr>
+      <w:r>
+        <w:rPr>
+          <w:b/>
+        </w:rPr>
+        <w:t>Scripts:</w:t>
+      </w:r>
+      <w:r>
+        <w:t xml:space="preserve"> re-run </w:t>
+      </w:r>
+      <w:r>
+        <w:rPr>
+          <w:rFonts w:ascii="Consolas" w:hAnsi="Consolas"/>
+          <w:sz w:val="19"/>
+        </w:rPr>
+        <w:t>IOSSDM-Validation.ps1</w:t>
+      </w:r>
+      <w:r>
+        <w:t xml:space="preserve"> after each change to confirm the gate.</w:t>
+      </w:r>
+    </w:p>
+    <w:p>
+      <w:pPr>
+        <w:pStyle w:val="Heading1"/>
+      </w:pPr>
+      <w:r>
+        <w:t>7. Best Practices — iOS iPhone Shared Device Mode (Lockdown) with WebEx Calling</w:t>
+      </w:r>
+    </w:p>
+    <w:p>
+      <w:r>
+        <w:t>Field-proven guidance for running a fleet of locked-down, shared iPhones.</w:t>
+      </w:r>
+    </w:p>
+    <w:p>
+      <w:pPr>
+        <w:pStyle w:val="Heading2"/>
+      </w:pPr>
+      <w:r>
+        <w:t>Enrollment &amp; ownership model</w:t>
+      </w:r>
+    </w:p>
+    <w:p>
+      <w:pPr>
+        <w:pStyle w:val="ListBullet"/>
+      </w:pPr>
+      <w:r>
+        <w:rPr>
+          <w:b/>
+        </w:rPr>
+        <w:t>Always enroll without user affinity.</w:t>
+      </w:r>
+      <w:r>
+        <w:t xml:space="preserve"> Shared devices must have </w:t>
+      </w:r>
+      <w:r>
+        <w:rPr>
+          <w:b/>
+        </w:rPr>
+        <w:t>no primary user</w:t>
+      </w:r>
+      <w:r>
+        <w:t xml:space="preserve"> — use the ADE</w:t>
+      </w:r>
+    </w:p>
+    <w:p>
+      <w:r>
+        <w:t xml:space="preserve">  profile's </w:t>
+      </w:r>
+      <w:r>
+        <w:rPr>
+          <w:b/>
+        </w:rPr>
+        <w:t>Enroll without user affinity</w:t>
+      </w:r>
+      <w:r>
+        <w:t xml:space="preserve"> option, or enroll via the DEM account. A primary user on   a shared phone breaks the model.</w:t>
+      </w:r>
+    </w:p>
+    <w:p>
+      <w:pPr>
+        <w:pStyle w:val="ListBullet"/>
+      </w:pPr>
+      <w:r>
+        <w:rPr>
+          <w:b/>
+        </w:rPr>
+        <w:t>Prefer ADE over manual DEM enrollment.</w:t>
+      </w:r>
+      <w:r>
+        <w:t xml:space="preserve"> ABM + ADE gives zero-touch, supervised, locked enrollment;</w:t>
+      </w:r>
+    </w:p>
+    <w:p>
+      <w:r>
+        <w:t xml:space="preserve">  keep the DEM account as the path for any device you must enroll by hand (Apple Configurator).</w:t>
+      </w:r>
+    </w:p>
+    <w:p>
+      <w:pPr>
+        <w:pStyle w:val="ListBullet"/>
+      </w:pPr>
+      <w:r>
+        <w:rPr>
+          <w:b/>
+        </w:rPr>
+        <w:t>Watch the DEM cap.</w:t>
+      </w:r>
+      <w:r>
+        <w:t xml:space="preserve"> A single DEM account enrolls a large but finite number of devices; for big</w:t>
+      </w:r>
+    </w:p>
+    <w:p>
+      <w:r>
+        <w:t xml:space="preserve">  fleets, split across multiple DEM accounts and document which account owns which batch.</w:t>
+      </w:r>
+    </w:p>
+    <w:p>
+      <w:pPr>
+        <w:pStyle w:val="ListBullet"/>
+      </w:pPr>
+      <w:r>
+        <w:rPr>
+          <w:b/>
+        </w:rPr>
+        <w:t>Name everything by intent</w:t>
+      </w:r>
+      <w:r>
+        <w:t xml:space="preserve"> — </w:t>
+      </w:r>
+      <w:r>
+        <w:rPr>
+          <w:rFonts w:ascii="Consolas" w:hAnsi="Consolas"/>
+          <w:sz w:val="19"/>
+        </w:rPr>
+        <w:t>DEM – iOS Shared Devices</w:t>
+      </w:r>
+      <w:r>
+        <w:t xml:space="preserve">, </w:t>
+      </w:r>
+      <w:r>
+        <w:rPr>
+          <w:rFonts w:ascii="Consolas" w:hAnsi="Consolas"/>
+          <w:sz w:val="19"/>
+        </w:rPr>
+        <w:t>iOS – Shared Devices</w:t>
+      </w:r>
+      <w:r>
+        <w:t>,</w:t>
+      </w:r>
+    </w:p>
+    <w:p>
+      <w:r>
+        <w:t xml:space="preserve">  </w:t>
+      </w:r>
+      <w:r>
+        <w:rPr>
+          <w:rFonts w:ascii="Consolas" w:hAnsi="Consolas"/>
+          <w:sz w:val="19"/>
+        </w:rPr>
+        <w:t>iOS Shared – Kiosk Lockdown – Pilot</w:t>
+      </w:r>
+      <w:r>
+        <w:t xml:space="preserve"> — so the configuration is self-documenting and auditable.</w:t>
+      </w:r>
+    </w:p>
+    <w:p>
+      <w:pPr>
+        <w:pStyle w:val="Heading2"/>
+      </w:pPr>
+      <w:r>
+        <w:t>Lock-down (kiosk)</w:t>
+      </w:r>
+    </w:p>
+    <w:p>
+      <w:pPr>
+        <w:pStyle w:val="ListBullet"/>
+      </w:pPr>
+      <w:r>
+        <w:rPr>
+          <w:b/>
+        </w:rPr>
+        <w:t>Supervise first, then lock.</w:t>
+      </w:r>
+      <w:r>
+        <w:t xml:space="preserve"> Kiosk single/multi-app mode only works on supervised devices — confirm</w:t>
+      </w:r>
+    </w:p>
+    <w:p>
+      <w:r>
+        <w:t xml:space="preserve">  </w:t>
+      </w:r>
+      <w:r>
+        <w:rPr>
+          <w:b/>
+        </w:rPr>
+        <w:t>Supervised = Yes</w:t>
+      </w:r>
+      <w:r>
+        <w:t xml:space="preserve"> before expecting the lock-down to hold.</w:t>
+      </w:r>
+    </w:p>
+    <w:p>
+      <w:pPr>
+        <w:pStyle w:val="ListBullet"/>
+      </w:pPr>
+      <w:r>
+        <w:rPr>
+          <w:b/>
+        </w:rPr>
+        <w:t>Single-app for pure calling; multi-app if you need the native Phone app.</w:t>
+      </w:r>
+      <w:r>
+        <w:t xml:space="preserve"> Single full-screen app</w:t>
+      </w:r>
+    </w:p>
+    <w:p>
+      <w:r>
+        <w:t xml:space="preserve">  is the tightest lock; switch to multi-app only when staff genuinely need a second app, and hide   everything else.</w:t>
+      </w:r>
+    </w:p>
+    <w:p>
+      <w:pPr>
+        <w:pStyle w:val="ListBullet"/>
+      </w:pPr>
+      <w:r>
+        <w:rPr>
+          <w:b/>
+        </w:rPr>
+        <w:t>Don't over-restrict the call path.</w:t>
+      </w:r>
+      <w:r>
+        <w:t xml:space="preserve"> Keep cellular/Wi-Fi, microphone, and Webex's networking</w:t>
+      </w:r>
+    </w:p>
+    <w:p>
+      <w:r>
+        <w:t xml:space="preserve">  enabled — a restriction that blocks the call defeats the purpose.</w:t>
+      </w:r>
+    </w:p>
+    <w:p>
+      <w:pPr>
+        <w:pStyle w:val="ListBullet"/>
+      </w:pPr>
+      <w:r>
+        <w:rPr>
+          <w:b/>
+        </w:rPr>
+        <w:t>Stage restrictions in report/pilot first.</w:t>
+      </w:r>
+      <w:r>
+        <w:t xml:space="preserve"> Apply the restrictions profile to one device and</w:t>
+      </w:r>
+    </w:p>
+    <w:p>
+      <w:r>
+        <w:t xml:space="preserve">  confirm calling still works before fleet-wide rollout.</w:t>
+      </w:r>
+    </w:p>
+    <w:p>
+      <w:pPr>
+        <w:pStyle w:val="Heading2"/>
+      </w:pPr>
+      <w:r>
+        <w:t>Shared account hygiene</w:t>
+      </w:r>
+    </w:p>
+    <w:p>
+      <w:pPr>
+        <w:pStyle w:val="ListBullet"/>
+      </w:pPr>
+      <w:r>
+        <w:rPr>
+          <w:b/>
+        </w:rPr>
+        <w:t>Treat the shared Webex account as privileged.</w:t>
+      </w:r>
+      <w:r>
+        <w:t xml:space="preserve"> Rotate its password on a schedule, store it in a</w:t>
+      </w:r>
+    </w:p>
+    <w:p>
+      <w:r>
+        <w:t xml:space="preserve">  password manager, and gate it with </w:t>
+      </w:r>
+      <w:r>
+        <w:rPr>
+          <w:b/>
+        </w:rPr>
+        <w:t>Conditional Access</w:t>
+      </w:r>
+      <w:r>
+        <w:t xml:space="preserve"> (compliant device) so it only works from a   managed kiosk phone.</w:t>
+      </w:r>
+    </w:p>
+    <w:p>
+      <w:pPr>
+        <w:pStyle w:val="ListBullet"/>
+      </w:pPr>
+      <w:r>
+        <w:rPr>
+          <w:b/>
+        </w:rPr>
+        <w:t>Decide your sign-out policy.</w:t>
+      </w:r>
+      <w:r>
+        <w:t xml:space="preserve"> For truly shared use, decide whether Webex stays signed in between</w:t>
+      </w:r>
+    </w:p>
+    <w:p>
+      <w:r>
+        <w:t xml:space="preserve">  shifts or staff sign in/out — document it and configure accordingly.</w:t>
+      </w:r>
+    </w:p>
+    <w:p>
+      <w:pPr>
+        <w:pStyle w:val="ListBullet"/>
+      </w:pPr>
+      <w:r>
+        <w:rPr>
+          <w:b/>
+        </w:rPr>
+        <w:t>Avoid per-user data on a shared device</w:t>
+      </w:r>
+      <w:r>
+        <w:t xml:space="preserve"> — the device is a pool resource; keep personal data off it.</w:t>
+      </w:r>
+    </w:p>
+    <w:p>
+      <w:pPr>
+        <w:pStyle w:val="Heading2"/>
+      </w:pPr>
+      <w:r>
+        <w:t>App deployment</w:t>
+      </w:r>
+    </w:p>
+    <w:p>
+      <w:pPr>
+        <w:pStyle w:val="ListBullet"/>
+      </w:pPr>
+      <w:r>
+        <w:rPr>
+          <w:b/>
+        </w:rPr>
+        <w:t>Deploy Webex Required before applying the kiosk.</w:t>
+      </w:r>
+      <w:r>
+        <w:t xml:space="preserve"> The kiosk needs an installed app to lock to;</w:t>
+      </w:r>
+    </w:p>
+    <w:p>
+      <w:r>
+        <w:t xml:space="preserve">  push Webex first, confirm it installs, then enforce the kiosk.</w:t>
+      </w:r>
+    </w:p>
+    <w:p>
+      <w:pPr>
+        <w:pStyle w:val="ListBullet"/>
+      </w:pPr>
+      <w:r>
+        <w:rPr>
+          <w:b/>
+        </w:rPr>
+        <w:t>Use VPP/ABM licensing for Webex where possible</w:t>
+      </w:r>
+      <w:r>
+        <w:t xml:space="preserve"> — device-based VPP licensing fits shared,</w:t>
+      </w:r>
+    </w:p>
+    <w:p>
+      <w:r>
+        <w:t xml:space="preserve">  no-user-affinity devices better than per-user store installs.</w:t>
+      </w:r>
+    </w:p>
+    <w:p>
+      <w:pPr>
+        <w:pStyle w:val="ListBullet"/>
+      </w:pPr>
+      <w:r>
+        <w:rPr>
+          <w:b/>
+        </w:rPr>
+        <w:t>Pin the bundle ID.</w:t>
+      </w:r>
+      <w:r>
+        <w:t xml:space="preserve"> Lock to Cisco Webex by bundle ID (</w:t>
+      </w:r>
+      <w:r>
+        <w:rPr>
+          <w:rFonts w:ascii="Consolas" w:hAnsi="Consolas"/>
+          <w:sz w:val="19"/>
+        </w:rPr>
+        <w:t>com.cisco.squared</w:t>
+      </w:r>
+      <w:r>
+        <w:t>) so the kiosk targets</w:t>
+      </w:r>
+    </w:p>
+    <w:p>
+      <w:r>
+        <w:t xml:space="preserve">  the right app unambiguously.</w:t>
+      </w:r>
+    </w:p>
+    <w:p>
+      <w:pPr>
+        <w:pStyle w:val="Heading2"/>
+      </w:pPr>
+      <w:r>
+        <w:t>Rollout &amp; operations</w:t>
+      </w:r>
+    </w:p>
+    <w:p>
+      <w:pPr>
+        <w:pStyle w:val="ListBullet"/>
+      </w:pPr>
+      <w:r>
+        <w:rPr>
+          <w:b/>
+        </w:rPr>
+        <w:t>Pilot one phone end to end</w:t>
+      </w:r>
+      <w:r>
+        <w:t xml:space="preserve"> — enroll, lock, sign in, place a call — before expanding.</w:t>
+      </w:r>
+    </w:p>
+    <w:p>
+      <w:pPr>
+        <w:pStyle w:val="ListBullet"/>
+      </w:pPr>
+      <w:r>
+        <w:rPr>
+          <w:b/>
+        </w:rPr>
+        <w:t>Expand in waves</w:t>
+      </w:r>
+      <w:r>
+        <w:t xml:space="preserve">, validating each with </w:t>
+      </w:r>
+      <w:r>
+        <w:rPr>
+          <w:rFonts w:ascii="Consolas" w:hAnsi="Consolas"/>
+          <w:sz w:val="19"/>
+        </w:rPr>
+        <w:t>IOSSDM-Validation.ps1</w:t>
+      </w:r>
+      <w:r>
+        <w:t xml:space="preserve"> before widening.</w:t>
+      </w:r>
+    </w:p>
+    <w:p>
+      <w:pPr>
+        <w:pStyle w:val="ListBullet"/>
+      </w:pPr>
+      <w:r>
+        <w:rPr>
+          <w:b/>
+        </w:rPr>
+        <w:t>Report regularly</w:t>
+      </w:r>
+      <w:r>
+        <w:t xml:space="preserve"> with </w:t>
+      </w:r>
+      <w:r>
+        <w:rPr>
+          <w:rFonts w:ascii="Consolas" w:hAnsi="Consolas"/>
+          <w:sz w:val="19"/>
+        </w:rPr>
         <w:t>IOSSDM-DeviceReport.ps1</w:t>
       </w:r>
       <w:r>
@@ -6651,9 +6649,10 @@
       </w:pPr>
       <w:r>
         <w:rPr>
-          <w:b/>
-        </w:rPr>
-        <w:t>`IOSSDM-Discovery.ps1`</w:t>
+          <w:rFonts w:ascii="Consolas" w:hAnsi="Consolas"/>
+          <w:sz w:val="19"/>
+        </w:rPr>
+        <w:t>IOSSDM-Discovery.ps1</w:t>
       </w:r>
       <w:r>
         <w:t xml:space="preserve"> — tenant readiness: DEM account registered, APNs, ADE token, the shared</w:t>
@@ -6670,9 +6669,10 @@
       </w:pPr>
       <w:r>
         <w:rPr>
-          <w:b/>
-        </w:rPr>
-        <w:t>`IOSSDM-Validation.ps1`</w:t>
+          <w:rFonts w:ascii="Consolas" w:hAnsi="Consolas"/>
+          <w:sz w:val="19"/>
+        </w:rPr>
+        <w:t>IOSSDM-Validation.ps1</w:t>
       </w:r>
       <w:r>
         <w:t xml:space="preserve"> — for a given shared iPhone, confirms it is **DEM-enrolled, no primary</w:t>
@@ -6698,9 +6698,10 @@
       </w:pPr>
       <w:r>
         <w:rPr>
-          <w:b/>
-        </w:rPr>
-        <w:t>`IOSSDM-DeviceReport.ps1`</w:t>
+          <w:rFonts w:ascii="Consolas" w:hAnsi="Consolas"/>
+          <w:sz w:val="19"/>
+        </w:rPr>
+        <w:t>IOSSDM-DeviceReport.ps1</w:t>
       </w:r>
       <w:r>
         <w:t xml:space="preserve"> — tenant-wide CSV of shared iPhones: enrollment account, supervision,</w:t>
@@ -6717,9 +6718,10 @@
       </w:pPr>
       <w:r>
         <w:rPr>
-          <w:b/>
-        </w:rPr>
-        <w:t>`IOSSDM-Remediation.ps1`</w:t>
+          <w:rFonts w:ascii="Consolas" w:hAnsi="Consolas"/>
+          <w:sz w:val="19"/>
+        </w:rPr>
+        <w:t>IOSSDM-Remediation.ps1</w:t>
       </w:r>
       <w:r>
         <w:t xml:space="preserve"> — safe remediation: re-assign the shared-device policies/app to the</w:t>
@@ -6736,18 +6738,20 @@
       </w:pPr>
       <w:r>
         <w:rPr>
-          <w:b/>
-        </w:rPr>
-        <w:t>`IOSSDM-Set-SharedDeviceTargeting.ps1`</w:t>
+          <w:rFonts w:ascii="Consolas" w:hAnsi="Consolas"/>
+          <w:sz w:val="19"/>
+        </w:rPr>
+        <w:t>IOSSDM-Set-SharedDeviceTargeting.ps1</w:t>
       </w:r>
       <w:r>
         <w:t xml:space="preserve"> — creates the </w:t>
       </w:r>
       <w:r>
         <w:rPr>
-          <w:b/>
-        </w:rPr>
-        <w:t>`iOS – Shared Devices`</w:t>
+          <w:rFonts w:ascii="Consolas" w:hAnsi="Consolas"/>
+          <w:sz w:val="19"/>
+        </w:rPr>
+        <w:t>iOS – Shared Devices</w:t>
       </w:r>
       <w:r>
         <w:t xml:space="preserve"> group (dynamic,</w:t>
@@ -6772,9 +6776,10 @@
       </w:pPr>
       <w:r>
         <w:rPr>
-          <w:b/>
-        </w:rPr>
-        <w:t>`IOSSDM-hero.png`</w:t>
+          <w:rFonts w:ascii="Consolas" w:hAnsi="Consolas"/>
+          <w:sz w:val="19"/>
+        </w:rPr>
+        <w:t>IOSSDM-hero.png</w:t>
       </w:r>
       <w:r>
         <w:t xml:space="preserve"> — the branded product image (1200×1200) used on the marketplace listing.</w:t>

--- a/library/_deliverables/ios-iphone-shared-device-mode/IOSSDM-Solution.docx
+++ b/library/_deliverables/ios-iphone-shared-device-mode/IOSSDM-Solution.docx
@@ -1808,52 +1808,10 @@
     </w:p>
     <w:p>
       <w:pPr>
-        <w:pStyle w:val="Heading1"/>
-      </w:pPr>
-      <w:r>
-        <w:t>Global Requirements — Intune Solutions (category-level)</w:t>
-      </w:r>
-    </w:p>
-    <w:p>
-      <w:r>
-        <w:t xml:space="preserve">These requirements apply to </w:t>
-      </w:r>
-      <w:r>
-        <w:rPr>
-          <w:b/>
-        </w:rPr>
-        <w:t>every</w:t>
-      </w:r>
-      <w:r>
-        <w:t xml:space="preserve"> solution in the </w:t>
-      </w:r>
-      <w:r>
-        <w:rPr>
-          <w:b/>
-        </w:rPr>
-        <w:t>Intune Solutions</w:t>
-      </w:r>
-      <w:r>
-        <w:t xml:space="preserve"> category. They are published once at the category level on the marketplace so individual solution listings stay small. Confirm these are in place before deploying *any* Intune solution.</w:t>
-      </w:r>
-    </w:p>
-    <w:p>
-      <w:r>
-        <w:t xml:space="preserve">Each entry: </w:t>
-      </w:r>
-      <w:r>
-        <w:rPr>
-          <w:b/>
-        </w:rPr>
-        <w:t>Description · Why required · How to verify · How to implement if missing.</w:t>
-      </w:r>
-    </w:p>
-    <w:p>
-      <w:pPr>
         <w:pStyle w:val="Heading2"/>
       </w:pPr>
       <w:r>
-        <w:t>G1. Microsoft Entra ID tenant</w:t>
+        <w:t>R11. Enrollment-time grouping owner (Intune Provisioning Client owns the Assigned shared group)</w:t>
       </w:r>
     </w:p>
     <w:p>
@@ -1864,100 +1822,126 @@
         <w:t>Description:</w:t>
       </w:r>
       <w:r>
-        <w:t xml:space="preserve"> An active Microsoft Entra ID (Azure AD) tenant. </w:t>
-      </w:r>
-      <w:r>
-        <w:rPr>
-          <w:b/>
-        </w:rPr>
-        <w:t>Why:</w:t>
-      </w:r>
-      <w:r>
-        <w:t xml:space="preserve"> It is the identity backbone for every cloud and Intune-managed resource. </w:t>
-      </w:r>
-      <w:r>
-        <w:rPr>
-          <w:b/>
-        </w:rPr>
-        <w:t>Verify:</w:t>
-      </w:r>
-      <w:r>
-        <w:t xml:space="preserve"> Sign in to </w:t>
+        <w:t xml:space="preserve"> When </w:t>
       </w:r>
       <w:r>
         <w:rPr>
           <w:rFonts w:ascii="Consolas" w:hAnsi="Consolas"/>
           <w:sz w:val="19"/>
         </w:rPr>
-        <w:t>https://entra.microsoft.com</w:t>
-      </w:r>
-      <w:r>
-        <w:t xml:space="preserve"> as an administrator. </w:t>
-      </w:r>
-      <w:r>
-        <w:rPr>
-          <w:b/>
-        </w:rPr>
-        <w:t>Implement:</w:t>
-      </w:r>
-      <w:r>
-        <w:t xml:space="preserve"> Create a Microsoft 365/Azure subscription, which provisions a tenant.</w:t>
-      </w:r>
-    </w:p>
-    <w:p>
-      <w:pPr>
-        <w:pStyle w:val="Heading2"/>
-      </w:pPr>
-      <w:r>
-        <w:t>G2. Microsoft Intune subscription</w:t>
-      </w:r>
-    </w:p>
-    <w:p>
-      <w:r>
-        <w:rPr>
-          <w:b/>
-        </w:rPr>
-        <w:t>Description:</w:t>
-      </w:r>
-      <w:r>
-        <w:t xml:space="preserve"> An Intune-bearing license plan. </w:t>
-      </w:r>
-      <w:r>
-        <w:rPr>
-          <w:b/>
-        </w:rPr>
-        <w:t>Why:</w:t>
-      </w:r>
-      <w:r>
-        <w:t xml:space="preserve"> Intune delivers all configuration, compliance, enrollment, and security policies. </w:t>
-      </w:r>
-      <w:r>
-        <w:rPr>
-          <w:b/>
-        </w:rPr>
-        <w:t>Verify:</w:t>
-      </w:r>
-      <w:r>
-        <w:t xml:space="preserve"> </w:t>
+        <w:t>iOS – Shared Devices</w:t>
+      </w:r>
+      <w:r>
+        <w:t xml:space="preserve"> is an </w:t>
+      </w:r>
+      <w:r>
+        <w:rPr>
+          <w:b/>
+        </w:rPr>
+        <w:t>Assigned</w:t>
+      </w:r>
+      <w:r>
+        <w:t xml:space="preserve"> security group (the deterministic targeting model), the </w:t>
+      </w:r>
+      <w:r>
+        <w:rPr>
+          <w:b/>
+        </w:rPr>
+        <w:t>Intune Provisioning Client</w:t>
+      </w:r>
+      <w:r>
+        <w:t xml:space="preserve"> first-party service principal — </w:t>
+      </w:r>
+      <w:r>
+        <w:rPr>
+          <w:b/>
+        </w:rPr>
+        <w:t>AppId `f1346770-5b25-470b-88bd-d5744ab7952c`</w:t>
+      </w:r>
+      <w:r>
+        <w:t xml:space="preserve">, often shown as </w:t>
       </w:r>
       <w:r>
         <w:rPr>
           <w:rFonts w:ascii="Consolas" w:hAnsi="Consolas"/>
           <w:sz w:val="19"/>
         </w:rPr>
-        <w:t>https://intune.microsoft.com</w:t>
-      </w:r>
-      <w:r>
-        <w:t xml:space="preserve"> loads and </w:t>
-      </w:r>
-      <w:r>
-        <w:rPr>
-          <w:b/>
-        </w:rPr>
-        <w:t>Tenant administration → Tenant status</w:t>
-      </w:r>
-      <w:r>
-        <w:t xml:space="preserve"> shows an active subscription. </w:t>
+        <w:t>Intune Autopilot ConfidentialClient</w:t>
+      </w:r>
+      <w:r>
+        <w:t xml:space="preserve"> — must be an </w:t>
+      </w:r>
+      <w:r>
+        <w:rPr>
+          <w:b/>
+        </w:rPr>
+        <w:t>Owner</w:t>
+      </w:r>
+      <w:r>
+        <w:t xml:space="preserve"> of that group. </w:t>
+      </w:r>
+      <w:r>
+        <w:rPr>
+          <w:b/>
+        </w:rPr>
+        <w:t>Why:</w:t>
+      </w:r>
+      <w:r>
+        <w:t xml:space="preserve"> Enrollment-time device grouping adds each newly enrolled shared iPhone to the Assigned group by way of this principal *owning* the group. Without the owner the group stays </w:t>
+      </w:r>
+      <w:r>
+        <w:rPr>
+          <w:b/>
+        </w:rPr>
+        <w:t>empty at enrollment</w:t>
+      </w:r>
+      <w:r>
+        <w:t xml:space="preserve"> and </w:t>
+      </w:r>
+      <w:r>
+        <w:rPr>
+          <w:b/>
+        </w:rPr>
+        <w:t>none of the shared-device kiosk/restrictions/compliance profiles or the Cisco Webex app deploy</w:t>
+      </w:r>
+      <w:r>
+        <w:t xml:space="preserve">. This is the same first-party principal and mechanism Windows Autopilot device preparation uses. Applies when a </w:t>
+      </w:r>
+      <w:r>
+        <w:rPr>
+          <w:b/>
+        </w:rPr>
+        <w:t>security group targets</w:t>
+      </w:r>
+      <w:r>
+        <w:t xml:space="preserve"> the shared devices; a Dynamic group instead relies on its membership rule and does not use this owner. </w:t>
+      </w:r>
+      <w:r>
+        <w:rPr>
+          <w:b/>
+        </w:rPr>
+        <w:t>Verify:</w:t>
+      </w:r>
+      <w:r>
+        <w:t xml:space="preserve"> Entra → </w:t>
+      </w:r>
+      <w:r>
+        <w:rPr>
+          <w:b/>
+        </w:rPr>
+        <w:t>Groups → `iOS – Shared Devices` → Owners</w:t>
+      </w:r>
+      <w:r>
+        <w:t xml:space="preserve"> lists the service principal — confirm by </w:t>
+      </w:r>
+      <w:r>
+        <w:rPr>
+          <w:b/>
+        </w:rPr>
+        <w:t>AppId `f1346770-5b25-470b-88bd-d5744ab7952c`</w:t>
+      </w:r>
+      <w:r>
+        <w:t xml:space="preserve">, not the display name (which varies by tenant). Verify in your tenant before each pilot. </w:t>
       </w:r>
       <w:r>
         <w:rPr>
@@ -1966,7 +1950,58 @@
         <w:t>Implement:</w:t>
       </w:r>
       <w:r>
-        <w:t xml:space="preserve"> Assign Microsoft 365 E3/E5, Business Premium, or standalone Intune Plan 1.</w:t>
+        <w:t xml:space="preserve"> Entra → </w:t>
+      </w:r>
+      <w:r>
+        <w:rPr>
+          <w:b/>
+        </w:rPr>
+        <w:t>Groups → `iOS – Shared Devices` → Owners → Add owners</w:t>
+      </w:r>
+      <w:r>
+        <w:t>, search by the AppId, and add it. (If the principal isn't present, open the Intune portal once as Global Administrator to provision it, then add it as owner.)</w:t>
+      </w:r>
+    </w:p>
+    <w:p>
+      <w:pPr>
+        <w:pStyle w:val="Heading1"/>
+      </w:pPr>
+      <w:r>
+        <w:t>Global Requirements — Intune Solutions (category-level)</w:t>
+      </w:r>
+    </w:p>
+    <w:p>
+      <w:r>
+        <w:t xml:space="preserve">These requirements apply to </w:t>
+      </w:r>
+      <w:r>
+        <w:rPr>
+          <w:b/>
+        </w:rPr>
+        <w:t>every</w:t>
+      </w:r>
+      <w:r>
+        <w:t xml:space="preserve"> solution in the </w:t>
+      </w:r>
+      <w:r>
+        <w:rPr>
+          <w:b/>
+        </w:rPr>
+        <w:t>Intune Solutions</w:t>
+      </w:r>
+      <w:r>
+        <w:t xml:space="preserve"> category. They are published once at the category level on the marketplace so individual solution listings stay small. Confirm these are in place before deploying *any* Intune solution.</w:t>
+      </w:r>
+    </w:p>
+    <w:p>
+      <w:r>
+        <w:t xml:space="preserve">Each entry: </w:t>
+      </w:r>
+      <w:r>
+        <w:rPr>
+          <w:b/>
+        </w:rPr>
+        <w:t>Description · Why required · How to verify · How to implement if missing.</w:t>
       </w:r>
     </w:p>
     <w:p>
@@ -1974,7 +2009,7 @@
         <w:pStyle w:val="Heading2"/>
       </w:pPr>
       <w:r>
-        <w:t>G3. Administrative roles</w:t>
+        <w:t>G1. Microsoft Entra ID tenant</w:t>
       </w:r>
     </w:p>
     <w:p>
@@ -1985,7 +2020,7 @@
         <w:t>Description:</w:t>
       </w:r>
       <w:r>
-        <w:t xml:space="preserve"> Appropriate Entra/Intune admin roles for the operator. </w:t>
+        <w:t xml:space="preserve"> An active Microsoft Entra ID (Azure AD) tenant. </w:t>
       </w:r>
       <w:r>
         <w:rPr>
@@ -1994,7 +2029,7 @@
         <w:t>Why:</w:t>
       </w:r>
       <w:r>
-        <w:t xml:space="preserve"> Creating policies, enrollment connectors, and configuration profiles requires elevated rights. </w:t>
+        <w:t xml:space="preserve"> It is the identity backbone for every cloud and Intune-managed resource. </w:t>
       </w:r>
       <w:r>
         <w:rPr>
@@ -2003,289 +2038,216 @@
         <w:t>Verify:</w:t>
       </w:r>
       <w:r>
-        <w:t xml:space="preserve"> Entra → </w:t>
-      </w:r>
-      <w:r>
-        <w:rPr>
-          <w:b/>
-        </w:rPr>
-        <w:t>Roles and administrators</w:t>
-      </w:r>
-      <w:r>
-        <w:t xml:space="preserve">; confirm </w:t>
-      </w:r>
-      <w:r>
-        <w:rPr>
-          <w:b/>
-        </w:rPr>
-        <w:t>Intune Administrator</w:t>
-      </w:r>
-      <w:r>
-        <w:t xml:space="preserve"> (or Global Administrator for connector setup). </w:t>
-      </w:r>
-      <w:r>
-        <w:rPr>
-          <w:b/>
-        </w:rPr>
-        <w:t>Implement:</w:t>
-      </w:r>
-      <w:r>
-        <w:t xml:space="preserve"> Assign </w:t>
-      </w:r>
-      <w:r>
-        <w:rPr>
-          <w:b/>
-        </w:rPr>
-        <w:t>Intune Administrator</w:t>
-      </w:r>
-      <w:r>
-        <w:t xml:space="preserve"> to the operator; reserve Global Administrator for tenant-wide changes.</w:t>
-      </w:r>
-    </w:p>
-    <w:p>
-      <w:pPr>
-        <w:pStyle w:val="Heading2"/>
-      </w:pPr>
-      <w:r>
-        <w:t>G4. Device enrollment in Intune</w:t>
-      </w:r>
-    </w:p>
-    <w:p>
-      <w:r>
-        <w:rPr>
-          <w:b/>
-        </w:rPr>
-        <w:t>Description:</w:t>
-      </w:r>
-      <w:r>
-        <w:t xml:space="preserve"> Targeted devices are enrolled and manageable in Intune. </w:t>
-      </w:r>
-      <w:r>
-        <w:rPr>
-          <w:b/>
-        </w:rPr>
-        <w:t>Why:</w:t>
-      </w:r>
-      <w:r>
-        <w:t xml:space="preserve"> Policies only reach enrolled (or app-managed) devices, regardless of platform. </w:t>
-      </w:r>
-      <w:r>
-        <w:rPr>
-          <w:b/>
-        </w:rPr>
-        <w:t>Verify:</w:t>
-      </w:r>
-      <w:r>
-        <w:t xml:space="preserve"> Intune → </w:t>
-      </w:r>
-      <w:r>
-        <w:rPr>
-          <w:b/>
-        </w:rPr>
-        <w:t>Devices → All devices</w:t>
-      </w:r>
-      <w:r>
-        <w:t xml:space="preserve">; the device appears and is </w:t>
-      </w:r>
-      <w:r>
-        <w:rPr>
-          <w:b/>
-        </w:rPr>
-        <w:t>compliant</w:t>
-      </w:r>
-      <w:r>
-        <w:t xml:space="preserve">. </w:t>
-      </w:r>
-      <w:r>
-        <w:rPr>
-          <w:b/>
-        </w:rPr>
-        <w:t>Implement:</w:t>
-      </w:r>
-      <w:r>
-        <w:t xml:space="preserve"> Configure the appropriate enrollment method for the platform and ownership model, then enroll the device.</w:t>
-      </w:r>
-    </w:p>
-    <w:p>
-      <w:pPr>
-        <w:pStyle w:val="Heading2"/>
-      </w:pPr>
-      <w:r>
-        <w:t>G5. Pilot security group</w:t>
-      </w:r>
-    </w:p>
-    <w:p>
-      <w:r>
-        <w:rPr>
-          <w:b/>
-        </w:rPr>
-        <w:t>Description:</w:t>
-      </w:r>
-      <w:r>
-        <w:t xml:space="preserve"> A Microsoft Entra security group for pilot/targeted users or devices. </w:t>
-      </w:r>
-      <w:r>
-        <w:rPr>
-          <w:b/>
-        </w:rPr>
-        <w:t>Why:</w:t>
-      </w:r>
-      <w:r>
-        <w:t xml:space="preserve"> Every solution is piloted to a small group before fleet rollout. </w:t>
-      </w:r>
-      <w:r>
-        <w:rPr>
-          <w:b/>
-        </w:rPr>
-        <w:t>Verify:</w:t>
-      </w:r>
-      <w:r>
-        <w:t xml:space="preserve"> Entra → </w:t>
-      </w:r>
-      <w:r>
-        <w:rPr>
-          <w:b/>
-        </w:rPr>
-        <w:t>Groups</w:t>
-      </w:r>
-      <w:r>
-        <w:t xml:space="preserve">; the pilot group exists with intended members. </w:t>
-      </w:r>
-      <w:r>
-        <w:rPr>
-          <w:b/>
-        </w:rPr>
-        <w:t>Implement:</w:t>
-      </w:r>
-      <w:r>
-        <w:t xml:space="preserve"> Entra → </w:t>
-      </w:r>
-      <w:r>
-        <w:rPr>
-          <w:b/>
-        </w:rPr>
-        <w:t>Groups → New group</w:t>
-      </w:r>
-      <w:r>
-        <w:t xml:space="preserve"> → type </w:t>
-      </w:r>
-      <w:r>
-        <w:rPr>
-          <w:b/>
-        </w:rPr>
-        <w:t>Security</w:t>
-      </w:r>
-      <w:r>
-        <w:t xml:space="preserve"> → add pilot members.</w:t>
-      </w:r>
-    </w:p>
-    <w:p>
-      <w:pPr>
-        <w:pStyle w:val="Heading2"/>
-      </w:pPr>
-      <w:r>
-        <w:t>G6. Supported, current operating system</w:t>
-      </w:r>
-    </w:p>
-    <w:p>
-      <w:r>
-        <w:rPr>
-          <w:b/>
-        </w:rPr>
-        <w:t>Description:</w:t>
-      </w:r>
-      <w:r>
-        <w:t xml:space="preserve"> A supported OS baseline with current updates for the targeted platform. </w:t>
-      </w:r>
-      <w:r>
-        <w:rPr>
-          <w:b/>
-        </w:rPr>
-        <w:t>Why:</w:t>
-      </w:r>
-      <w:r>
-        <w:t xml:space="preserve"> Modern Intune features and security settings assume a patched, vendor-supported OS. </w:t>
-      </w:r>
-      <w:r>
-        <w:rPr>
-          <w:b/>
-        </w:rPr>
-        <w:t>Verify:</w:t>
-      </w:r>
-      <w:r>
-        <w:t xml:space="preserve"> Check the device's OS version or Intune → device → </w:t>
-      </w:r>
-      <w:r>
-        <w:rPr>
-          <w:b/>
-        </w:rPr>
-        <w:t>Hardware</w:t>
-      </w:r>
-      <w:r>
-        <w:t xml:space="preserve">. </w:t>
-      </w:r>
-      <w:r>
-        <w:rPr>
-          <w:b/>
-        </w:rPr>
-        <w:t>Implement:</w:t>
-      </w:r>
-      <w:r>
-        <w:t xml:space="preserve"> Deploy update policies or upgrade to a supported release.</w:t>
-      </w:r>
-    </w:p>
-    <w:p>
-      <w:pPr>
-        <w:pStyle w:val="Heading2"/>
-      </w:pPr>
-      <w:r>
-        <w:t>G7. Network access to required cloud endpoints</w:t>
-      </w:r>
-    </w:p>
-    <w:p>
-      <w:r>
-        <w:rPr>
-          <w:b/>
-        </w:rPr>
-        <w:t>Description:</w:t>
-      </w:r>
-      <w:r>
-        <w:t xml:space="preserve"> Outbound HTTPS to Microsoft 365, Entra, and Intune service URLs. </w:t>
-      </w:r>
-      <w:r>
-        <w:rPr>
-          <w:b/>
-        </w:rPr>
-        <w:t>Why:</w:t>
-      </w:r>
-      <w:r>
-        <w:t xml:space="preserve"> Enrollment, policy sync, and authentication depend on these endpoints. </w:t>
-      </w:r>
-      <w:r>
-        <w:rPr>
-          <w:b/>
-        </w:rPr>
-        <w:t>Verify:</w:t>
-      </w:r>
-      <w:r>
-        <w:t xml:space="preserve"> From a device, reach </w:t>
+        <w:t xml:space="preserve"> Sign in to </w:t>
       </w:r>
       <w:r>
         <w:rPr>
           <w:rFonts w:ascii="Consolas" w:hAnsi="Consolas"/>
           <w:sz w:val="19"/>
         </w:rPr>
-        <w:t>https://login.microsoftonline.com</w:t>
-      </w:r>
-      <w:r>
-        <w:t xml:space="preserve"> and </w:t>
+        <w:t>https://entra.microsoft.com</w:t>
+      </w:r>
+      <w:r>
+        <w:t xml:space="preserve"> as an administrator. </w:t>
+      </w:r>
+      <w:r>
+        <w:rPr>
+          <w:b/>
+        </w:rPr>
+        <w:t>Implement:</w:t>
+      </w:r>
+      <w:r>
+        <w:t xml:space="preserve"> Create a Microsoft 365/Azure subscription, which provisions a tenant.</w:t>
+      </w:r>
+    </w:p>
+    <w:p>
+      <w:pPr>
+        <w:pStyle w:val="Heading2"/>
+      </w:pPr>
+      <w:r>
+        <w:t>G2. Microsoft Intune subscription</w:t>
+      </w:r>
+    </w:p>
+    <w:p>
+      <w:r>
+        <w:rPr>
+          <w:b/>
+        </w:rPr>
+        <w:t>Description:</w:t>
+      </w:r>
+      <w:r>
+        <w:t xml:space="preserve"> An Intune-bearing license plan. </w:t>
+      </w:r>
+      <w:r>
+        <w:rPr>
+          <w:b/>
+        </w:rPr>
+        <w:t>Why:</w:t>
+      </w:r>
+      <w:r>
+        <w:t xml:space="preserve"> Intune delivers all configuration, compliance, enrollment, and security policies. </w:t>
+      </w:r>
+      <w:r>
+        <w:rPr>
+          <w:b/>
+        </w:rPr>
+        <w:t>Verify:</w:t>
+      </w:r>
+      <w:r>
+        <w:t xml:space="preserve"> </w:t>
       </w:r>
       <w:r>
         <w:rPr>
           <w:rFonts w:ascii="Consolas" w:hAnsi="Consolas"/>
           <w:sz w:val="19"/>
         </w:rPr>
-        <w:t>https://enrollment.manage.microsoft.com</w:t>
+        <w:t>https://intune.microsoft.com</w:t>
+      </w:r>
+      <w:r>
+        <w:t xml:space="preserve"> loads and </w:t>
+      </w:r>
+      <w:r>
+        <w:rPr>
+          <w:b/>
+        </w:rPr>
+        <w:t>Tenant administration → Tenant status</w:t>
+      </w:r>
+      <w:r>
+        <w:t xml:space="preserve"> shows an active subscription. </w:t>
+      </w:r>
+      <w:r>
+        <w:rPr>
+          <w:b/>
+        </w:rPr>
+        <w:t>Implement:</w:t>
+      </w:r>
+      <w:r>
+        <w:t xml:space="preserve"> Assign Microsoft 365 E3/E5, Business Premium, or standalone Intune Plan 1.</w:t>
+      </w:r>
+    </w:p>
+    <w:p>
+      <w:pPr>
+        <w:pStyle w:val="Heading2"/>
+      </w:pPr>
+      <w:r>
+        <w:t>G3. Administrative roles</w:t>
+      </w:r>
+    </w:p>
+    <w:p>
+      <w:r>
+        <w:rPr>
+          <w:b/>
+        </w:rPr>
+        <w:t>Description:</w:t>
+      </w:r>
+      <w:r>
+        <w:t xml:space="preserve"> Appropriate Entra/Intune admin roles for the operator. </w:t>
+      </w:r>
+      <w:r>
+        <w:rPr>
+          <w:b/>
+        </w:rPr>
+        <w:t>Why:</w:t>
+      </w:r>
+      <w:r>
+        <w:t xml:space="preserve"> Creating policies, enrollment connectors, and configuration profiles requires elevated rights. </w:t>
+      </w:r>
+      <w:r>
+        <w:rPr>
+          <w:b/>
+        </w:rPr>
+        <w:t>Verify:</w:t>
+      </w:r>
+      <w:r>
+        <w:t xml:space="preserve"> Entra → </w:t>
+      </w:r>
+      <w:r>
+        <w:rPr>
+          <w:b/>
+        </w:rPr>
+        <w:t>Roles and administrators</w:t>
+      </w:r>
+      <w:r>
+        <w:t xml:space="preserve">; confirm </w:t>
+      </w:r>
+      <w:r>
+        <w:rPr>
+          <w:b/>
+        </w:rPr>
+        <w:t>Intune Administrator</w:t>
+      </w:r>
+      <w:r>
+        <w:t xml:space="preserve"> (or Global Administrator for connector setup). </w:t>
+      </w:r>
+      <w:r>
+        <w:rPr>
+          <w:b/>
+        </w:rPr>
+        <w:t>Implement:</w:t>
+      </w:r>
+      <w:r>
+        <w:t xml:space="preserve"> Assign </w:t>
+      </w:r>
+      <w:r>
+        <w:rPr>
+          <w:b/>
+        </w:rPr>
+        <w:t>Intune Administrator</w:t>
+      </w:r>
+      <w:r>
+        <w:t xml:space="preserve"> to the operator; reserve Global Administrator for tenant-wide changes.</w:t>
+      </w:r>
+    </w:p>
+    <w:p>
+      <w:pPr>
+        <w:pStyle w:val="Heading2"/>
+      </w:pPr>
+      <w:r>
+        <w:t>G4. Device enrollment in Intune</w:t>
+      </w:r>
+    </w:p>
+    <w:p>
+      <w:r>
+        <w:rPr>
+          <w:b/>
+        </w:rPr>
+        <w:t>Description:</w:t>
+      </w:r>
+      <w:r>
+        <w:t xml:space="preserve"> Targeted devices are enrolled and manageable in Intune. </w:t>
+      </w:r>
+      <w:r>
+        <w:rPr>
+          <w:b/>
+        </w:rPr>
+        <w:t>Why:</w:t>
+      </w:r>
+      <w:r>
+        <w:t xml:space="preserve"> Policies only reach enrolled (or app-managed) devices, regardless of platform. </w:t>
+      </w:r>
+      <w:r>
+        <w:rPr>
+          <w:b/>
+        </w:rPr>
+        <w:t>Verify:</w:t>
+      </w:r>
+      <w:r>
+        <w:t xml:space="preserve"> Intune → </w:t>
+      </w:r>
+      <w:r>
+        <w:rPr>
+          <w:b/>
+        </w:rPr>
+        <w:t>Devices → All devices</w:t>
+      </w:r>
+      <w:r>
+        <w:t xml:space="preserve">; the device appears and is </w:t>
+      </w:r>
+      <w:r>
+        <w:rPr>
+          <w:b/>
+        </w:rPr>
+        <w:t>compliant</w:t>
       </w:r>
       <w:r>
         <w:t xml:space="preserve">. </w:t>
@@ -2297,158 +2259,310 @@
         <w:t>Implement:</w:t>
       </w:r>
       <w:r>
-        <w:t xml:space="preserve"> Allow Microsoft's published Office 365/Intune URL &amp; IP ranges through proxy/firewall.</w:t>
-      </w:r>
-    </w:p>
-    <w:p>
-      <w:r>
-        <w:t>__________________________________________________</w:t>
-      </w:r>
-    </w:p>
-    <w:p>
-      <w:r>
-        <w:rPr>
-          <w:b/>
-        </w:rPr>
-        <w:t>The standard deployment model (all solutions):</w:t>
-      </w:r>
-      <w:r>
-        <w:t xml:space="preserve"> </w:t>
-      </w:r>
-      <w:r>
-        <w:rPr>
-          <w:b/>
-        </w:rPr>
-        <w:t>Assess → Configure → Pilot → Validate → Expand.</w:t>
-      </w:r>
-    </w:p>
-    <w:p>
-      <w:pPr>
-        <w:pStyle w:val="Heading1"/>
-      </w:pPr>
-      <w:r>
-        <w:t>3. Implementation — iOS iPhone Shared Device Mode (Lockdown) with WebEx Calling</w:t>
-      </w:r>
-    </w:p>
-    <w:p>
-      <w:r>
-        <w:t xml:space="preserve">Follow these steps </w:t>
-      </w:r>
-      <w:r>
-        <w:rPr>
-          <w:b/>
-        </w:rPr>
-        <w:t>in order</w:t>
-      </w:r>
-      <w:r>
-        <w:t xml:space="preserve">. The *why* lives in the Solution Overview; the steps below are short and exact so you can </w:t>
-      </w:r>
-      <w:r>
-        <w:rPr>
-          <w:b/>
-        </w:rPr>
-        <w:t>click to implement</w:t>
-      </w:r>
-      <w:r>
-        <w:t xml:space="preserve">. The design is </w:t>
-      </w:r>
-      <w:r>
-        <w:rPr>
-          <w:b/>
-        </w:rPr>
-        <w:t>shared, no-user-affinity iPhones</w:t>
-      </w:r>
-      <w:r>
-        <w:t xml:space="preserve">: enroll under a </w:t>
-      </w:r>
-      <w:r>
-        <w:rPr>
-          <w:b/>
-        </w:rPr>
-        <w:t>Device Enrollment Manager (DEM)</w:t>
-      </w:r>
-      <w:r>
-        <w:t xml:space="preserve"> account, supervise via </w:t>
-      </w:r>
-      <w:r>
-        <w:rPr>
-          <w:b/>
-        </w:rPr>
-        <w:t>Apple Business Manager + ADE</w:t>
-      </w:r>
-      <w:r>
-        <w:t xml:space="preserve">, lock to </w:t>
-      </w:r>
-      <w:r>
-        <w:rPr>
-          <w:b/>
-        </w:rPr>
-        <w:t>Cisco Webex</w:t>
-      </w:r>
-      <w:r>
-        <w:t xml:space="preserve"> with a kiosk profile, and sign into Webex with a </w:t>
-      </w:r>
-      <w:r>
-        <w:rPr>
-          <w:b/>
-        </w:rPr>
-        <w:t>shared organization account</w:t>
-      </w:r>
-      <w:r>
-        <w:t xml:space="preserve">. Pilot first: </w:t>
-      </w:r>
-      <w:r>
-        <w:rPr>
-          <w:b/>
-        </w:rPr>
-        <w:t>Assess → Configure → Pilot → Validate → Expand.</w:t>
-      </w:r>
-    </w:p>
-    <w:p>
-      <w:r>
-        <w:t>Consoles used:</w:t>
-      </w:r>
-    </w:p>
-    <w:p>
-      <w:pPr>
-        <w:pStyle w:val="ListBullet"/>
-      </w:pPr>
-      <w:r>
-        <w:rPr>
-          <w:b/>
-        </w:rPr>
-        <w:t>Microsoft Intune admin center</w:t>
-      </w:r>
-      <w:r>
-        <w:t xml:space="preserve"> — </w:t>
+        <w:t xml:space="preserve"> Configure the appropriate enrollment method for the platform and ownership model, then enroll the device.</w:t>
+      </w:r>
+    </w:p>
+    <w:p>
+      <w:pPr>
+        <w:pStyle w:val="Heading2"/>
+      </w:pPr>
+      <w:r>
+        <w:t>G5. Pilot security group</w:t>
+      </w:r>
+    </w:p>
+    <w:p>
+      <w:r>
+        <w:rPr>
+          <w:b/>
+        </w:rPr>
+        <w:t>Description:</w:t>
+      </w:r>
+      <w:r>
+        <w:t xml:space="preserve"> A Microsoft Entra security group for pilot/targeted users or devices. </w:t>
+      </w:r>
+      <w:r>
+        <w:rPr>
+          <w:b/>
+        </w:rPr>
+        <w:t>Why:</w:t>
+      </w:r>
+      <w:r>
+        <w:t xml:space="preserve"> Every solution is piloted to a small group before fleet rollout. </w:t>
+      </w:r>
+      <w:r>
+        <w:rPr>
+          <w:b/>
+        </w:rPr>
+        <w:t>Verify:</w:t>
+      </w:r>
+      <w:r>
+        <w:t xml:space="preserve"> Entra → </w:t>
+      </w:r>
+      <w:r>
+        <w:rPr>
+          <w:b/>
+        </w:rPr>
+        <w:t>Groups</w:t>
+      </w:r>
+      <w:r>
+        <w:t xml:space="preserve">; the pilot group exists with intended members. </w:t>
+      </w:r>
+      <w:r>
+        <w:rPr>
+          <w:b/>
+        </w:rPr>
+        <w:t>Implement:</w:t>
+      </w:r>
+      <w:r>
+        <w:t xml:space="preserve"> Entra → </w:t>
+      </w:r>
+      <w:r>
+        <w:rPr>
+          <w:b/>
+        </w:rPr>
+        <w:t>Groups → New group</w:t>
+      </w:r>
+      <w:r>
+        <w:t xml:space="preserve"> → type </w:t>
+      </w:r>
+      <w:r>
+        <w:rPr>
+          <w:b/>
+        </w:rPr>
+        <w:t>Security</w:t>
+      </w:r>
+      <w:r>
+        <w:t xml:space="preserve"> → add pilot members.</w:t>
+      </w:r>
+    </w:p>
+    <w:p>
+      <w:pPr>
+        <w:pStyle w:val="Heading2"/>
+      </w:pPr>
+      <w:r>
+        <w:t>G6. Supported, current operating system</w:t>
+      </w:r>
+    </w:p>
+    <w:p>
+      <w:r>
+        <w:rPr>
+          <w:b/>
+        </w:rPr>
+        <w:t>Description:</w:t>
+      </w:r>
+      <w:r>
+        <w:t xml:space="preserve"> A supported OS baseline with current updates for the targeted platform. </w:t>
+      </w:r>
+      <w:r>
+        <w:rPr>
+          <w:b/>
+        </w:rPr>
+        <w:t>Why:</w:t>
+      </w:r>
+      <w:r>
+        <w:t xml:space="preserve"> Modern Intune features and security settings assume a patched, vendor-supported OS. </w:t>
+      </w:r>
+      <w:r>
+        <w:rPr>
+          <w:b/>
+        </w:rPr>
+        <w:t>Verify:</w:t>
+      </w:r>
+      <w:r>
+        <w:t xml:space="preserve"> Check the device's OS version or Intune → device → </w:t>
+      </w:r>
+      <w:r>
+        <w:rPr>
+          <w:b/>
+        </w:rPr>
+        <w:t>Hardware</w:t>
+      </w:r>
+      <w:r>
+        <w:t xml:space="preserve">. </w:t>
+      </w:r>
+      <w:r>
+        <w:rPr>
+          <w:b/>
+        </w:rPr>
+        <w:t>Implement:</w:t>
+      </w:r>
+      <w:r>
+        <w:t xml:space="preserve"> Deploy update policies or upgrade to a supported release.</w:t>
+      </w:r>
+    </w:p>
+    <w:p>
+      <w:pPr>
+        <w:pStyle w:val="Heading2"/>
+      </w:pPr>
+      <w:r>
+        <w:t>G7. Network access to required cloud endpoints</w:t>
+      </w:r>
+    </w:p>
+    <w:p>
+      <w:r>
+        <w:rPr>
+          <w:b/>
+        </w:rPr>
+        <w:t>Description:</w:t>
+      </w:r>
+      <w:r>
+        <w:t xml:space="preserve"> Outbound HTTPS to Microsoft 365, Entra, and Intune service URLs. </w:t>
+      </w:r>
+      <w:r>
+        <w:rPr>
+          <w:b/>
+        </w:rPr>
+        <w:t>Why:</w:t>
+      </w:r>
+      <w:r>
+        <w:t xml:space="preserve"> Enrollment, policy sync, and authentication depend on these endpoints. </w:t>
+      </w:r>
+      <w:r>
+        <w:rPr>
+          <w:b/>
+        </w:rPr>
+        <w:t>Verify:</w:t>
+      </w:r>
+      <w:r>
+        <w:t xml:space="preserve"> From a device, reach </w:t>
       </w:r>
       <w:r>
         <w:rPr>
           <w:rFonts w:ascii="Consolas" w:hAnsi="Consolas"/>
           <w:sz w:val="19"/>
         </w:rPr>
-        <w:t>https://intune.microsoft.com</w:t>
-      </w:r>
-    </w:p>
-    <w:p>
-      <w:pPr>
-        <w:pStyle w:val="ListBullet"/>
-      </w:pPr>
-      <w:r>
-        <w:rPr>
-          <w:b/>
-        </w:rPr>
-        <w:t>Microsoft Entra admin center</w:t>
-      </w:r>
-      <w:r>
-        <w:t xml:space="preserve"> — </w:t>
+        <w:t>https://login.microsoftonline.com</w:t>
+      </w:r>
+      <w:r>
+        <w:t xml:space="preserve"> and </w:t>
       </w:r>
       <w:r>
         <w:rPr>
           <w:rFonts w:ascii="Consolas" w:hAnsi="Consolas"/>
           <w:sz w:val="19"/>
         </w:rPr>
-        <w:t>https://entra.microsoft.com</w:t>
+        <w:t>https://enrollment.manage.microsoft.com</w:t>
+      </w:r>
+      <w:r>
+        <w:t xml:space="preserve">. </w:t>
+      </w:r>
+      <w:r>
+        <w:rPr>
+          <w:b/>
+        </w:rPr>
+        <w:t>Implement:</w:t>
+      </w:r>
+      <w:r>
+        <w:t xml:space="preserve"> Allow Microsoft's published Office 365/Intune URL &amp; IP ranges through proxy/firewall.</w:t>
+      </w:r>
+    </w:p>
+    <w:p>
+      <w:r>
+        <w:t>__________________________________________________</w:t>
+      </w:r>
+    </w:p>
+    <w:p>
+      <w:r>
+        <w:rPr>
+          <w:b/>
+        </w:rPr>
+        <w:t>The standard deployment model (all solutions):</w:t>
+      </w:r>
+      <w:r>
+        <w:t xml:space="preserve"> </w:t>
+      </w:r>
+      <w:r>
+        <w:rPr>
+          <w:b/>
+        </w:rPr>
+        <w:t>Assess → Configure → Pilot → Validate → Expand.</w:t>
+      </w:r>
+    </w:p>
+    <w:p>
+      <w:pPr>
+        <w:pStyle w:val="Heading1"/>
+      </w:pPr>
+      <w:r>
+        <w:t>3. Implementation — iOS iPhone Shared Device Mode (Lockdown) with WebEx Calling</w:t>
+      </w:r>
+    </w:p>
+    <w:p>
+      <w:r>
+        <w:t xml:space="preserve">Follow these steps </w:t>
+      </w:r>
+      <w:r>
+        <w:rPr>
+          <w:b/>
+        </w:rPr>
+        <w:t>in order</w:t>
+      </w:r>
+      <w:r>
+        <w:t xml:space="preserve">. The *why* lives in the Solution Overview; the steps below are short and exact so you can </w:t>
+      </w:r>
+      <w:r>
+        <w:rPr>
+          <w:b/>
+        </w:rPr>
+        <w:t>click to implement</w:t>
+      </w:r>
+      <w:r>
+        <w:t xml:space="preserve">. The design is </w:t>
+      </w:r>
+      <w:r>
+        <w:rPr>
+          <w:b/>
+        </w:rPr>
+        <w:t>shared, no-user-affinity iPhones</w:t>
+      </w:r>
+      <w:r>
+        <w:t xml:space="preserve">: enroll under a </w:t>
+      </w:r>
+      <w:r>
+        <w:rPr>
+          <w:b/>
+        </w:rPr>
+        <w:t>Device Enrollment Manager (DEM)</w:t>
+      </w:r>
+      <w:r>
+        <w:t xml:space="preserve"> account, supervise via </w:t>
+      </w:r>
+      <w:r>
+        <w:rPr>
+          <w:b/>
+        </w:rPr>
+        <w:t>Apple Business Manager + ADE</w:t>
+      </w:r>
+      <w:r>
+        <w:t xml:space="preserve">, lock to </w:t>
+      </w:r>
+      <w:r>
+        <w:rPr>
+          <w:b/>
+        </w:rPr>
+        <w:t>Cisco Webex</w:t>
+      </w:r>
+      <w:r>
+        <w:t xml:space="preserve"> with a kiosk profile, and sign into Webex with a </w:t>
+      </w:r>
+      <w:r>
+        <w:rPr>
+          <w:b/>
+        </w:rPr>
+        <w:t>shared organization account</w:t>
+      </w:r>
+      <w:r>
+        <w:t xml:space="preserve">. Pilot first: </w:t>
+      </w:r>
+      <w:r>
+        <w:rPr>
+          <w:b/>
+        </w:rPr>
+        <w:t>Assess → Configure → Pilot → Validate → Expand.</w:t>
+      </w:r>
+    </w:p>
+    <w:p>
+      <w:r>
+        <w:t>Consoles used:</w:t>
       </w:r>
     </w:p>
     <w:p>
@@ -2459,7 +2573,7 @@
         <w:rPr>
           <w:b/>
         </w:rPr>
-        <w:t>Apple Business Manager (ABM)</w:t>
+        <w:t>Microsoft Intune admin center</w:t>
       </w:r>
       <w:r>
         <w:t xml:space="preserve"> — </w:t>
@@ -2469,6 +2583,48 @@
           <w:rFonts w:ascii="Consolas" w:hAnsi="Consolas"/>
           <w:sz w:val="19"/>
         </w:rPr>
+        <w:t>https://intune.microsoft.com</w:t>
+      </w:r>
+    </w:p>
+    <w:p>
+      <w:pPr>
+        <w:pStyle w:val="ListBullet"/>
+      </w:pPr>
+      <w:r>
+        <w:rPr>
+          <w:b/>
+        </w:rPr>
+        <w:t>Microsoft Entra admin center</w:t>
+      </w:r>
+      <w:r>
+        <w:t xml:space="preserve"> — </w:t>
+      </w:r>
+      <w:r>
+        <w:rPr>
+          <w:rFonts w:ascii="Consolas" w:hAnsi="Consolas"/>
+          <w:sz w:val="19"/>
+        </w:rPr>
+        <w:t>https://entra.microsoft.com</w:t>
+      </w:r>
+    </w:p>
+    <w:p>
+      <w:pPr>
+        <w:pStyle w:val="ListBullet"/>
+      </w:pPr>
+      <w:r>
+        <w:rPr>
+          <w:b/>
+        </w:rPr>
+        <w:t>Apple Business Manager (ABM)</w:t>
+      </w:r>
+      <w:r>
+        <w:t xml:space="preserve"> — </w:t>
+      </w:r>
+      <w:r>
+        <w:rPr>
+          <w:rFonts w:ascii="Consolas" w:hAnsi="Consolas"/>
+          <w:sz w:val="19"/>
+        </w:rPr>
         <w:t>https://business.apple.com</w:t>
       </w:r>
     </w:p>
@@ -3107,6 +3263,18 @@
       </w:r>
     </w:p>
     <w:p>
+      <w:pPr>
+        <w:ind w:left="432"/>
+      </w:pPr>
+      <w:r>
+        <w:rPr>
+          <w:i/>
+          <w:color w:val="2E86C1"/>
+        </w:rPr>
+        <w:t>Most reliable targeting — an Assigned group owned by the Intune Provisioning Client (enrollment-time grouping). A dynamic group is convenient, but for deterministic shared-device enrollment make iOS – Shared Devices an Assigned security group and add the Intune Provisioning Client first-party service principal — AppId f1346770-5b25-470b-88bd-d5744ab7952c, in many tenants displayed as Intune Autopilot ConfidentialClient — as an Owner of the group. In Entra: Groups → iOS – Shared Devices → Owners → Add owners, and search by that AppId (match by AppId, not the display name, which varies by tenant). Enrollment-time device grouping works by this principal *owning* the Assigned group — without the owner the group stays empty at enrollment and none of the shared-device profiles or apps deploy. The group must be Assigned, never Dynamic, for this mechanism. This is the same first-party principal and mechanism Windows Autopilot device preparation uses. Verify the owner is present before each pilot. *(If the principal isn't present in the tenant, open the Intune portal once as Global Administrator to provision it, then add it as owner.)*</w:t>
+      </w:r>
+    </w:p>
+    <w:p>
       <w:r>
         <w:t>__________________________________________________</w:t>
       </w:r>
@@ -5797,7 +5965,7 @@
         <w:pStyle w:val="Heading2"/>
       </w:pPr>
       <w:r>
-        <w:t>Enrollment fails at Setup Assistant</w:t>
+        <w:t>Shared device group is empty after enrollment (no shared-device profiles or apps deploy)</w:t>
       </w:r>
     </w:p>
     <w:p>
@@ -5808,72 +5976,135 @@
         <w:rPr>
           <w:b/>
         </w:rPr>
-        <w:t>APNs/ADE token lapsed.</w:t>
-      </w:r>
-      <w:r>
-        <w:t xml:space="preserve"> Renew the </w:t>
-      </w:r>
-      <w:r>
-        <w:rPr>
-          <w:b/>
-        </w:rPr>
-        <w:t>Apple MDM Push certificate</w:t>
-      </w:r>
-      <w:r>
-        <w:t xml:space="preserve"> (R3) and the </w:t>
-      </w:r>
-      <w:r>
-        <w:rPr>
-          <w:b/>
-        </w:rPr>
-        <w:t>ADE token</w:t>
-      </w:r>
-      <w:r>
-        <w:t xml:space="preserve"> (R4) —</w:t>
-      </w:r>
-    </w:p>
-    <w:p>
-      <w:r>
-        <w:t xml:space="preserve">  an expired token blocks all iOS enrollment.</w:t>
-      </w:r>
-    </w:p>
-    <w:p>
-      <w:pPr>
-        <w:pStyle w:val="ListBullet"/>
-      </w:pPr>
-      <w:r>
-        <w:rPr>
-          <w:b/>
-        </w:rPr>
-        <w:t>Serial not assigned.</w:t>
-      </w:r>
-      <w:r>
-        <w:t xml:space="preserve"> Confirm the serial is in ABM and assigned to the </w:t>
+        <w:t>Missing group owner (Assigned group).</w:t>
+      </w:r>
+      <w:r>
+        <w:t xml:space="preserve"> If </w:t>
       </w:r>
       <w:r>
         <w:rPr>
           <w:rFonts w:ascii="Consolas" w:hAnsi="Consolas"/>
           <w:sz w:val="19"/>
         </w:rPr>
-        <w:t>Intune – iOS Shared</w:t>
-      </w:r>
-      <w:r>
-        <w:t xml:space="preserve"> MDM</w:t>
-      </w:r>
-    </w:p>
-    <w:p>
-      <w:r>
-        <w:t xml:space="preserve">  server, and the </w:t>
+        <w:t>iOS – Shared Devices</w:t>
+      </w:r>
+      <w:r>
+        <w:t xml:space="preserve"> is an </w:t>
+      </w:r>
+      <w:r>
+        <w:rPr>
+          <w:b/>
+        </w:rPr>
+        <w:t>Assigned</w:t>
+      </w:r>
+      <w:r>
+        <w:t xml:space="preserve"> security</w:t>
+      </w:r>
+    </w:p>
+    <w:p>
+      <w:r>
+        <w:t xml:space="preserve">  group, enrollment-time device grouping only populates it when the </w:t>
+      </w:r>
+      <w:r>
+        <w:rPr>
+          <w:b/>
+        </w:rPr>
+        <w:t>Intune Provisioning Client</w:t>
+      </w:r>
+      <w:r>
+        <w:t xml:space="preserve">   service principal (</w:t>
+      </w:r>
+      <w:r>
+        <w:rPr>
+          <w:b/>
+        </w:rPr>
+        <w:t>AppId `f1346770-5b25-470b-88bd-d5744ab7952c`</w:t>
+      </w:r>
+      <w:r>
+        <w:t xml:space="preserve">, often shown as </w:t>
       </w:r>
       <w:r>
         <w:rPr>
           <w:rFonts w:ascii="Consolas" w:hAnsi="Consolas"/>
           <w:sz w:val="19"/>
         </w:rPr>
-        <w:t>iOS Shared – ADE – Pilot</w:t>
-      </w:r>
-      <w:r>
-        <w:t xml:space="preserve"> profile is assigned (Implementation §8).</w:t>
+        <w:t>Intune   Autopilot ConfidentialClient</w:t>
+      </w:r>
+      <w:r>
+        <w:t xml:space="preserve">) is an </w:t>
+      </w:r>
+      <w:r>
+        <w:rPr>
+          <w:b/>
+        </w:rPr>
+        <w:t>Owner</w:t>
+      </w:r>
+      <w:r>
+        <w:t xml:space="preserve"> of the group. Without the owner the group stays   </w:t>
+      </w:r>
+      <w:r>
+        <w:rPr>
+          <w:b/>
+        </w:rPr>
+        <w:t>empty at enrollment</w:t>
+      </w:r>
+      <w:r>
+        <w:t xml:space="preserve"> and none of the kiosk/restrictions/compliance profiles or the Cisco Webex app   deploy. Add it: Entra → </w:t>
+      </w:r>
+      <w:r>
+        <w:rPr>
+          <w:b/>
+        </w:rPr>
+        <w:t>Groups → `iOS – Shared Devices` → Owners → Add owners</w:t>
+      </w:r>
+      <w:r>
+        <w:t xml:space="preserve">, search by that   </w:t>
+      </w:r>
+      <w:r>
+        <w:rPr>
+          <w:b/>
+        </w:rPr>
+        <w:t>AppId</w:t>
+      </w:r>
+      <w:r>
+        <w:t xml:space="preserve"> (match by AppId, not the display name), then re-enroll a pilot device. The group must be   </w:t>
+      </w:r>
+      <w:r>
+        <w:rPr>
+          <w:b/>
+        </w:rPr>
+        <w:t>Assigned</w:t>
+      </w:r>
+      <w:r>
+        <w:t>, never Dynamic, for this mechanism (the same principal Windows Autopilot device   preparation uses). *(If the principal isn't present, open the Intune portal once as Global   Administrator to provision it, then add it as owner.)*</w:t>
+      </w:r>
+    </w:p>
+    <w:p>
+      <w:pPr>
+        <w:pStyle w:val="ListBullet"/>
+      </w:pPr>
+      <w:r>
+        <w:rPr>
+          <w:b/>
+        </w:rPr>
+        <w:t>Using a dynamic group instead?</w:t>
+      </w:r>
+      <w:r>
+        <w:t xml:space="preserve"> Then this owner does not apply — confirm the membership rule</w:t>
+      </w:r>
+    </w:p>
+    <w:p>
+      <w:r>
+        <w:t xml:space="preserve">  matches the ADE </w:t>
+      </w:r>
+      <w:r>
+        <w:rPr>
+          <w:b/>
+        </w:rPr>
+        <w:t>enrollment profile name</w:t>
+      </w:r>
+      <w:r>
+        <w:t xml:space="preserve"> (see "The device isn't in the shared group" above).</w:t>
       </w:r>
     </w:p>
     <w:p>
@@ -5881,7 +6112,7 @@
         <w:pStyle w:val="Heading2"/>
       </w:pPr>
       <w:r>
-        <w:t>Useful checkpoints</w:t>
+        <w:t>Enrollment fails at Setup Assistant</w:t>
       </w:r>
     </w:p>
     <w:p>
@@ -5892,48 +6123,33 @@
         <w:rPr>
           <w:b/>
         </w:rPr>
-        <w:t>Intune:</w:t>
-      </w:r>
-      <w:r>
-        <w:t xml:space="preserve"> Devices → (device) → </w:t>
-      </w:r>
-      <w:r>
-        <w:rPr>
-          <w:b/>
-        </w:rPr>
-        <w:t>Properties</w:t>
-      </w:r>
-      <w:r>
-        <w:t xml:space="preserve"> (primary user, supervised), </w:t>
-      </w:r>
-      <w:r>
-        <w:rPr>
-          <w:b/>
-        </w:rPr>
-        <w:t>Device configuration</w:t>
-      </w:r>
-    </w:p>
-    <w:p>
-      <w:r>
-        <w:t xml:space="preserve">  (kiosk/restrictions status), </w:t>
-      </w:r>
-      <w:r>
-        <w:rPr>
-          <w:b/>
-        </w:rPr>
-        <w:t>Managed apps</w:t>
-      </w:r>
-      <w:r>
-        <w:t xml:space="preserve"> (Webex install); Devices → Enrollment → Apple for   APNs/ADE token status; Devices → Enrollment → </w:t>
-      </w:r>
-      <w:r>
-        <w:rPr>
-          <w:b/>
-        </w:rPr>
-        <w:t>Device enrollment managers</w:t>
-      </w:r>
-      <w:r>
-        <w:t xml:space="preserve"> for the DEM account.</w:t>
+        <w:t>APNs/ADE token lapsed.</w:t>
+      </w:r>
+      <w:r>
+        <w:t xml:space="preserve"> Renew the </w:t>
+      </w:r>
+      <w:r>
+        <w:rPr>
+          <w:b/>
+        </w:rPr>
+        <w:t>Apple MDM Push certificate</w:t>
+      </w:r>
+      <w:r>
+        <w:t xml:space="preserve"> (R3) and the </w:t>
+      </w:r>
+      <w:r>
+        <w:rPr>
+          <w:b/>
+        </w:rPr>
+        <w:t>ADE token</w:t>
+      </w:r>
+      <w:r>
+        <w:t xml:space="preserve"> (R4) —</w:t>
+      </w:r>
+    </w:p>
+    <w:p>
+      <w:r>
+        <w:t xml:space="preserve">  an expired token blocks all iOS enrollment.</w:t>
       </w:r>
     </w:p>
     <w:p>
@@ -5944,471 +6160,295 @@
         <w:rPr>
           <w:b/>
         </w:rPr>
-        <w:t>Entra:</w:t>
-      </w:r>
-      <w:r>
-        <w:t xml:space="preserve"> </w:t>
-      </w:r>
-      <w:r>
-        <w:rPr>
-          <w:b/>
-        </w:rPr>
-        <w:t>Sign-in logs → Conditional Access</w:t>
-      </w:r>
-      <w:r>
-        <w:t xml:space="preserve"> for the shared account.</w:t>
-      </w:r>
-    </w:p>
-    <w:p>
-      <w:pPr>
-        <w:pStyle w:val="ListBullet"/>
-      </w:pPr>
-      <w:r>
-        <w:rPr>
-          <w:b/>
-        </w:rPr>
-        <w:t>Scripts:</w:t>
-      </w:r>
-      <w:r>
-        <w:t xml:space="preserve"> re-run </w:t>
+        <w:t>Serial not assigned.</w:t>
+      </w:r>
+      <w:r>
+        <w:t xml:space="preserve"> Confirm the serial is in ABM and assigned to the </w:t>
       </w:r>
       <w:r>
         <w:rPr>
           <w:rFonts w:ascii="Consolas" w:hAnsi="Consolas"/>
           <w:sz w:val="19"/>
         </w:rPr>
-        <w:t>IOSSDM-Validation.ps1</w:t>
-      </w:r>
-      <w:r>
-        <w:t xml:space="preserve"> after each change to confirm the gate.</w:t>
-      </w:r>
-    </w:p>
-    <w:p>
-      <w:pPr>
-        <w:pStyle w:val="Heading1"/>
-      </w:pPr>
-      <w:r>
-        <w:t>7. Best Practices — iOS iPhone Shared Device Mode (Lockdown) with WebEx Calling</w:t>
-      </w:r>
-    </w:p>
-    <w:p>
-      <w:r>
-        <w:t>Field-proven guidance for running a fleet of locked-down, shared iPhones.</w:t>
-      </w:r>
-    </w:p>
-    <w:p>
-      <w:pPr>
-        <w:pStyle w:val="Heading2"/>
-      </w:pPr>
-      <w:r>
-        <w:t>Enrollment &amp; ownership model</w:t>
-      </w:r>
-    </w:p>
-    <w:p>
-      <w:pPr>
-        <w:pStyle w:val="ListBullet"/>
-      </w:pPr>
-      <w:r>
-        <w:rPr>
-          <w:b/>
-        </w:rPr>
-        <w:t>Always enroll without user affinity.</w:t>
-      </w:r>
-      <w:r>
-        <w:t xml:space="preserve"> Shared devices must have </w:t>
-      </w:r>
-      <w:r>
-        <w:rPr>
-          <w:b/>
-        </w:rPr>
-        <w:t>no primary user</w:t>
-      </w:r>
-      <w:r>
-        <w:t xml:space="preserve"> — use the ADE</w:t>
-      </w:r>
-    </w:p>
-    <w:p>
-      <w:r>
-        <w:t xml:space="preserve">  profile's </w:t>
-      </w:r>
-      <w:r>
-        <w:rPr>
-          <w:b/>
-        </w:rPr>
-        <w:t>Enroll without user affinity</w:t>
-      </w:r>
-      <w:r>
-        <w:t xml:space="preserve"> option, or enroll via the DEM account. A primary user on   a shared phone breaks the model.</w:t>
-      </w:r>
-    </w:p>
-    <w:p>
-      <w:pPr>
-        <w:pStyle w:val="ListBullet"/>
-      </w:pPr>
-      <w:r>
-        <w:rPr>
-          <w:b/>
-        </w:rPr>
-        <w:t>Prefer ADE over manual DEM enrollment.</w:t>
-      </w:r>
-      <w:r>
-        <w:t xml:space="preserve"> ABM + ADE gives zero-touch, supervised, locked enrollment;</w:t>
-      </w:r>
-    </w:p>
-    <w:p>
-      <w:r>
-        <w:t xml:space="preserve">  keep the DEM account as the path for any device you must enroll by hand (Apple Configurator).</w:t>
-      </w:r>
-    </w:p>
-    <w:p>
-      <w:pPr>
-        <w:pStyle w:val="ListBullet"/>
-      </w:pPr>
-      <w:r>
-        <w:rPr>
-          <w:b/>
-        </w:rPr>
-        <w:t>Watch the DEM cap.</w:t>
-      </w:r>
-      <w:r>
-        <w:t xml:space="preserve"> A single DEM account enrolls a large but finite number of devices; for big</w:t>
-      </w:r>
-    </w:p>
-    <w:p>
-      <w:r>
-        <w:t xml:space="preserve">  fleets, split across multiple DEM accounts and document which account owns which batch.</w:t>
-      </w:r>
-    </w:p>
-    <w:p>
-      <w:pPr>
-        <w:pStyle w:val="ListBullet"/>
-      </w:pPr>
-      <w:r>
-        <w:rPr>
-          <w:b/>
-        </w:rPr>
-        <w:t>Name everything by intent</w:t>
-      </w:r>
-      <w:r>
-        <w:t xml:space="preserve"> — </w:t>
+        <w:t>Intune – iOS Shared</w:t>
+      </w:r>
+      <w:r>
+        <w:t xml:space="preserve"> MDM</w:t>
+      </w:r>
+    </w:p>
+    <w:p>
+      <w:r>
+        <w:t xml:space="preserve">  server, and the </w:t>
       </w:r>
       <w:r>
         <w:rPr>
           <w:rFonts w:ascii="Consolas" w:hAnsi="Consolas"/>
           <w:sz w:val="19"/>
         </w:rPr>
-        <w:t>DEM – iOS Shared Devices</w:t>
-      </w:r>
-      <w:r>
-        <w:t xml:space="preserve">, </w:t>
+        <w:t>iOS Shared – ADE – Pilot</w:t>
+      </w:r>
+      <w:r>
+        <w:t xml:space="preserve"> profile is assigned (Implementation §8).</w:t>
+      </w:r>
+    </w:p>
+    <w:p>
+      <w:pPr>
+        <w:pStyle w:val="Heading2"/>
+      </w:pPr>
+      <w:r>
+        <w:t>Useful checkpoints</w:t>
+      </w:r>
+    </w:p>
+    <w:p>
+      <w:pPr>
+        <w:pStyle w:val="ListBullet"/>
+      </w:pPr>
+      <w:r>
+        <w:rPr>
+          <w:b/>
+        </w:rPr>
+        <w:t>Intune:</w:t>
+      </w:r>
+      <w:r>
+        <w:t xml:space="preserve"> Devices → (device) → </w:t>
+      </w:r>
+      <w:r>
+        <w:rPr>
+          <w:b/>
+        </w:rPr>
+        <w:t>Properties</w:t>
+      </w:r>
+      <w:r>
+        <w:t xml:space="preserve"> (primary user, supervised), </w:t>
+      </w:r>
+      <w:r>
+        <w:rPr>
+          <w:b/>
+        </w:rPr>
+        <w:t>Device configuration</w:t>
+      </w:r>
+    </w:p>
+    <w:p>
+      <w:r>
+        <w:t xml:space="preserve">  (kiosk/restrictions status), </w:t>
+      </w:r>
+      <w:r>
+        <w:rPr>
+          <w:b/>
+        </w:rPr>
+        <w:t>Managed apps</w:t>
+      </w:r>
+      <w:r>
+        <w:t xml:space="preserve"> (Webex install); Devices → Enrollment → Apple for   APNs/ADE token status; Devices → Enrollment → </w:t>
+      </w:r>
+      <w:r>
+        <w:rPr>
+          <w:b/>
+        </w:rPr>
+        <w:t>Device enrollment managers</w:t>
+      </w:r>
+      <w:r>
+        <w:t xml:space="preserve"> for the DEM account.</w:t>
+      </w:r>
+    </w:p>
+    <w:p>
+      <w:pPr>
+        <w:pStyle w:val="ListBullet"/>
+      </w:pPr>
+      <w:r>
+        <w:rPr>
+          <w:b/>
+        </w:rPr>
+        <w:t>Entra:</w:t>
+      </w:r>
+      <w:r>
+        <w:t xml:space="preserve"> </w:t>
+      </w:r>
+      <w:r>
+        <w:rPr>
+          <w:b/>
+        </w:rPr>
+        <w:t>Sign-in logs → Conditional Access</w:t>
+      </w:r>
+      <w:r>
+        <w:t xml:space="preserve"> for the shared account.</w:t>
+      </w:r>
+    </w:p>
+    <w:p>
+      <w:pPr>
+        <w:pStyle w:val="ListBullet"/>
+      </w:pPr>
+      <w:r>
+        <w:rPr>
+          <w:b/>
+        </w:rPr>
+        <w:t>Scripts:</w:t>
+      </w:r>
+      <w:r>
+        <w:t xml:space="preserve"> re-run </w:t>
       </w:r>
       <w:r>
         <w:rPr>
           <w:rFonts w:ascii="Consolas" w:hAnsi="Consolas"/>
           <w:sz w:val="19"/>
         </w:rPr>
-        <w:t>iOS – Shared Devices</w:t>
-      </w:r>
-      <w:r>
-        <w:t>,</w:t>
-      </w:r>
-    </w:p>
-    <w:p>
-      <w:r>
-        <w:t xml:space="preserve">  </w:t>
+        <w:t>IOSSDM-Validation.ps1</w:t>
+      </w:r>
+      <w:r>
+        <w:t xml:space="preserve"> after each change to confirm the gate.</w:t>
+      </w:r>
+    </w:p>
+    <w:p>
+      <w:pPr>
+        <w:pStyle w:val="Heading1"/>
+      </w:pPr>
+      <w:r>
+        <w:t>7. Best Practices — iOS iPhone Shared Device Mode (Lockdown) with WebEx Calling</w:t>
+      </w:r>
+    </w:p>
+    <w:p>
+      <w:r>
+        <w:t>Field-proven guidance for running a fleet of locked-down, shared iPhones.</w:t>
+      </w:r>
+    </w:p>
+    <w:p>
+      <w:pPr>
+        <w:pStyle w:val="Heading2"/>
+      </w:pPr>
+      <w:r>
+        <w:t>Enrollment &amp; ownership model</w:t>
+      </w:r>
+    </w:p>
+    <w:p>
+      <w:pPr>
+        <w:pStyle w:val="ListBullet"/>
+      </w:pPr>
+      <w:r>
+        <w:rPr>
+          <w:b/>
+        </w:rPr>
+        <w:t>Always enroll without user affinity.</w:t>
+      </w:r>
+      <w:r>
+        <w:t xml:space="preserve"> Shared devices must have </w:t>
+      </w:r>
+      <w:r>
+        <w:rPr>
+          <w:b/>
+        </w:rPr>
+        <w:t>no primary user</w:t>
+      </w:r>
+      <w:r>
+        <w:t xml:space="preserve"> — use the ADE</w:t>
+      </w:r>
+    </w:p>
+    <w:p>
+      <w:r>
+        <w:t xml:space="preserve">  profile's </w:t>
+      </w:r>
+      <w:r>
+        <w:rPr>
+          <w:b/>
+        </w:rPr>
+        <w:t>Enroll without user affinity</w:t>
+      </w:r>
+      <w:r>
+        <w:t xml:space="preserve"> option, or enroll via the DEM account. A primary user on   a shared phone breaks the model.</w:t>
+      </w:r>
+    </w:p>
+    <w:p>
+      <w:pPr>
+        <w:pStyle w:val="ListBullet"/>
+      </w:pPr>
+      <w:r>
+        <w:rPr>
+          <w:b/>
+        </w:rPr>
+        <w:t>Prefer ADE over manual DEM enrollment.</w:t>
+      </w:r>
+      <w:r>
+        <w:t xml:space="preserve"> ABM + ADE gives zero-touch, supervised, locked enrollment;</w:t>
+      </w:r>
+    </w:p>
+    <w:p>
+      <w:r>
+        <w:t xml:space="preserve">  keep the DEM account as the path for any device you must enroll by hand (Apple Configurator).</w:t>
+      </w:r>
+    </w:p>
+    <w:p>
+      <w:pPr>
+        <w:pStyle w:val="ListBullet"/>
+      </w:pPr>
+      <w:r>
+        <w:rPr>
+          <w:b/>
+        </w:rPr>
+        <w:t>Watch the DEM cap.</w:t>
+      </w:r>
+      <w:r>
+        <w:t xml:space="preserve"> A single DEM account enrolls a large but finite number of devices; for big</w:t>
+      </w:r>
+    </w:p>
+    <w:p>
+      <w:r>
+        <w:t xml:space="preserve">  fleets, split across multiple DEM accounts and document which account owns which batch.</w:t>
+      </w:r>
+    </w:p>
+    <w:p>
+      <w:pPr>
+        <w:pStyle w:val="ListBullet"/>
+      </w:pPr>
+      <w:r>
+        <w:rPr>
+          <w:b/>
+        </w:rPr>
+        <w:t>Name everything by intent</w:t>
+      </w:r>
+      <w:r>
+        <w:t xml:space="preserve"> — </w:t>
       </w:r>
       <w:r>
         <w:rPr>
           <w:rFonts w:ascii="Consolas" w:hAnsi="Consolas"/>
           <w:sz w:val="19"/>
         </w:rPr>
-        <w:t>iOS Shared – Kiosk Lockdown – Pilot</w:t>
-      </w:r>
-      <w:r>
-        <w:t xml:space="preserve"> — so the configuration is self-documenting and auditable.</w:t>
-      </w:r>
-    </w:p>
-    <w:p>
-      <w:pPr>
-        <w:pStyle w:val="Heading2"/>
-      </w:pPr>
-      <w:r>
-        <w:t>Lock-down (kiosk)</w:t>
-      </w:r>
-    </w:p>
-    <w:p>
-      <w:pPr>
-        <w:pStyle w:val="ListBullet"/>
-      </w:pPr>
-      <w:r>
-        <w:rPr>
-          <w:b/>
-        </w:rPr>
-        <w:t>Supervise first, then lock.</w:t>
-      </w:r>
-      <w:r>
-        <w:t xml:space="preserve"> Kiosk single/multi-app mode only works on supervised devices — confirm</w:t>
-      </w:r>
-    </w:p>
-    <w:p>
-      <w:r>
-        <w:t xml:space="preserve">  </w:t>
-      </w:r>
-      <w:r>
-        <w:rPr>
-          <w:b/>
-        </w:rPr>
-        <w:t>Supervised = Yes</w:t>
-      </w:r>
-      <w:r>
-        <w:t xml:space="preserve"> before expecting the lock-down to hold.</w:t>
-      </w:r>
-    </w:p>
-    <w:p>
-      <w:pPr>
-        <w:pStyle w:val="ListBullet"/>
-      </w:pPr>
-      <w:r>
-        <w:rPr>
-          <w:b/>
-        </w:rPr>
-        <w:t>Single-app for pure calling; multi-app if you need the native Phone app.</w:t>
-      </w:r>
-      <w:r>
-        <w:t xml:space="preserve"> Single full-screen app</w:t>
-      </w:r>
-    </w:p>
-    <w:p>
-      <w:r>
-        <w:t xml:space="preserve">  is the tightest lock; switch to multi-app only when staff genuinely need a second app, and hide   everything else.</w:t>
-      </w:r>
-    </w:p>
-    <w:p>
-      <w:pPr>
-        <w:pStyle w:val="ListBullet"/>
-      </w:pPr>
-      <w:r>
-        <w:rPr>
-          <w:b/>
-        </w:rPr>
-        <w:t>Don't over-restrict the call path.</w:t>
-      </w:r>
-      <w:r>
-        <w:t xml:space="preserve"> Keep cellular/Wi-Fi, microphone, and Webex's networking</w:t>
-      </w:r>
-    </w:p>
-    <w:p>
-      <w:r>
-        <w:t xml:space="preserve">  enabled — a restriction that blocks the call defeats the purpose.</w:t>
-      </w:r>
-    </w:p>
-    <w:p>
-      <w:pPr>
-        <w:pStyle w:val="ListBullet"/>
-      </w:pPr>
-      <w:r>
-        <w:rPr>
-          <w:b/>
-        </w:rPr>
-        <w:t>Stage restrictions in report/pilot first.</w:t>
-      </w:r>
-      <w:r>
-        <w:t xml:space="preserve"> Apply the restrictions profile to one device and</w:t>
-      </w:r>
-    </w:p>
-    <w:p>
-      <w:r>
-        <w:t xml:space="preserve">  confirm calling still works before fleet-wide rollout.</w:t>
-      </w:r>
-    </w:p>
-    <w:p>
-      <w:pPr>
-        <w:pStyle w:val="Heading2"/>
-      </w:pPr>
-      <w:r>
-        <w:t>Shared account hygiene</w:t>
-      </w:r>
-    </w:p>
-    <w:p>
-      <w:pPr>
-        <w:pStyle w:val="ListBullet"/>
-      </w:pPr>
-      <w:r>
-        <w:rPr>
-          <w:b/>
-        </w:rPr>
-        <w:t>Treat the shared Webex account as privileged.</w:t>
-      </w:r>
-      <w:r>
-        <w:t xml:space="preserve"> Rotate its password on a schedule, store it in a</w:t>
-      </w:r>
-    </w:p>
-    <w:p>
-      <w:r>
-        <w:t xml:space="preserve">  password manager, and gate it with </w:t>
-      </w:r>
-      <w:r>
-        <w:rPr>
-          <w:b/>
-        </w:rPr>
-        <w:t>Conditional Access</w:t>
-      </w:r>
-      <w:r>
-        <w:t xml:space="preserve"> (compliant device) so it only works from a   managed kiosk phone.</w:t>
-      </w:r>
-    </w:p>
-    <w:p>
-      <w:pPr>
-        <w:pStyle w:val="ListBullet"/>
-      </w:pPr>
-      <w:r>
-        <w:rPr>
-          <w:b/>
-        </w:rPr>
-        <w:t>Decide your sign-out policy.</w:t>
-      </w:r>
-      <w:r>
-        <w:t xml:space="preserve"> For truly shared use, decide whether Webex stays signed in between</w:t>
-      </w:r>
-    </w:p>
-    <w:p>
-      <w:r>
-        <w:t xml:space="preserve">  shifts or staff sign in/out — document it and configure accordingly.</w:t>
-      </w:r>
-    </w:p>
-    <w:p>
-      <w:pPr>
-        <w:pStyle w:val="ListBullet"/>
-      </w:pPr>
-      <w:r>
-        <w:rPr>
-          <w:b/>
-        </w:rPr>
-        <w:t>Avoid per-user data on a shared device</w:t>
-      </w:r>
-      <w:r>
-        <w:t xml:space="preserve"> — the device is a pool resource; keep personal data off it.</w:t>
-      </w:r>
-    </w:p>
-    <w:p>
-      <w:pPr>
-        <w:pStyle w:val="Heading2"/>
-      </w:pPr>
-      <w:r>
-        <w:t>App deployment</w:t>
-      </w:r>
-    </w:p>
-    <w:p>
-      <w:pPr>
-        <w:pStyle w:val="ListBullet"/>
-      </w:pPr>
-      <w:r>
-        <w:rPr>
-          <w:b/>
-        </w:rPr>
-        <w:t>Deploy Webex Required before applying the kiosk.</w:t>
-      </w:r>
-      <w:r>
-        <w:t xml:space="preserve"> The kiosk needs an installed app to lock to;</w:t>
-      </w:r>
-    </w:p>
-    <w:p>
-      <w:r>
-        <w:t xml:space="preserve">  push Webex first, confirm it installs, then enforce the kiosk.</w:t>
-      </w:r>
-    </w:p>
-    <w:p>
-      <w:pPr>
-        <w:pStyle w:val="ListBullet"/>
-      </w:pPr>
-      <w:r>
-        <w:rPr>
-          <w:b/>
-        </w:rPr>
-        <w:t>Use VPP/ABM licensing for Webex where possible</w:t>
-      </w:r>
-      <w:r>
-        <w:t xml:space="preserve"> — device-based VPP licensing fits shared,</w:t>
-      </w:r>
-    </w:p>
-    <w:p>
-      <w:r>
-        <w:t xml:space="preserve">  no-user-affinity devices better than per-user store installs.</w:t>
-      </w:r>
-    </w:p>
-    <w:p>
-      <w:pPr>
-        <w:pStyle w:val="ListBullet"/>
-      </w:pPr>
-      <w:r>
-        <w:rPr>
-          <w:b/>
-        </w:rPr>
-        <w:t>Pin the bundle ID.</w:t>
-      </w:r>
-      <w:r>
-        <w:t xml:space="preserve"> Lock to Cisco Webex by bundle ID (</w:t>
+        <w:t>DEM – iOS Shared Devices</w:t>
+      </w:r>
+      <w:r>
+        <w:t xml:space="preserve">, </w:t>
       </w:r>
       <w:r>
         <w:rPr>
           <w:rFonts w:ascii="Consolas" w:hAnsi="Consolas"/>
           <w:sz w:val="19"/>
         </w:rPr>
-        <w:t>com.cisco.squared</w:t>
-      </w:r>
-      <w:r>
-        <w:t>) so the kiosk targets</w:t>
-      </w:r>
-    </w:p>
-    <w:p>
-      <w:r>
-        <w:t xml:space="preserve">  the right app unambiguously.</w:t>
-      </w:r>
-    </w:p>
-    <w:p>
-      <w:pPr>
-        <w:pStyle w:val="Heading2"/>
-      </w:pPr>
-      <w:r>
-        <w:t>Rollout &amp; operations</w:t>
-      </w:r>
-    </w:p>
-    <w:p>
-      <w:pPr>
-        <w:pStyle w:val="ListBullet"/>
-      </w:pPr>
-      <w:r>
-        <w:rPr>
-          <w:b/>
-        </w:rPr>
-        <w:t>Pilot one phone end to end</w:t>
-      </w:r>
-      <w:r>
-        <w:t xml:space="preserve"> — enroll, lock, sign in, place a call — before expanding.</w:t>
-      </w:r>
-    </w:p>
-    <w:p>
-      <w:pPr>
-        <w:pStyle w:val="ListBullet"/>
-      </w:pPr>
-      <w:r>
-        <w:rPr>
-          <w:b/>
-        </w:rPr>
-        <w:t>Expand in waves</w:t>
-      </w:r>
-      <w:r>
-        <w:t xml:space="preserve">, validating each with </w:t>
+        <w:t>iOS – Shared Devices</w:t>
+      </w:r>
+      <w:r>
+        <w:t>,</w:t>
+      </w:r>
+    </w:p>
+    <w:p>
+      <w:r>
+        <w:t xml:space="preserve">  </w:t>
       </w:r>
       <w:r>
         <w:rPr>
           <w:rFonts w:ascii="Consolas" w:hAnsi="Consolas"/>
           <w:sz w:val="19"/>
         </w:rPr>
-        <w:t>IOSSDM-Validation.ps1</w:t>
-      </w:r>
-      <w:r>
-        <w:t xml:space="preserve"> before widening.</w:t>
+        <w:t>iOS Shared – Kiosk Lockdown – Pilot</w:t>
+      </w:r>
+      <w:r>
+        <w:t xml:space="preserve"> — so the configuration is self-documenting and auditable.</w:t>
+      </w:r>
+    </w:p>
+    <w:p>
+      <w:pPr>
+        <w:pStyle w:val="Heading2"/>
+      </w:pPr>
+      <w:r>
+        <w:t>Lock-down (kiosk)</w:t>
       </w:r>
     </w:p>
     <w:p>
@@ -6419,25 +6459,233 @@
         <w:rPr>
           <w:b/>
         </w:rPr>
-        <w:t>Report regularly</w:t>
-      </w:r>
-      <w:r>
-        <w:t xml:space="preserve"> with </w:t>
+        <w:t>Supervise first, then lock.</w:t>
+      </w:r>
+      <w:r>
+        <w:t xml:space="preserve"> Kiosk single/multi-app mode only works on supervised devices — confirm</w:t>
+      </w:r>
+    </w:p>
+    <w:p>
+      <w:r>
+        <w:t xml:space="preserve">  </w:t>
+      </w:r>
+      <w:r>
+        <w:rPr>
+          <w:b/>
+        </w:rPr>
+        <w:t>Supervised = Yes</w:t>
+      </w:r>
+      <w:r>
+        <w:t xml:space="preserve"> before expecting the lock-down to hold.</w:t>
+      </w:r>
+    </w:p>
+    <w:p>
+      <w:pPr>
+        <w:pStyle w:val="ListBullet"/>
+      </w:pPr>
+      <w:r>
+        <w:rPr>
+          <w:b/>
+        </w:rPr>
+        <w:t>Single-app for pure calling; multi-app if you need the native Phone app.</w:t>
+      </w:r>
+      <w:r>
+        <w:t xml:space="preserve"> Single full-screen app</w:t>
+      </w:r>
+    </w:p>
+    <w:p>
+      <w:r>
+        <w:t xml:space="preserve">  is the tightest lock; switch to multi-app only when staff genuinely need a second app, and hide   everything else.</w:t>
+      </w:r>
+    </w:p>
+    <w:p>
+      <w:pPr>
+        <w:pStyle w:val="ListBullet"/>
+      </w:pPr>
+      <w:r>
+        <w:rPr>
+          <w:b/>
+        </w:rPr>
+        <w:t>Don't over-restrict the call path.</w:t>
+      </w:r>
+      <w:r>
+        <w:t xml:space="preserve"> Keep cellular/Wi-Fi, microphone, and Webex's networking</w:t>
+      </w:r>
+    </w:p>
+    <w:p>
+      <w:r>
+        <w:t xml:space="preserve">  enabled — a restriction that blocks the call defeats the purpose.</w:t>
+      </w:r>
+    </w:p>
+    <w:p>
+      <w:pPr>
+        <w:pStyle w:val="ListBullet"/>
+      </w:pPr>
+      <w:r>
+        <w:rPr>
+          <w:b/>
+        </w:rPr>
+        <w:t>Stage restrictions in report/pilot first.</w:t>
+      </w:r>
+      <w:r>
+        <w:t xml:space="preserve"> Apply the restrictions profile to one device and</w:t>
+      </w:r>
+    </w:p>
+    <w:p>
+      <w:r>
+        <w:t xml:space="preserve">  confirm calling still works before fleet-wide rollout.</w:t>
+      </w:r>
+    </w:p>
+    <w:p>
+      <w:pPr>
+        <w:pStyle w:val="Heading2"/>
+      </w:pPr>
+      <w:r>
+        <w:t>Shared account hygiene</w:t>
+      </w:r>
+    </w:p>
+    <w:p>
+      <w:pPr>
+        <w:pStyle w:val="ListBullet"/>
+      </w:pPr>
+      <w:r>
+        <w:rPr>
+          <w:b/>
+        </w:rPr>
+        <w:t>Treat the shared Webex account as privileged.</w:t>
+      </w:r>
+      <w:r>
+        <w:t xml:space="preserve"> Rotate its password on a schedule, store it in a</w:t>
+      </w:r>
+    </w:p>
+    <w:p>
+      <w:r>
+        <w:t xml:space="preserve">  password manager, and gate it with </w:t>
+      </w:r>
+      <w:r>
+        <w:rPr>
+          <w:b/>
+        </w:rPr>
+        <w:t>Conditional Access</w:t>
+      </w:r>
+      <w:r>
+        <w:t xml:space="preserve"> (compliant device) so it only works from a   managed kiosk phone.</w:t>
+      </w:r>
+    </w:p>
+    <w:p>
+      <w:pPr>
+        <w:pStyle w:val="ListBullet"/>
+      </w:pPr>
+      <w:r>
+        <w:rPr>
+          <w:b/>
+        </w:rPr>
+        <w:t>Decide your sign-out policy.</w:t>
+      </w:r>
+      <w:r>
+        <w:t xml:space="preserve"> For truly shared use, decide whether Webex stays signed in between</w:t>
+      </w:r>
+    </w:p>
+    <w:p>
+      <w:r>
+        <w:t xml:space="preserve">  shifts or staff sign in/out — document it and configure accordingly.</w:t>
+      </w:r>
+    </w:p>
+    <w:p>
+      <w:pPr>
+        <w:pStyle w:val="ListBullet"/>
+      </w:pPr>
+      <w:r>
+        <w:rPr>
+          <w:b/>
+        </w:rPr>
+        <w:t>Avoid per-user data on a shared device</w:t>
+      </w:r>
+      <w:r>
+        <w:t xml:space="preserve"> — the device is a pool resource; keep personal data off it.</w:t>
+      </w:r>
+    </w:p>
+    <w:p>
+      <w:pPr>
+        <w:pStyle w:val="Heading2"/>
+      </w:pPr>
+      <w:r>
+        <w:t>App deployment</w:t>
+      </w:r>
+    </w:p>
+    <w:p>
+      <w:pPr>
+        <w:pStyle w:val="ListBullet"/>
+      </w:pPr>
+      <w:r>
+        <w:rPr>
+          <w:b/>
+        </w:rPr>
+        <w:t>Deploy Webex Required before applying the kiosk.</w:t>
+      </w:r>
+      <w:r>
+        <w:t xml:space="preserve"> The kiosk needs an installed app to lock to;</w:t>
+      </w:r>
+    </w:p>
+    <w:p>
+      <w:r>
+        <w:t xml:space="preserve">  push Webex first, confirm it installs, then enforce the kiosk.</w:t>
+      </w:r>
+    </w:p>
+    <w:p>
+      <w:pPr>
+        <w:pStyle w:val="ListBullet"/>
+      </w:pPr>
+      <w:r>
+        <w:rPr>
+          <w:b/>
+        </w:rPr>
+        <w:t>Use VPP/ABM licensing for Webex where possible</w:t>
+      </w:r>
+      <w:r>
+        <w:t xml:space="preserve"> — device-based VPP licensing fits shared,</w:t>
+      </w:r>
+    </w:p>
+    <w:p>
+      <w:r>
+        <w:t xml:space="preserve">  no-user-affinity devices better than per-user store installs.</w:t>
+      </w:r>
+    </w:p>
+    <w:p>
+      <w:pPr>
+        <w:pStyle w:val="ListBullet"/>
+      </w:pPr>
+      <w:r>
+        <w:rPr>
+          <w:b/>
+        </w:rPr>
+        <w:t>Pin the bundle ID.</w:t>
+      </w:r>
+      <w:r>
+        <w:t xml:space="preserve"> Lock to Cisco Webex by bundle ID (</w:t>
       </w:r>
       <w:r>
         <w:rPr>
           <w:rFonts w:ascii="Consolas" w:hAnsi="Consolas"/>
           <w:sz w:val="19"/>
         </w:rPr>
-        <w:t>IOSSDM-DeviceReport.ps1</w:t>
-      </w:r>
-      <w:r>
-        <w:t>: enrollment account, supervision, kiosk state,</w:t>
-      </w:r>
-    </w:p>
-    <w:p>
-      <w:r>
-        <w:t xml:space="preserve">  Webex install, and compliance across the whole shared fleet.</w:t>
+        <w:t>com.cisco.squared</w:t>
+      </w:r>
+      <w:r>
+        <w:t>) so the kiosk targets</w:t>
+      </w:r>
+    </w:p>
+    <w:p>
+      <w:r>
+        <w:t xml:space="preserve">  the right app unambiguously.</w:t>
+      </w:r>
+    </w:p>
+    <w:p>
+      <w:pPr>
+        <w:pStyle w:val="Heading2"/>
+      </w:pPr>
+      <w:r>
+        <w:t>Rollout &amp; operations</w:t>
       </w:r>
     </w:p>
     <w:p>
@@ -6448,36 +6696,10 @@
         <w:rPr>
           <w:b/>
         </w:rPr>
-        <w:t>Keep a runbook</w:t>
-      </w:r>
-      <w:r>
-        <w:t xml:space="preserve"> of the DEM account(s), the shared group, the kiosk/restrictions/compliance</w:t>
-      </w:r>
-    </w:p>
-    <w:p>
-      <w:r>
-        <w:t xml:space="preserve">  profiles, the Webex app, and the shared Webex account — the moving parts that define the fleet.</w:t>
-      </w:r>
-    </w:p>
-    <w:p>
-      <w:pPr>
-        <w:pStyle w:val="Heading1"/>
-      </w:pPr>
-      <w:r>
-        <w:t>8. Deliverables Summary — iOS iPhone Shared Device Mode (Lockdown) with WebEx Calling</w:t>
-      </w:r>
-    </w:p>
-    <w:p>
-      <w:r>
-        <w:t>Everything included in this solution package, and what each piece is for.</w:t>
-      </w:r>
-    </w:p>
-    <w:p>
-      <w:pPr>
-        <w:pStyle w:val="Heading2"/>
-      </w:pPr>
-      <w:r>
-        <w:t>Documentation (this guide)</w:t>
+        <w:t>Pilot one phone end to end</w:t>
+      </w:r>
+      <w:r>
+        <w:t xml:space="preserve"> — enroll, lock, sign in, place a call — before expanding.</w:t>
       </w:r>
     </w:p>
     <w:p>
@@ -6488,208 +6710,252 @@
         <w:rPr>
           <w:b/>
         </w:rPr>
-        <w:t>Executive Summary</w:t>
-      </w:r>
-      <w:r>
-        <w:t xml:space="preserve"> — the business case and outcome in one page.</w:t>
-      </w:r>
-    </w:p>
-    <w:p>
-      <w:pPr>
-        <w:pStyle w:val="ListBullet"/>
-      </w:pPr>
-      <w:r>
-        <w:rPr>
-          <w:b/>
-        </w:rPr>
-        <w:t>Solution Overview</w:t>
-      </w:r>
-      <w:r>
-        <w:t xml:space="preserve"> — the shared-device model, the DEM/no-affinity design, kiosk lock-down, the</w:t>
-      </w:r>
-    </w:p>
-    <w:p>
-      <w:r>
-        <w:t xml:space="preserve">  shared-account login model, benefits, and honest limitations.</w:t>
-      </w:r>
-    </w:p>
-    <w:p>
-      <w:pPr>
-        <w:pStyle w:val="ListBullet"/>
-      </w:pPr>
-      <w:r>
-        <w:rPr>
-          <w:b/>
-        </w:rPr>
-        <w:t>Requirements Guide</w:t>
-      </w:r>
-      <w:r>
-        <w:t xml:space="preserve"> — every prerequisite (DEM account, shared Webex account, APNs, ABM + ADE</w:t>
-      </w:r>
-    </w:p>
-    <w:p>
-      <w:r>
-        <w:t xml:space="preserve">  token, supervision, shared-device group, Cisco Webex app, Webex calling licensing, iOS version,   network) with how to </w:t>
-      </w:r>
-      <w:r>
-        <w:rPr>
-          <w:b/>
-        </w:rPr>
-        <w:t>verify</w:t>
-      </w:r>
-      <w:r>
-        <w:t xml:space="preserve"> and how to </w:t>
-      </w:r>
-      <w:r>
-        <w:rPr>
-          <w:b/>
-        </w:rPr>
-        <w:t>implement if missing</w:t>
-      </w:r>
-      <w:r>
-        <w:t>, plus the category-level Global   Requirements.</w:t>
-      </w:r>
-    </w:p>
-    <w:p>
-      <w:pPr>
-        <w:pStyle w:val="ListBullet"/>
-      </w:pPr>
-      <w:r>
-        <w:rPr>
-          <w:b/>
-        </w:rPr>
-        <w:t>Implementation Guide</w:t>
-      </w:r>
-      <w:r>
-        <w:t xml:space="preserve"> — exact, ordered, click-by-click steps across five phases: identity &amp; Apple</w:t>
-      </w:r>
-    </w:p>
-    <w:p>
-      <w:r>
-        <w:t xml:space="preserve">  connection baseline, DEM/supervised no-affinity enrollment, kiosk lock-down to Cisco Webex, compliance   &amp; access, then pilot/validate/expand.</w:t>
-      </w:r>
-    </w:p>
-    <w:p>
-      <w:pPr>
-        <w:pStyle w:val="ListBullet"/>
-      </w:pPr>
-      <w:r>
-        <w:rPr>
-          <w:b/>
-        </w:rPr>
-        <w:t>Testing &amp; Validation</w:t>
-      </w:r>
-      <w:r>
-        <w:t xml:space="preserve"> — eight tests with explicit pass/fail gates and an acceptance gate, proving a</w:t>
-      </w:r>
-    </w:p>
-    <w:p>
-      <w:r>
-        <w:t xml:space="preserve">  shared iPhone is DEM-enrolled, supervised, locked to Webex, and calling under the shared account.</w:t>
-      </w:r>
-    </w:p>
-    <w:p>
-      <w:pPr>
-        <w:pStyle w:val="ListBullet"/>
-      </w:pPr>
-      <w:r>
-        <w:rPr>
-          <w:b/>
-        </w:rPr>
-        <w:t>Troubleshooting</w:t>
-      </w:r>
-      <w:r>
-        <w:t xml:space="preserve"> — top-down diagnosis for enrollment, ownership, kiosk, app, and calling failures.</w:t>
-      </w:r>
-    </w:p>
-    <w:p>
-      <w:pPr>
-        <w:pStyle w:val="ListBullet"/>
-      </w:pPr>
-      <w:r>
-        <w:rPr>
-          <w:b/>
-        </w:rPr>
-        <w:t>Best Practices</w:t>
-      </w:r>
-      <w:r>
-        <w:t xml:space="preserve"> — enrollment/ownership model, kiosk discipline, shared-account hygiene, app</w:t>
-      </w:r>
-    </w:p>
-    <w:p>
-      <w:r>
-        <w:t xml:space="preserve">  deployment, and rollout.</w:t>
-      </w:r>
-    </w:p>
-    <w:p>
-      <w:pPr>
-        <w:pStyle w:val="Heading2"/>
-      </w:pPr>
-      <w:r>
-        <w:t>PowerShell scripts (Microsoft Graph) — `IOSSDM-Scripts.zip`</w:t>
-      </w:r>
-    </w:p>
-    <w:p>
-      <w:r>
-        <w:t xml:space="preserve">All scripts are tenant-side (run from an admin workstation with the Microsoft Graph PowerShell SDK); each has a header explaining </w:t>
-      </w:r>
-      <w:r>
-        <w:rPr>
-          <w:b/>
-        </w:rPr>
-        <w:t>Purpose · How to run · Expected results</w:t>
-      </w:r>
-      <w:r>
-        <w:t>.</w:t>
-      </w:r>
-    </w:p>
-    <w:p>
-      <w:pPr>
-        <w:pStyle w:val="ListNumber"/>
-      </w:pPr>
+        <w:t>Expand in waves</w:t>
+      </w:r>
+      <w:r>
+        <w:t xml:space="preserve">, validating each with </w:t>
+      </w:r>
       <w:r>
         <w:rPr>
           <w:rFonts w:ascii="Consolas" w:hAnsi="Consolas"/>
           <w:sz w:val="19"/>
         </w:rPr>
-        <w:t>IOSSDM-Discovery.ps1</w:t>
-      </w:r>
-      <w:r>
-        <w:t xml:space="preserve"> — tenant readiness: DEM account registered, APNs, ADE token, the shared</w:t>
-      </w:r>
-    </w:p>
-    <w:p>
-      <w:r>
-        <w:t xml:space="preserve">   group, kiosk/restrictions profiles, the Cisco Webex app, and a compliance policy.</w:t>
-      </w:r>
-    </w:p>
-    <w:p>
-      <w:pPr>
-        <w:pStyle w:val="ListNumber"/>
-      </w:pPr>
+        <w:t>IOSSDM-Validation.ps1</w:t>
+      </w:r>
+      <w:r>
+        <w:t xml:space="preserve"> before widening.</w:t>
+      </w:r>
+    </w:p>
+    <w:p>
+      <w:pPr>
+        <w:pStyle w:val="ListBullet"/>
+      </w:pPr>
+      <w:r>
+        <w:rPr>
+          <w:b/>
+        </w:rPr>
+        <w:t>Report regularly</w:t>
+      </w:r>
+      <w:r>
+        <w:t xml:space="preserve"> with </w:t>
+      </w:r>
       <w:r>
         <w:rPr>
           <w:rFonts w:ascii="Consolas" w:hAnsi="Consolas"/>
           <w:sz w:val="19"/>
         </w:rPr>
-        <w:t>IOSSDM-Validation.ps1</w:t>
-      </w:r>
-      <w:r>
-        <w:t xml:space="preserve"> — for a given shared iPhone, confirms it is **DEM-enrolled, no primary</w:t>
-      </w:r>
-    </w:p>
-    <w:p>
-      <w:r>
-        <w:t xml:space="preserve">   user, supervised</w:t>
-      </w:r>
-      <w:r>
-        <w:rPr>
-          <w:b/>
-        </w:rPr>
-        <w:t xml:space="preserve">, in the shared group, kiosk applied, and </w:t>
-      </w:r>
-      <w:r>
-        <w:t>Cisco Webex installed**, with a    PASS/FAIL summary.</w:t>
+        <w:t>IOSSDM-DeviceReport.ps1</w:t>
+      </w:r>
+      <w:r>
+        <w:t>: enrollment account, supervision, kiosk state,</w:t>
+      </w:r>
+    </w:p>
+    <w:p>
+      <w:r>
+        <w:t xml:space="preserve">  Webex install, and compliance across the whole shared fleet.</w:t>
+      </w:r>
+    </w:p>
+    <w:p>
+      <w:pPr>
+        <w:pStyle w:val="ListBullet"/>
+      </w:pPr>
+      <w:r>
+        <w:rPr>
+          <w:b/>
+        </w:rPr>
+        <w:t>Keep a runbook</w:t>
+      </w:r>
+      <w:r>
+        <w:t xml:space="preserve"> of the DEM account(s), the shared group, the kiosk/restrictions/compliance</w:t>
+      </w:r>
+    </w:p>
+    <w:p>
+      <w:r>
+        <w:t xml:space="preserve">  profiles, the Webex app, and the shared Webex account — the moving parts that define the fleet.</w:t>
+      </w:r>
+    </w:p>
+    <w:p>
+      <w:pPr>
+        <w:pStyle w:val="Heading1"/>
+      </w:pPr>
+      <w:r>
+        <w:t>8. Deliverables Summary — iOS iPhone Shared Device Mode (Lockdown) with WebEx Calling</w:t>
+      </w:r>
+    </w:p>
+    <w:p>
+      <w:r>
+        <w:t>Everything included in this solution package, and what each piece is for.</w:t>
+      </w:r>
+    </w:p>
+    <w:p>
+      <w:pPr>
+        <w:pStyle w:val="Heading2"/>
+      </w:pPr>
+      <w:r>
+        <w:t>Documentation (this guide)</w:t>
+      </w:r>
+    </w:p>
+    <w:p>
+      <w:pPr>
+        <w:pStyle w:val="ListBullet"/>
+      </w:pPr>
+      <w:r>
+        <w:rPr>
+          <w:b/>
+        </w:rPr>
+        <w:t>Executive Summary</w:t>
+      </w:r>
+      <w:r>
+        <w:t xml:space="preserve"> — the business case and outcome in one page.</w:t>
+      </w:r>
+    </w:p>
+    <w:p>
+      <w:pPr>
+        <w:pStyle w:val="ListBullet"/>
+      </w:pPr>
+      <w:r>
+        <w:rPr>
+          <w:b/>
+        </w:rPr>
+        <w:t>Solution Overview</w:t>
+      </w:r>
+      <w:r>
+        <w:t xml:space="preserve"> — the shared-device model, the DEM/no-affinity design, kiosk lock-down, the</w:t>
+      </w:r>
+    </w:p>
+    <w:p>
+      <w:r>
+        <w:t xml:space="preserve">  shared-account login model, benefits, and honest limitations.</w:t>
+      </w:r>
+    </w:p>
+    <w:p>
+      <w:pPr>
+        <w:pStyle w:val="ListBullet"/>
+      </w:pPr>
+      <w:r>
+        <w:rPr>
+          <w:b/>
+        </w:rPr>
+        <w:t>Requirements Guide</w:t>
+      </w:r>
+      <w:r>
+        <w:t xml:space="preserve"> — every prerequisite (DEM account, shared Webex account, APNs, ABM + ADE</w:t>
+      </w:r>
+    </w:p>
+    <w:p>
+      <w:r>
+        <w:t xml:space="preserve">  token, supervision, shared-device group, Cisco Webex app, Webex calling licensing, iOS version,   network) with how to </w:t>
+      </w:r>
+      <w:r>
+        <w:rPr>
+          <w:b/>
+        </w:rPr>
+        <w:t>verify</w:t>
+      </w:r>
+      <w:r>
+        <w:t xml:space="preserve"> and how to </w:t>
+      </w:r>
+      <w:r>
+        <w:rPr>
+          <w:b/>
+        </w:rPr>
+        <w:t>implement if missing</w:t>
+      </w:r>
+      <w:r>
+        <w:t>, plus the category-level Global   Requirements.</w:t>
+      </w:r>
+    </w:p>
+    <w:p>
+      <w:pPr>
+        <w:pStyle w:val="ListBullet"/>
+      </w:pPr>
+      <w:r>
+        <w:rPr>
+          <w:b/>
+        </w:rPr>
+        <w:t>Implementation Guide</w:t>
+      </w:r>
+      <w:r>
+        <w:t xml:space="preserve"> — exact, ordered, click-by-click steps across five phases: identity &amp; Apple</w:t>
+      </w:r>
+    </w:p>
+    <w:p>
+      <w:r>
+        <w:t xml:space="preserve">  connection baseline, DEM/supervised no-affinity enrollment, kiosk lock-down to Cisco Webex, compliance   &amp; access, then pilot/validate/expand.</w:t>
+      </w:r>
+    </w:p>
+    <w:p>
+      <w:pPr>
+        <w:pStyle w:val="ListBullet"/>
+      </w:pPr>
+      <w:r>
+        <w:rPr>
+          <w:b/>
+        </w:rPr>
+        <w:t>Testing &amp; Validation</w:t>
+      </w:r>
+      <w:r>
+        <w:t xml:space="preserve"> — eight tests with explicit pass/fail gates and an acceptance gate, proving a</w:t>
+      </w:r>
+    </w:p>
+    <w:p>
+      <w:r>
+        <w:t xml:space="preserve">  shared iPhone is DEM-enrolled, supervised, locked to Webex, and calling under the shared account.</w:t>
+      </w:r>
+    </w:p>
+    <w:p>
+      <w:pPr>
+        <w:pStyle w:val="ListBullet"/>
+      </w:pPr>
+      <w:r>
+        <w:rPr>
+          <w:b/>
+        </w:rPr>
+        <w:t>Troubleshooting</w:t>
+      </w:r>
+      <w:r>
+        <w:t xml:space="preserve"> — top-down diagnosis for enrollment, ownership, kiosk, app, and calling failures.</w:t>
+      </w:r>
+    </w:p>
+    <w:p>
+      <w:pPr>
+        <w:pStyle w:val="ListBullet"/>
+      </w:pPr>
+      <w:r>
+        <w:rPr>
+          <w:b/>
+        </w:rPr>
+        <w:t>Best Practices</w:t>
+      </w:r>
+      <w:r>
+        <w:t xml:space="preserve"> — enrollment/ownership model, kiosk discipline, shared-account hygiene, app</w:t>
+      </w:r>
+    </w:p>
+    <w:p>
+      <w:r>
+        <w:t xml:space="preserve">  deployment, and rollout.</w:t>
+      </w:r>
+    </w:p>
+    <w:p>
+      <w:pPr>
+        <w:pStyle w:val="Heading2"/>
+      </w:pPr>
+      <w:r>
+        <w:t>PowerShell scripts (Microsoft Graph) — `IOSSDM-Scripts.zip`</w:t>
+      </w:r>
+    </w:p>
+    <w:p>
+      <w:r>
+        <w:t xml:space="preserve">All scripts are tenant-side (run from an admin workstation with the Microsoft Graph PowerShell SDK); each has a header explaining </w:t>
+      </w:r>
+      <w:r>
+        <w:rPr>
+          <w:b/>
+        </w:rPr>
+        <w:t>Purpose · How to run · Expected results</w:t>
+      </w:r>
+      <w:r>
+        <w:t>.</w:t>
       </w:r>
     </w:p>
     <w:p>
@@ -6701,15 +6967,15 @@
           <w:rFonts w:ascii="Consolas" w:hAnsi="Consolas"/>
           <w:sz w:val="19"/>
         </w:rPr>
-        <w:t>IOSSDM-DeviceReport.ps1</w:t>
-      </w:r>
-      <w:r>
-        <w:t xml:space="preserve"> — tenant-wide CSV of shared iPhones: enrollment account, supervision,</w:t>
-      </w:r>
-    </w:p>
-    <w:p>
-      <w:r>
-        <w:t xml:space="preserve">   kiosk state, Webex install, compliance, and last check-in.</w:t>
+        <w:t>IOSSDM-Discovery.ps1</w:t>
+      </w:r>
+      <w:r>
+        <w:t xml:space="preserve"> — tenant readiness: DEM account registered, APNs, ADE token, the shared</w:t>
+      </w:r>
+    </w:p>
+    <w:p>
+      <w:r>
+        <w:t xml:space="preserve">   group, kiosk/restrictions profiles, the Cisco Webex app, and a compliance policy.</w:t>
       </w:r>
     </w:p>
     <w:p>
@@ -6721,15 +6987,24 @@
           <w:rFonts w:ascii="Consolas" w:hAnsi="Consolas"/>
           <w:sz w:val="19"/>
         </w:rPr>
-        <w:t>IOSSDM-Remediation.ps1</w:t>
-      </w:r>
-      <w:r>
-        <w:t xml:space="preserve"> — safe remediation: re-assign the shared-device policies/app to the</w:t>
-      </w:r>
-    </w:p>
-    <w:p>
-      <w:r>
-        <w:t xml:space="preserve">   group and flag devices with a stray primary user or missing kiosk/app. Read-only by default; changes    require an explicit confirmation switch.</w:t>
+        <w:t>IOSSDM-Validation.ps1</w:t>
+      </w:r>
+      <w:r>
+        <w:t xml:space="preserve"> — for a given shared iPhone, confirms it is **DEM-enrolled, no primary</w:t>
+      </w:r>
+    </w:p>
+    <w:p>
+      <w:r>
+        <w:t xml:space="preserve">   user, supervised</w:t>
+      </w:r>
+      <w:r>
+        <w:rPr>
+          <w:b/>
+        </w:rPr>
+        <w:t xml:space="preserve">, in the shared group, kiosk applied, and </w:t>
+      </w:r>
+      <w:r>
+        <w:t>Cisco Webex installed**, with a    PASS/FAIL summary.</w:t>
       </w:r>
     </w:p>
     <w:p>
@@ -6741,164 +7016,50 @@
           <w:rFonts w:ascii="Consolas" w:hAnsi="Consolas"/>
           <w:sz w:val="19"/>
         </w:rPr>
-        <w:t>IOSSDM-Set-SharedDeviceTargeting.ps1</w:t>
-      </w:r>
-      <w:r>
-        <w:t xml:space="preserve"> — creates the </w:t>
-      </w:r>
+        <w:t>IOSSDM-DeviceReport.ps1</w:t>
+      </w:r>
+      <w:r>
+        <w:t xml:space="preserve"> — tenant-wide CSV of shared iPhones: enrollment account, supervision,</w:t>
+      </w:r>
+    </w:p>
+    <w:p>
+      <w:r>
+        <w:t xml:space="preserve">   kiosk state, Webex install, compliance, and last check-in.</w:t>
+      </w:r>
+    </w:p>
+    <w:p>
+      <w:pPr>
+        <w:pStyle w:val="ListNumber"/>
+      </w:pPr>
       <w:r>
         <w:rPr>
           <w:rFonts w:ascii="Consolas" w:hAnsi="Consolas"/>
           <w:sz w:val="19"/>
         </w:rPr>
-        <w:t>iOS – Shared Devices</w:t>
-      </w:r>
-      <w:r>
-        <w:t xml:space="preserve"> group (dynamic,</w:t>
-      </w:r>
-    </w:p>
-    <w:p>
-      <w:r>
-        <w:t xml:space="preserve">   keyed on the ADE enrollment profile name) and optionally assigns the kiosk/restrictions/compliance    policies and the Webex app to it — the mechanism that makes the fleet self-configure on enrollment.</w:t>
-      </w:r>
-    </w:p>
-    <w:p>
-      <w:pPr>
-        <w:pStyle w:val="Heading2"/>
-      </w:pPr>
-      <w:r>
-        <w:t>Hero image</w:t>
-      </w:r>
-    </w:p>
-    <w:p>
-      <w:pPr>
-        <w:pStyle w:val="ListBullet"/>
+        <w:t>IOSSDM-Remediation.ps1</w:t>
+      </w:r>
+      <w:r>
+        <w:t xml:space="preserve"> — safe remediation: re-assign the shared-device policies/app to the</w:t>
+      </w:r>
+    </w:p>
+    <w:p>
+      <w:r>
+        <w:t xml:space="preserve">   group and flag devices with a stray primary user or missing kiosk/app. Read-only by default; changes    require an explicit confirmation switch.</w:t>
+      </w:r>
+    </w:p>
+    <w:p>
+      <w:pPr>
+        <w:pStyle w:val="ListNumber"/>
       </w:pPr>
       <w:r>
         <w:rPr>
           <w:rFonts w:ascii="Consolas" w:hAnsi="Consolas"/>
           <w:sz w:val="19"/>
         </w:rPr>
-        <w:t>IOSSDM-hero.png</w:t>
-      </w:r>
-      <w:r>
-        <w:t xml:space="preserve"> — the branded product image (1200×1200) used on the marketplace listing.</w:t>
-      </w:r>
-    </w:p>
-    <w:p>
-      <w:pPr>
-        <w:pStyle w:val="Heading2"/>
-      </w:pPr>
-      <w:r>
-        <w:t>How it's delivered</w:t>
-      </w:r>
-    </w:p>
-    <w:p>
-      <w:r>
-        <w:t xml:space="preserve">A branded </w:t>
-      </w:r>
-      <w:r>
-        <w:rPr>
-          <w:b/>
-        </w:rPr>
-        <w:t>Word</w:t>
-      </w:r>
-      <w:r>
-        <w:t xml:space="preserve"> document and </w:t>
-      </w:r>
-      <w:r>
-        <w:rPr>
-          <w:b/>
-        </w:rPr>
-        <w:t>PDF</w:t>
-      </w:r>
-      <w:r>
-        <w:t xml:space="preserve"> (cover, table of contents, page numbers, and a scripts appendix), plus all five PowerShell scripts in a single </w:t>
-      </w:r>
-      <w:r>
-        <w:rPr>
-          <w:b/>
-        </w:rPr>
-        <w:t>ZIP</w:t>
-      </w:r>
-      <w:r>
-        <w:t xml:space="preserve"> — yours to keep and reuse across </w:t>
-      </w:r>
-      <w:r>
-        <w:rPr>
-          <w:b/>
-        </w:rPr>
-        <w:t>unlimited devices</w:t>
-      </w:r>
-      <w:r>
-        <w:t>.</w:t>
-      </w:r>
-    </w:p>
-    <w:p>
-      <w:r>
-        <w:br w:type="page"/>
-      </w:r>
-    </w:p>
-    <w:p>
-      <w:pPr>
-        <w:pStyle w:val="Heading1"/>
-      </w:pPr>
-      <w:r>
-        <w:t>Appendix A — PowerShell Scripts</w:t>
-      </w:r>
-    </w:p>
-    <w:p>
-      <w:r>
-        <w:t>The following scripts are included in the accompanying ZIP. Each script's own header documents its full usage and expected results.</w:t>
-      </w:r>
-    </w:p>
-    <w:p>
-      <w:pPr>
-        <w:pStyle w:val="Heading2"/>
-      </w:pPr>
-      <w:r>
-        <w:t>IOSSDM-DeviceReport.ps1</w:t>
-      </w:r>
-    </w:p>
-    <w:p>
-      <w:r>
-        <w:rPr>
-          <w:b/>
-        </w:rPr>
-        <w:t>Purpose:</w:t>
-      </w:r>
-      <w:r>
-        <w:t xml:space="preserve"> Exports every iOS managed device that looks like a shared appliance phone — no primary user — with supervision state, enrolled-by account, compliance, OS version, and last check-in. Flags any iOS device that unexpectedly HAS a primary user (i.e. not truly shared).</w:t>
-      </w:r>
-    </w:p>
-    <w:p>
-      <w:r>
-        <w:rPr>
-          <w:b/>
-        </w:rPr>
-        <w:t>How to run:</w:t>
-      </w:r>
-      <w:r>
-        <w:t xml:space="preserve"> Install-Module Microsoft.Graph -Scope CurrentUser   # once .\IOSSDM-DeviceReport.ps1 .\IOSSDM-DeviceReport.ps1 -CsvPath C:\Temp\shared-iphones.csv .\IOSSDM-DeviceReport.ps1 -DemAccountLike dem-ios-shared</w:t>
-      </w:r>
-    </w:p>
-    <w:p>
-      <w:pPr>
-        <w:pStyle w:val="Heading2"/>
-      </w:pPr>
-      <w:r>
-        <w:t>IOSSDM-Discovery.ps1</w:t>
-      </w:r>
-    </w:p>
-    <w:p>
-      <w:r>
-        <w:rPr>
-          <w:b/>
-        </w:rPr>
-        <w:t>Purpose:</w:t>
-      </w:r>
-      <w:r>
-        <w:t xml:space="preserve"> Confirms the building blocks of the shared-device model exist: the Apple MDM Push (APNs) certificate, an Apple ADE enrollment token, the </w:t>
+        <w:t>IOSSDM-Set-SharedDeviceTargeting.ps1</w:t>
+      </w:r>
+      <w:r>
+        <w:t xml:space="preserve"> — creates the </w:t>
       </w:r>
       <w:r>
         <w:rPr>
@@ -6908,6 +7069,160 @@
         <w:t>iOS – Shared Devices</w:t>
       </w:r>
       <w:r>
+        <w:t xml:space="preserve"> group (dynamic,</w:t>
+      </w:r>
+    </w:p>
+    <w:p>
+      <w:r>
+        <w:t xml:space="preserve">   keyed on the ADE enrollment profile name) and optionally assigns the kiosk/restrictions/compliance    policies and the Webex app to it — the mechanism that makes the fleet self-configure on enrollment.</w:t>
+      </w:r>
+    </w:p>
+    <w:p>
+      <w:pPr>
+        <w:pStyle w:val="Heading2"/>
+      </w:pPr>
+      <w:r>
+        <w:t>Hero image</w:t>
+      </w:r>
+    </w:p>
+    <w:p>
+      <w:pPr>
+        <w:pStyle w:val="ListBullet"/>
+      </w:pPr>
+      <w:r>
+        <w:rPr>
+          <w:rFonts w:ascii="Consolas" w:hAnsi="Consolas"/>
+          <w:sz w:val="19"/>
+        </w:rPr>
+        <w:t>IOSSDM-hero.png</w:t>
+      </w:r>
+      <w:r>
+        <w:t xml:space="preserve"> — the branded product image (1200×1200) used on the marketplace listing.</w:t>
+      </w:r>
+    </w:p>
+    <w:p>
+      <w:pPr>
+        <w:pStyle w:val="Heading2"/>
+      </w:pPr>
+      <w:r>
+        <w:t>How it's delivered</w:t>
+      </w:r>
+    </w:p>
+    <w:p>
+      <w:r>
+        <w:t xml:space="preserve">A branded </w:t>
+      </w:r>
+      <w:r>
+        <w:rPr>
+          <w:b/>
+        </w:rPr>
+        <w:t>Word</w:t>
+      </w:r>
+      <w:r>
+        <w:t xml:space="preserve"> document and </w:t>
+      </w:r>
+      <w:r>
+        <w:rPr>
+          <w:b/>
+        </w:rPr>
+        <w:t>PDF</w:t>
+      </w:r>
+      <w:r>
+        <w:t xml:space="preserve"> (cover, table of contents, page numbers, and a scripts appendix), plus all five PowerShell scripts in a single </w:t>
+      </w:r>
+      <w:r>
+        <w:rPr>
+          <w:b/>
+        </w:rPr>
+        <w:t>ZIP</w:t>
+      </w:r>
+      <w:r>
+        <w:t xml:space="preserve"> — yours to keep and reuse across </w:t>
+      </w:r>
+      <w:r>
+        <w:rPr>
+          <w:b/>
+        </w:rPr>
+        <w:t>unlimited devices</w:t>
+      </w:r>
+      <w:r>
+        <w:t>.</w:t>
+      </w:r>
+    </w:p>
+    <w:p>
+      <w:r>
+        <w:br w:type="page"/>
+      </w:r>
+    </w:p>
+    <w:p>
+      <w:pPr>
+        <w:pStyle w:val="Heading1"/>
+      </w:pPr>
+      <w:r>
+        <w:t>Appendix A — PowerShell Scripts</w:t>
+      </w:r>
+    </w:p>
+    <w:p>
+      <w:r>
+        <w:t>The following scripts are included in the accompanying ZIP. Each script's own header documents its full usage and expected results.</w:t>
+      </w:r>
+    </w:p>
+    <w:p>
+      <w:pPr>
+        <w:pStyle w:val="Heading2"/>
+      </w:pPr>
+      <w:r>
+        <w:t>IOSSDM-DeviceReport.ps1</w:t>
+      </w:r>
+    </w:p>
+    <w:p>
+      <w:r>
+        <w:rPr>
+          <w:b/>
+        </w:rPr>
+        <w:t>Purpose:</w:t>
+      </w:r>
+      <w:r>
+        <w:t xml:space="preserve"> Exports every iOS managed device that looks like a shared appliance phone — no primary user — with supervision state, enrolled-by account, compliance, OS version, and last check-in. Flags any iOS device that unexpectedly HAS a primary user (i.e. not truly shared).</w:t>
+      </w:r>
+    </w:p>
+    <w:p>
+      <w:r>
+        <w:rPr>
+          <w:b/>
+        </w:rPr>
+        <w:t>How to run:</w:t>
+      </w:r>
+      <w:r>
+        <w:t xml:space="preserve"> Install-Module Microsoft.Graph -Scope CurrentUser   # once .\IOSSDM-DeviceReport.ps1 .\IOSSDM-DeviceReport.ps1 -CsvPath C:\Temp\shared-iphones.csv .\IOSSDM-DeviceReport.ps1 -DemAccountLike dem-ios-shared</w:t>
+      </w:r>
+    </w:p>
+    <w:p>
+      <w:pPr>
+        <w:pStyle w:val="Heading2"/>
+      </w:pPr>
+      <w:r>
+        <w:t>IOSSDM-Discovery.ps1</w:t>
+      </w:r>
+    </w:p>
+    <w:p>
+      <w:r>
+        <w:rPr>
+          <w:b/>
+        </w:rPr>
+        <w:t>Purpose:</w:t>
+      </w:r>
+      <w:r>
+        <w:t xml:space="preserve"> Confirms the building blocks of the shared-device model exist: the Apple MDM Push (APNs) certificate, an Apple ADE enrollment token, the </w:t>
+      </w:r>
+      <w:r>
+        <w:rPr>
+          <w:rFonts w:ascii="Consolas" w:hAnsi="Consolas"/>
+          <w:sz w:val="19"/>
+        </w:rPr>
+        <w:t>iOS – Shared Devices</w:t>
+      </w:r>
+      <w:r>
         <w:t xml:space="preserve"> group, the kiosk lockdown and device-restrictions profiles, the Cisco Webex app, and an iOS compliance policy. (The Device Enrollment Manager account is confirmed in the Intune portal — Devices &gt; Enrollment &gt; Device enrollment managers — as it has no stable Graph list endpoint.)</w:t>
       </w:r>
     </w:p>
@@ -6949,7 +7264,7 @@
         <w:t>How to run:</w:t>
       </w:r>
       <w:r>
-        <w:t xml:space="preserve"> Install-Module Microsoft.Graph -Scope CurrentUser   # once # Audit only (no changes): .\IOSSDM-Remediation.ps1 # Remove the primary user from a specific shared device (explicit opt-in): .\IOSSDM-Remediation.ps1 -Apply -DeviceName "SHARED-IPHONE-01"</w:t>
+        <w:t xml:space="preserve"> Install-Module Microsoft.Graph -Scope CurrentUser   # once Audit only (no changes): .\IOSSDM-Remediation.ps1 Remove the primary user from a specific shared device (explicit opt-in): .\IOSSDM-Remediation.ps1 -Apply -DeviceName "SHARED-IPHONE-01"</w:t>
       </w:r>
     </w:p>
     <w:p>
